--- a/lyrics/Holy_Trinity_Filipino_Mass_St_Joseph_31_May_2026.docx
+++ b/lyrics/Holy_Trinity_Filipino_Mass_St_Joseph_31_May_2026.docx
@@ -24,25 +24,27 @@
     <w:p>
       <w:pPr>
         <w:rPr>
-          <w:sz w:val="20"/>
-          <w:szCs w:val="20"/>
-        </w:rPr>
-      </w:pPr>
-    </w:p>
-    <w:p>
-      <w:pPr>
-        <w:rPr>
-          <w:sz w:val="20"/>
-          <w:szCs w:val="20"/>
-        </w:rPr>
-      </w:pPr>
-      <w:r>
-        <w:rPr>
           <w:b/>
           <w:bCs/>
           <w:sz w:val="20"/>
           <w:szCs w:val="20"/>
         </w:rPr>
+      </w:pPr>
+    </w:p>
+    <w:p>
+      <w:pPr>
+        <w:rPr>
+          <w:sz w:val="20"/>
+          <w:szCs w:val="20"/>
+        </w:rPr>
+      </w:pPr>
+      <w:r>
+        <w:rPr>
+          <w:b/>
+          <w:bCs/>
+          <w:sz w:val="20"/>
+          <w:szCs w:val="20"/>
+        </w:rPr>
         <w:t>Father, In My Life I See</w:t>
       </w:r>
     </w:p>
@@ -66,307 +68,1267 @@
     </w:p>
     <w:p>
       <w:pPr>
-        <w:ind w:left="360"/>
-        <w:rPr>
-          <w:sz w:val="20"/>
-          <w:szCs w:val="20"/>
-        </w:rPr>
-      </w:pPr>
-      <w:r>
-        <w:rPr>
-          <w:sz w:val="20"/>
-          <w:szCs w:val="20"/>
-        </w:rPr>
-        <w:t>Father, in my life I see</w:t>
-      </w:r>
-    </w:p>
-    <w:p>
-      <w:pPr>
-        <w:ind w:left="360"/>
-        <w:rPr>
-          <w:sz w:val="20"/>
-          <w:szCs w:val="20"/>
-        </w:rPr>
-      </w:pPr>
-      <w:r>
-        <w:rPr>
-          <w:sz w:val="20"/>
-          <w:szCs w:val="20"/>
-        </w:rPr>
-        <w:t>You are God who walks with me</w:t>
-      </w:r>
-    </w:p>
-    <w:p>
-      <w:pPr>
-        <w:ind w:left="360"/>
-        <w:rPr>
-          <w:sz w:val="20"/>
-          <w:szCs w:val="20"/>
-        </w:rPr>
-      </w:pPr>
-      <w:r>
-        <w:rPr>
-          <w:sz w:val="20"/>
-          <w:szCs w:val="20"/>
-        </w:rPr>
-        <w:t>You hold my life in Your hands</w:t>
-      </w:r>
-    </w:p>
-    <w:p>
-      <w:pPr>
-        <w:ind w:left="360"/>
-        <w:rPr>
-          <w:sz w:val="20"/>
-          <w:szCs w:val="20"/>
-        </w:rPr>
-      </w:pPr>
-      <w:r>
-        <w:rPr>
-          <w:sz w:val="20"/>
-          <w:szCs w:val="20"/>
-        </w:rPr>
-        <w:t>Close beside You I will stand</w:t>
-      </w:r>
-    </w:p>
-    <w:p>
-      <w:pPr>
-        <w:ind w:left="360"/>
-        <w:rPr>
-          <w:sz w:val="20"/>
-          <w:szCs w:val="20"/>
-        </w:rPr>
-      </w:pPr>
-      <w:r>
-        <w:rPr>
-          <w:sz w:val="20"/>
-          <w:szCs w:val="20"/>
-        </w:rPr>
-        <w:t>I give all my life to You</w:t>
-      </w:r>
-    </w:p>
-    <w:p>
-      <w:pPr>
-        <w:ind w:left="360"/>
-        <w:rPr>
-          <w:sz w:val="20"/>
-          <w:szCs w:val="20"/>
-        </w:rPr>
-      </w:pPr>
-      <w:r>
-        <w:rPr>
-          <w:sz w:val="20"/>
-          <w:szCs w:val="20"/>
-        </w:rPr>
-        <w:t>Help me, Father, to be true</w:t>
-      </w:r>
-    </w:p>
-    <w:p>
-      <w:pPr>
-        <w:rPr>
-          <w:sz w:val="20"/>
-          <w:szCs w:val="20"/>
-        </w:rPr>
-      </w:pPr>
-    </w:p>
-    <w:p>
-      <w:pPr>
-        <w:ind w:left="360"/>
-        <w:rPr>
-          <w:sz w:val="20"/>
-          <w:szCs w:val="20"/>
-        </w:rPr>
-      </w:pPr>
-      <w:r>
-        <w:rPr>
-          <w:sz w:val="20"/>
-          <w:szCs w:val="20"/>
-        </w:rPr>
-        <w:t>Jesus, in my life I see</w:t>
-      </w:r>
-    </w:p>
-    <w:p>
-      <w:pPr>
-        <w:ind w:left="360"/>
-        <w:rPr>
-          <w:sz w:val="20"/>
-          <w:szCs w:val="20"/>
-        </w:rPr>
-      </w:pPr>
-      <w:r>
-        <w:rPr>
-          <w:sz w:val="20"/>
-          <w:szCs w:val="20"/>
-        </w:rPr>
-        <w:t>You are God who walks with me</w:t>
-      </w:r>
-    </w:p>
-    <w:p>
-      <w:pPr>
-        <w:ind w:left="360"/>
-        <w:rPr>
-          <w:sz w:val="20"/>
-          <w:szCs w:val="20"/>
-        </w:rPr>
-      </w:pPr>
-      <w:r>
-        <w:rPr>
-          <w:sz w:val="20"/>
-          <w:szCs w:val="20"/>
-        </w:rPr>
-        <w:t>You hold my life in Your hands</w:t>
-      </w:r>
-    </w:p>
-    <w:p>
-      <w:pPr>
-        <w:ind w:left="360"/>
-        <w:rPr>
-          <w:sz w:val="20"/>
-          <w:szCs w:val="20"/>
-        </w:rPr>
-      </w:pPr>
-      <w:r>
-        <w:rPr>
-          <w:sz w:val="20"/>
-          <w:szCs w:val="20"/>
-        </w:rPr>
-        <w:t>Close beside You I will stand</w:t>
-      </w:r>
-    </w:p>
-    <w:p>
-      <w:pPr>
-        <w:ind w:left="360"/>
-        <w:rPr>
-          <w:sz w:val="20"/>
-          <w:szCs w:val="20"/>
-        </w:rPr>
-      </w:pPr>
-      <w:r>
-        <w:rPr>
-          <w:sz w:val="20"/>
-          <w:szCs w:val="20"/>
-        </w:rPr>
-        <w:t>I give all my life to You</w:t>
-      </w:r>
-    </w:p>
-    <w:p>
-      <w:pPr>
-        <w:ind w:left="360"/>
-        <w:rPr>
-          <w:sz w:val="20"/>
-          <w:szCs w:val="20"/>
-        </w:rPr>
-      </w:pPr>
-      <w:r>
-        <w:rPr>
-          <w:sz w:val="20"/>
-          <w:szCs w:val="20"/>
-        </w:rPr>
-        <w:t>Help me, Jesus, to be true</w:t>
-      </w:r>
-    </w:p>
-    <w:p>
-      <w:pPr>
-        <w:rPr>
-          <w:sz w:val="20"/>
-          <w:szCs w:val="20"/>
-        </w:rPr>
-      </w:pPr>
-    </w:p>
-    <w:p>
-      <w:pPr>
-        <w:ind w:left="360"/>
-        <w:rPr>
-          <w:sz w:val="20"/>
-          <w:szCs w:val="20"/>
-        </w:rPr>
-      </w:pPr>
-      <w:r>
-        <w:rPr>
-          <w:sz w:val="20"/>
-          <w:szCs w:val="20"/>
-        </w:rPr>
-        <w:t>Spirit, in my life I see</w:t>
-      </w:r>
-    </w:p>
-    <w:p>
-      <w:pPr>
-        <w:ind w:left="360"/>
-        <w:rPr>
-          <w:sz w:val="20"/>
-          <w:szCs w:val="20"/>
-        </w:rPr>
-      </w:pPr>
-      <w:r>
-        <w:rPr>
-          <w:sz w:val="20"/>
-          <w:szCs w:val="20"/>
-        </w:rPr>
-        <w:t>You are God who walks with me</w:t>
-      </w:r>
-    </w:p>
-    <w:p>
-      <w:pPr>
-        <w:ind w:left="360"/>
-        <w:rPr>
-          <w:sz w:val="20"/>
-          <w:szCs w:val="20"/>
-        </w:rPr>
-      </w:pPr>
-      <w:r>
-        <w:rPr>
-          <w:sz w:val="20"/>
-          <w:szCs w:val="20"/>
-        </w:rPr>
-        <w:t>You hold my life in Your hands</w:t>
-      </w:r>
-    </w:p>
-    <w:p>
-      <w:pPr>
-        <w:ind w:left="360"/>
-        <w:rPr>
-          <w:sz w:val="20"/>
-          <w:szCs w:val="20"/>
-        </w:rPr>
-      </w:pPr>
-      <w:r>
-        <w:rPr>
-          <w:sz w:val="20"/>
-          <w:szCs w:val="20"/>
-        </w:rPr>
-        <w:t>Close beside You I will stand</w:t>
-      </w:r>
-    </w:p>
-    <w:p>
-      <w:pPr>
-        <w:ind w:left="360"/>
-        <w:rPr>
-          <w:sz w:val="20"/>
-          <w:szCs w:val="20"/>
-        </w:rPr>
-      </w:pPr>
-      <w:r>
-        <w:rPr>
-          <w:sz w:val="20"/>
-          <w:szCs w:val="20"/>
-        </w:rPr>
-        <w:t>I give all my life to You</w:t>
-      </w:r>
-    </w:p>
-    <w:p>
-      <w:pPr>
-        <w:ind w:left="360"/>
-        <w:rPr>
-          <w:sz w:val="20"/>
-          <w:szCs w:val="20"/>
-        </w:rPr>
-      </w:pPr>
-      <w:r>
-        <w:rPr>
-          <w:sz w:val="20"/>
-          <w:szCs w:val="20"/>
-        </w:rPr>
-        <w:t>Help me, Spirit, to be true</w:t>
-      </w:r>
+        <w:ind w:left="357"/>
+        <w:rPr>
+          <w:sz w:val="20"/>
+          <w:szCs w:val="20"/>
+          <w:lang w:val="en-PH"/>
+        </w:rPr>
+      </w:pPr>
+      <w:r>
+        <w:rPr>
+          <w:sz w:val="20"/>
+          <w:szCs w:val="20"/>
+          <w:lang w:val="en-PH"/>
+        </w:rPr>
+        <w:t>Koro:</w:t>
+      </w:r>
+    </w:p>
+    <w:p>
+      <w:pPr>
+        <w:ind w:left="357"/>
+        <w:rPr>
+          <w:sz w:val="20"/>
+          <w:szCs w:val="20"/>
+          <w:lang w:val="en-PH"/>
+        </w:rPr>
+      </w:pPr>
+      <w:r>
+        <w:rPr>
+          <w:sz w:val="20"/>
+          <w:szCs w:val="20"/>
+          <w:lang w:val="en-PH"/>
+        </w:rPr>
+        <w:t xml:space="preserve">Sa </w:t>
+      </w:r>
+      <w:proofErr w:type="spellStart"/>
+      <w:r>
+        <w:rPr>
+          <w:sz w:val="20"/>
+          <w:szCs w:val="20"/>
+          <w:lang w:val="en-PH"/>
+        </w:rPr>
+        <w:t>piging</w:t>
+      </w:r>
+      <w:proofErr w:type="spellEnd"/>
+      <w:r>
+        <w:rPr>
+          <w:sz w:val="20"/>
+          <w:szCs w:val="20"/>
+          <w:lang w:val="en-PH"/>
+        </w:rPr>
+        <w:t xml:space="preserve"> ng </w:t>
+      </w:r>
+      <w:proofErr w:type="spellStart"/>
+      <w:r>
+        <w:rPr>
+          <w:sz w:val="20"/>
+          <w:szCs w:val="20"/>
+          <w:lang w:val="en-PH"/>
+        </w:rPr>
+        <w:t>ating</w:t>
+      </w:r>
+      <w:proofErr w:type="spellEnd"/>
+      <w:r>
+        <w:rPr>
+          <w:sz w:val="20"/>
+          <w:szCs w:val="20"/>
+          <w:lang w:val="en-PH"/>
+        </w:rPr>
+        <w:t xml:space="preserve"> </w:t>
+      </w:r>
+      <w:proofErr w:type="spellStart"/>
+      <w:r>
+        <w:rPr>
+          <w:sz w:val="20"/>
+          <w:szCs w:val="20"/>
+          <w:lang w:val="en-PH"/>
+        </w:rPr>
+        <w:t>Panginoon</w:t>
+      </w:r>
+      <w:proofErr w:type="spellEnd"/>
+      <w:r>
+        <w:rPr>
+          <w:sz w:val="20"/>
+          <w:szCs w:val="20"/>
+          <w:lang w:val="en-PH"/>
+        </w:rPr>
+        <w:t xml:space="preserve">, </w:t>
+      </w:r>
+      <w:proofErr w:type="spellStart"/>
+      <w:r>
+        <w:rPr>
+          <w:sz w:val="20"/>
+          <w:szCs w:val="20"/>
+          <w:lang w:val="en-PH"/>
+        </w:rPr>
+        <w:t>tayo'y</w:t>
+      </w:r>
+      <w:proofErr w:type="spellEnd"/>
+      <w:r>
+        <w:rPr>
+          <w:sz w:val="20"/>
+          <w:szCs w:val="20"/>
+          <w:lang w:val="en-PH"/>
+        </w:rPr>
+        <w:t xml:space="preserve"> </w:t>
+      </w:r>
+      <w:proofErr w:type="spellStart"/>
+      <w:r>
+        <w:rPr>
+          <w:sz w:val="20"/>
+          <w:szCs w:val="20"/>
+          <w:lang w:val="en-PH"/>
+        </w:rPr>
+        <w:t>laging</w:t>
+      </w:r>
+      <w:proofErr w:type="spellEnd"/>
+      <w:r>
+        <w:rPr>
+          <w:sz w:val="20"/>
+          <w:szCs w:val="20"/>
+          <w:lang w:val="en-PH"/>
+        </w:rPr>
+        <w:t xml:space="preserve"> </w:t>
+      </w:r>
+      <w:proofErr w:type="spellStart"/>
+      <w:r>
+        <w:rPr>
+          <w:sz w:val="20"/>
+          <w:szCs w:val="20"/>
+          <w:lang w:val="en-PH"/>
+        </w:rPr>
+        <w:t>nagtitipon</w:t>
+      </w:r>
+      <w:proofErr w:type="spellEnd"/>
+    </w:p>
+    <w:p>
+      <w:pPr>
+        <w:ind w:left="357"/>
+        <w:rPr>
+          <w:sz w:val="20"/>
+          <w:szCs w:val="20"/>
+          <w:lang w:val="en-PH"/>
+        </w:rPr>
+      </w:pPr>
+      <w:r>
+        <w:rPr>
+          <w:sz w:val="20"/>
+          <w:szCs w:val="20"/>
+          <w:lang w:val="en-PH"/>
+        </w:rPr>
+        <w:t xml:space="preserve">Upang </w:t>
+      </w:r>
+      <w:proofErr w:type="spellStart"/>
+      <w:r>
+        <w:rPr>
+          <w:sz w:val="20"/>
+          <w:szCs w:val="20"/>
+          <w:lang w:val="en-PH"/>
+        </w:rPr>
+        <w:t>matutong</w:t>
+      </w:r>
+      <w:proofErr w:type="spellEnd"/>
+      <w:r>
+        <w:rPr>
+          <w:sz w:val="20"/>
+          <w:szCs w:val="20"/>
+          <w:lang w:val="en-PH"/>
+        </w:rPr>
+        <w:t xml:space="preserve"> </w:t>
+      </w:r>
+      <w:proofErr w:type="spellStart"/>
+      <w:r>
+        <w:rPr>
+          <w:sz w:val="20"/>
+          <w:szCs w:val="20"/>
+          <w:lang w:val="en-PH"/>
+        </w:rPr>
+        <w:t>magmahalan</w:t>
+      </w:r>
+      <w:proofErr w:type="spellEnd"/>
+    </w:p>
+    <w:p>
+      <w:pPr>
+        <w:ind w:left="357"/>
+        <w:rPr>
+          <w:sz w:val="20"/>
+          <w:szCs w:val="20"/>
+          <w:lang w:val="en-PH"/>
+        </w:rPr>
+      </w:pPr>
+      <w:r>
+        <w:rPr>
+          <w:sz w:val="20"/>
+          <w:szCs w:val="20"/>
+          <w:lang w:val="en-PH"/>
+        </w:rPr>
+        <w:t xml:space="preserve">Sa </w:t>
+      </w:r>
+      <w:proofErr w:type="spellStart"/>
+      <w:r>
+        <w:rPr>
+          <w:sz w:val="20"/>
+          <w:szCs w:val="20"/>
+          <w:lang w:val="en-PH"/>
+        </w:rPr>
+        <w:t>pag-ibig</w:t>
+      </w:r>
+      <w:proofErr w:type="spellEnd"/>
+      <w:r>
+        <w:rPr>
+          <w:sz w:val="20"/>
+          <w:szCs w:val="20"/>
+          <w:lang w:val="en-PH"/>
+        </w:rPr>
+        <w:t xml:space="preserve"> </w:t>
+      </w:r>
+      <w:proofErr w:type="spellStart"/>
+      <w:r>
+        <w:rPr>
+          <w:sz w:val="20"/>
+          <w:szCs w:val="20"/>
+          <w:lang w:val="en-PH"/>
+        </w:rPr>
+        <w:t>na</w:t>
+      </w:r>
+      <w:proofErr w:type="spellEnd"/>
+      <w:r>
+        <w:rPr>
+          <w:sz w:val="20"/>
+          <w:szCs w:val="20"/>
+          <w:lang w:val="en-PH"/>
+        </w:rPr>
+        <w:t xml:space="preserve"> </w:t>
+      </w:r>
+      <w:proofErr w:type="spellStart"/>
+      <w:r>
+        <w:rPr>
+          <w:sz w:val="20"/>
+          <w:szCs w:val="20"/>
+          <w:lang w:val="en-PH"/>
+        </w:rPr>
+        <w:t>makamtan</w:t>
+      </w:r>
+      <w:proofErr w:type="spellEnd"/>
+      <w:r>
+        <w:rPr>
+          <w:sz w:val="20"/>
+          <w:szCs w:val="20"/>
+          <w:lang w:val="en-PH"/>
+        </w:rPr>
+        <w:t>.</w:t>
+      </w:r>
+    </w:p>
+    <w:p>
+      <w:pPr>
+        <w:ind w:left="357"/>
+        <w:rPr>
+          <w:sz w:val="20"/>
+          <w:szCs w:val="20"/>
+          <w:lang w:val="en-PH"/>
+        </w:rPr>
+      </w:pPr>
+    </w:p>
+    <w:p>
+      <w:pPr>
+        <w:ind w:left="357"/>
+        <w:rPr>
+          <w:sz w:val="20"/>
+          <w:szCs w:val="20"/>
+          <w:lang w:val="en-PH"/>
+        </w:rPr>
+      </w:pPr>
+      <w:r>
+        <w:rPr>
+          <w:sz w:val="20"/>
+          <w:szCs w:val="20"/>
+          <w:lang w:val="en-PH"/>
+        </w:rPr>
+        <w:t>Verse 1</w:t>
+      </w:r>
+    </w:p>
+    <w:p>
+      <w:pPr>
+        <w:ind w:left="357"/>
+        <w:rPr>
+          <w:sz w:val="20"/>
+          <w:szCs w:val="20"/>
+          <w:lang w:val="en-PH"/>
+        </w:rPr>
+      </w:pPr>
+      <w:r>
+        <w:rPr>
+          <w:sz w:val="20"/>
+          <w:szCs w:val="20"/>
+          <w:lang w:val="en-PH"/>
+        </w:rPr>
+        <w:t xml:space="preserve">Buhay ay </w:t>
+      </w:r>
+      <w:proofErr w:type="spellStart"/>
+      <w:r>
+        <w:rPr>
+          <w:sz w:val="20"/>
+          <w:szCs w:val="20"/>
+          <w:lang w:val="en-PH"/>
+        </w:rPr>
+        <w:t>inialay</w:t>
+      </w:r>
+      <w:proofErr w:type="spellEnd"/>
+      <w:r>
+        <w:rPr>
+          <w:sz w:val="20"/>
+          <w:szCs w:val="20"/>
+          <w:lang w:val="en-PH"/>
+        </w:rPr>
+        <w:t xml:space="preserve"> </w:t>
+      </w:r>
+      <w:proofErr w:type="spellStart"/>
+      <w:r>
+        <w:rPr>
+          <w:sz w:val="20"/>
+          <w:szCs w:val="20"/>
+          <w:lang w:val="en-PH"/>
+        </w:rPr>
+        <w:t>N’ya</w:t>
+      </w:r>
+      <w:proofErr w:type="spellEnd"/>
+      <w:r>
+        <w:rPr>
+          <w:sz w:val="20"/>
+          <w:szCs w:val="20"/>
+          <w:lang w:val="en-PH"/>
+        </w:rPr>
+        <w:t xml:space="preserve"> </w:t>
+      </w:r>
+      <w:proofErr w:type="spellStart"/>
+      <w:r>
+        <w:rPr>
+          <w:sz w:val="20"/>
+          <w:szCs w:val="20"/>
+          <w:lang w:val="en-PH"/>
+        </w:rPr>
+        <w:t>sa</w:t>
+      </w:r>
+      <w:proofErr w:type="spellEnd"/>
+      <w:r>
+        <w:rPr>
+          <w:sz w:val="20"/>
+          <w:szCs w:val="20"/>
+          <w:lang w:val="en-PH"/>
+        </w:rPr>
+        <w:t xml:space="preserve"> </w:t>
+      </w:r>
+      <w:proofErr w:type="spellStart"/>
+      <w:r>
+        <w:rPr>
+          <w:sz w:val="20"/>
+          <w:szCs w:val="20"/>
+          <w:lang w:val="en-PH"/>
+        </w:rPr>
+        <w:t>Dakilang</w:t>
+      </w:r>
+      <w:proofErr w:type="spellEnd"/>
+      <w:r>
+        <w:rPr>
+          <w:sz w:val="20"/>
+          <w:szCs w:val="20"/>
+          <w:lang w:val="en-PH"/>
+        </w:rPr>
+        <w:t xml:space="preserve"> </w:t>
+      </w:r>
+      <w:proofErr w:type="spellStart"/>
+      <w:r>
+        <w:rPr>
+          <w:sz w:val="20"/>
+          <w:szCs w:val="20"/>
+          <w:lang w:val="en-PH"/>
+        </w:rPr>
+        <w:t>Diyos</w:t>
+      </w:r>
+      <w:proofErr w:type="spellEnd"/>
+      <w:r>
+        <w:rPr>
+          <w:sz w:val="20"/>
+          <w:szCs w:val="20"/>
+          <w:lang w:val="en-PH"/>
+        </w:rPr>
+        <w:t xml:space="preserve"> Ama</w:t>
+      </w:r>
+    </w:p>
+    <w:p>
+      <w:pPr>
+        <w:ind w:left="357"/>
+        <w:rPr>
+          <w:sz w:val="20"/>
+          <w:szCs w:val="20"/>
+          <w:lang w:val="en-PH"/>
+        </w:rPr>
+      </w:pPr>
+      <w:r>
+        <w:rPr>
+          <w:sz w:val="20"/>
+          <w:szCs w:val="20"/>
+          <w:lang w:val="en-PH"/>
+        </w:rPr>
+        <w:t xml:space="preserve">Upang </w:t>
+      </w:r>
+      <w:proofErr w:type="spellStart"/>
+      <w:r>
+        <w:rPr>
+          <w:sz w:val="20"/>
+          <w:szCs w:val="20"/>
+          <w:lang w:val="en-PH"/>
+        </w:rPr>
+        <w:t>atin</w:t>
+      </w:r>
+      <w:proofErr w:type="spellEnd"/>
+      <w:r>
+        <w:rPr>
+          <w:sz w:val="20"/>
+          <w:szCs w:val="20"/>
+          <w:lang w:val="en-PH"/>
+        </w:rPr>
+        <w:t xml:space="preserve"> </w:t>
+      </w:r>
+      <w:proofErr w:type="spellStart"/>
+      <w:r>
+        <w:rPr>
+          <w:sz w:val="20"/>
+          <w:szCs w:val="20"/>
+          <w:lang w:val="en-PH"/>
+        </w:rPr>
+        <w:t>nang</w:t>
+      </w:r>
+      <w:proofErr w:type="spellEnd"/>
+      <w:r>
+        <w:rPr>
+          <w:sz w:val="20"/>
+          <w:szCs w:val="20"/>
+          <w:lang w:val="en-PH"/>
+        </w:rPr>
+        <w:t xml:space="preserve"> </w:t>
+      </w:r>
+      <w:proofErr w:type="spellStart"/>
+      <w:r>
+        <w:rPr>
+          <w:sz w:val="20"/>
+          <w:szCs w:val="20"/>
+          <w:lang w:val="en-PH"/>
+        </w:rPr>
+        <w:t>makamtan</w:t>
+      </w:r>
+      <w:proofErr w:type="spellEnd"/>
+    </w:p>
+    <w:p>
+      <w:pPr>
+        <w:ind w:left="357"/>
+        <w:rPr>
+          <w:sz w:val="20"/>
+          <w:szCs w:val="20"/>
+          <w:lang w:val="en-PH"/>
+        </w:rPr>
+      </w:pPr>
+      <w:r>
+        <w:rPr>
+          <w:sz w:val="20"/>
+          <w:szCs w:val="20"/>
+          <w:lang w:val="en-PH"/>
+        </w:rPr>
+        <w:t xml:space="preserve">Buhay </w:t>
+      </w:r>
+      <w:proofErr w:type="spellStart"/>
+      <w:r>
+        <w:rPr>
+          <w:sz w:val="20"/>
+          <w:szCs w:val="20"/>
+          <w:lang w:val="en-PH"/>
+        </w:rPr>
+        <w:t>na</w:t>
+      </w:r>
+      <w:proofErr w:type="spellEnd"/>
+      <w:r>
+        <w:rPr>
+          <w:sz w:val="20"/>
+          <w:szCs w:val="20"/>
+          <w:lang w:val="en-PH"/>
+        </w:rPr>
+        <w:t xml:space="preserve"> </w:t>
+      </w:r>
+      <w:proofErr w:type="spellStart"/>
+      <w:r>
+        <w:rPr>
+          <w:sz w:val="20"/>
+          <w:szCs w:val="20"/>
+          <w:lang w:val="en-PH"/>
+        </w:rPr>
+        <w:t>walang</w:t>
+      </w:r>
+      <w:proofErr w:type="spellEnd"/>
+      <w:r>
+        <w:rPr>
+          <w:sz w:val="20"/>
+          <w:szCs w:val="20"/>
+          <w:lang w:val="en-PH"/>
+        </w:rPr>
+        <w:t xml:space="preserve"> </w:t>
+      </w:r>
+      <w:proofErr w:type="spellStart"/>
+      <w:r>
+        <w:rPr>
+          <w:sz w:val="20"/>
+          <w:szCs w:val="20"/>
+          <w:lang w:val="en-PH"/>
+        </w:rPr>
+        <w:t>hanggan</w:t>
+      </w:r>
+      <w:proofErr w:type="spellEnd"/>
+    </w:p>
+    <w:p>
+      <w:pPr>
+        <w:ind w:left="357"/>
+        <w:rPr>
+          <w:sz w:val="20"/>
+          <w:szCs w:val="20"/>
+          <w:lang w:val="en-PH"/>
+        </w:rPr>
+      </w:pPr>
+    </w:p>
+    <w:p>
+      <w:pPr>
+        <w:ind w:left="357"/>
+        <w:rPr>
+          <w:sz w:val="20"/>
+          <w:szCs w:val="20"/>
+          <w:lang w:val="en-PH"/>
+        </w:rPr>
+      </w:pPr>
+      <w:r>
+        <w:rPr>
+          <w:sz w:val="20"/>
+          <w:szCs w:val="20"/>
+          <w:lang w:val="en-PH"/>
+        </w:rPr>
+        <w:t>Verse 2</w:t>
+      </w:r>
+    </w:p>
+    <w:p>
+      <w:pPr>
+        <w:ind w:left="357"/>
+        <w:rPr>
+          <w:sz w:val="20"/>
+          <w:szCs w:val="20"/>
+          <w:lang w:val="en-PH"/>
+        </w:rPr>
+      </w:pPr>
+      <w:r>
+        <w:rPr>
+          <w:sz w:val="20"/>
+          <w:szCs w:val="20"/>
+          <w:lang w:val="en-PH"/>
+        </w:rPr>
+        <w:t xml:space="preserve">Buhay ay </w:t>
+      </w:r>
+      <w:proofErr w:type="spellStart"/>
+      <w:r>
+        <w:rPr>
+          <w:sz w:val="20"/>
+          <w:szCs w:val="20"/>
+          <w:lang w:val="en-PH"/>
+        </w:rPr>
+        <w:t>inialay</w:t>
+      </w:r>
+      <w:proofErr w:type="spellEnd"/>
+      <w:r>
+        <w:rPr>
+          <w:sz w:val="20"/>
+          <w:szCs w:val="20"/>
+          <w:lang w:val="en-PH"/>
+        </w:rPr>
+        <w:t xml:space="preserve"> </w:t>
+      </w:r>
+      <w:proofErr w:type="spellStart"/>
+      <w:r>
+        <w:rPr>
+          <w:sz w:val="20"/>
+          <w:szCs w:val="20"/>
+          <w:lang w:val="en-PH"/>
+        </w:rPr>
+        <w:t>N’ya</w:t>
+      </w:r>
+      <w:proofErr w:type="spellEnd"/>
+      <w:r>
+        <w:rPr>
+          <w:sz w:val="20"/>
+          <w:szCs w:val="20"/>
+          <w:lang w:val="en-PH"/>
+        </w:rPr>
+        <w:t xml:space="preserve">, </w:t>
+      </w:r>
+      <w:proofErr w:type="spellStart"/>
+      <w:r>
+        <w:rPr>
+          <w:sz w:val="20"/>
+          <w:szCs w:val="20"/>
+          <w:lang w:val="en-PH"/>
+        </w:rPr>
+        <w:t>upang</w:t>
+      </w:r>
+      <w:proofErr w:type="spellEnd"/>
+      <w:r>
+        <w:rPr>
+          <w:sz w:val="20"/>
+          <w:szCs w:val="20"/>
+          <w:lang w:val="en-PH"/>
+        </w:rPr>
+        <w:t xml:space="preserve"> </w:t>
+      </w:r>
+      <w:proofErr w:type="spellStart"/>
+      <w:r>
+        <w:rPr>
+          <w:sz w:val="20"/>
+          <w:szCs w:val="20"/>
+          <w:lang w:val="en-PH"/>
+        </w:rPr>
+        <w:t>tayo’y</w:t>
+      </w:r>
+      <w:proofErr w:type="spellEnd"/>
+      <w:r>
+        <w:rPr>
+          <w:sz w:val="20"/>
+          <w:szCs w:val="20"/>
+          <w:lang w:val="en-PH"/>
+        </w:rPr>
+        <w:t xml:space="preserve"> </w:t>
+      </w:r>
+      <w:proofErr w:type="spellStart"/>
+      <w:r>
+        <w:rPr>
+          <w:sz w:val="20"/>
+          <w:szCs w:val="20"/>
+          <w:lang w:val="en-PH"/>
+        </w:rPr>
+        <w:t>magkaisa</w:t>
+      </w:r>
+      <w:proofErr w:type="spellEnd"/>
+    </w:p>
+    <w:p>
+      <w:pPr>
+        <w:ind w:left="357"/>
+        <w:rPr>
+          <w:sz w:val="20"/>
+          <w:szCs w:val="20"/>
+          <w:lang w:val="en-PH"/>
+        </w:rPr>
+      </w:pPr>
+      <w:r>
+        <w:rPr>
+          <w:sz w:val="20"/>
+          <w:szCs w:val="20"/>
+          <w:lang w:val="en-PH"/>
+        </w:rPr>
+        <w:t xml:space="preserve">Sa </w:t>
+      </w:r>
+      <w:proofErr w:type="spellStart"/>
+      <w:r>
+        <w:rPr>
+          <w:sz w:val="20"/>
+          <w:szCs w:val="20"/>
+          <w:lang w:val="en-PH"/>
+        </w:rPr>
+        <w:t>paghahatid</w:t>
+      </w:r>
+      <w:proofErr w:type="spellEnd"/>
+      <w:r>
+        <w:rPr>
+          <w:sz w:val="20"/>
+          <w:szCs w:val="20"/>
+          <w:lang w:val="en-PH"/>
+        </w:rPr>
+        <w:t xml:space="preserve"> ng </w:t>
+      </w:r>
+      <w:proofErr w:type="spellStart"/>
+      <w:r>
+        <w:rPr>
+          <w:sz w:val="20"/>
+          <w:szCs w:val="20"/>
+          <w:lang w:val="en-PH"/>
+        </w:rPr>
+        <w:t>ligaya</w:t>
+      </w:r>
+      <w:proofErr w:type="spellEnd"/>
+      <w:r>
+        <w:rPr>
+          <w:sz w:val="20"/>
+          <w:szCs w:val="20"/>
+          <w:lang w:val="en-PH"/>
+        </w:rPr>
+        <w:t xml:space="preserve">, </w:t>
+      </w:r>
+      <w:proofErr w:type="spellStart"/>
+      <w:r>
+        <w:rPr>
+          <w:sz w:val="20"/>
+          <w:szCs w:val="20"/>
+          <w:lang w:val="en-PH"/>
+        </w:rPr>
+        <w:t>mula</w:t>
+      </w:r>
+      <w:proofErr w:type="spellEnd"/>
+      <w:r>
+        <w:rPr>
+          <w:sz w:val="20"/>
+          <w:szCs w:val="20"/>
+          <w:lang w:val="en-PH"/>
+        </w:rPr>
+        <w:t xml:space="preserve"> </w:t>
+      </w:r>
+      <w:proofErr w:type="spellStart"/>
+      <w:r>
+        <w:rPr>
+          <w:sz w:val="20"/>
+          <w:szCs w:val="20"/>
+          <w:lang w:val="en-PH"/>
+        </w:rPr>
+        <w:t>sa</w:t>
+      </w:r>
+      <w:proofErr w:type="spellEnd"/>
+      <w:r>
+        <w:rPr>
+          <w:sz w:val="20"/>
+          <w:szCs w:val="20"/>
+          <w:lang w:val="en-PH"/>
+        </w:rPr>
+        <w:t xml:space="preserve"> </w:t>
+      </w:r>
+      <w:proofErr w:type="spellStart"/>
+      <w:r>
+        <w:rPr>
+          <w:sz w:val="20"/>
+          <w:szCs w:val="20"/>
+          <w:lang w:val="en-PH"/>
+        </w:rPr>
+        <w:t>pag-ibig</w:t>
+      </w:r>
+      <w:proofErr w:type="spellEnd"/>
+      <w:r>
+        <w:rPr>
+          <w:sz w:val="20"/>
+          <w:szCs w:val="20"/>
+          <w:lang w:val="en-PH"/>
+        </w:rPr>
+        <w:t xml:space="preserve"> </w:t>
+      </w:r>
+      <w:proofErr w:type="spellStart"/>
+      <w:r>
+        <w:rPr>
+          <w:sz w:val="20"/>
+          <w:szCs w:val="20"/>
+          <w:lang w:val="en-PH"/>
+        </w:rPr>
+        <w:t>N’ya</w:t>
+      </w:r>
+      <w:proofErr w:type="spellEnd"/>
+    </w:p>
+    <w:p>
+      <w:pPr>
+        <w:ind w:left="357"/>
+        <w:rPr>
+          <w:sz w:val="20"/>
+          <w:szCs w:val="20"/>
+          <w:lang w:val="en-PH"/>
+        </w:rPr>
+      </w:pPr>
+    </w:p>
+    <w:p>
+      <w:pPr>
+        <w:ind w:left="357"/>
+        <w:rPr>
+          <w:sz w:val="20"/>
+          <w:szCs w:val="20"/>
+          <w:lang w:val="en-PH"/>
+        </w:rPr>
+      </w:pPr>
+      <w:r>
+        <w:rPr>
+          <w:sz w:val="20"/>
+          <w:szCs w:val="20"/>
+          <w:lang w:val="en-PH"/>
+        </w:rPr>
+        <w:t>Verse 3</w:t>
+      </w:r>
+    </w:p>
+    <w:p>
+      <w:pPr>
+        <w:ind w:left="357"/>
+        <w:rPr>
+          <w:sz w:val="20"/>
+          <w:szCs w:val="20"/>
+          <w:lang w:val="en-PH"/>
+        </w:rPr>
+      </w:pPr>
+      <w:r>
+        <w:rPr>
+          <w:sz w:val="20"/>
+          <w:szCs w:val="20"/>
+          <w:lang w:val="en-PH"/>
+        </w:rPr>
+        <w:t xml:space="preserve">May </w:t>
+      </w:r>
+      <w:proofErr w:type="spellStart"/>
+      <w:r>
+        <w:rPr>
+          <w:sz w:val="20"/>
+          <w:szCs w:val="20"/>
+          <w:lang w:val="en-PH"/>
+        </w:rPr>
+        <w:t>galak</w:t>
+      </w:r>
+      <w:proofErr w:type="spellEnd"/>
+      <w:r>
+        <w:rPr>
+          <w:sz w:val="20"/>
+          <w:szCs w:val="20"/>
+          <w:lang w:val="en-PH"/>
+        </w:rPr>
+        <w:t xml:space="preserve"> </w:t>
+      </w:r>
+      <w:proofErr w:type="spellStart"/>
+      <w:r>
+        <w:rPr>
+          <w:sz w:val="20"/>
+          <w:szCs w:val="20"/>
+          <w:lang w:val="en-PH"/>
+        </w:rPr>
+        <w:t>na</w:t>
+      </w:r>
+      <w:proofErr w:type="spellEnd"/>
+      <w:r>
+        <w:rPr>
+          <w:sz w:val="20"/>
+          <w:szCs w:val="20"/>
+          <w:lang w:val="en-PH"/>
+        </w:rPr>
+        <w:t xml:space="preserve"> </w:t>
+      </w:r>
+      <w:proofErr w:type="spellStart"/>
+      <w:r>
+        <w:rPr>
+          <w:sz w:val="20"/>
+          <w:szCs w:val="20"/>
+          <w:lang w:val="en-PH"/>
+        </w:rPr>
+        <w:t>makakamtan</w:t>
+      </w:r>
+      <w:proofErr w:type="spellEnd"/>
+      <w:r>
+        <w:rPr>
+          <w:sz w:val="20"/>
+          <w:szCs w:val="20"/>
+          <w:lang w:val="en-PH"/>
+        </w:rPr>
+        <w:t xml:space="preserve"> </w:t>
+      </w:r>
+      <w:proofErr w:type="spellStart"/>
+      <w:r>
+        <w:rPr>
+          <w:sz w:val="20"/>
+          <w:szCs w:val="20"/>
+          <w:lang w:val="en-PH"/>
+        </w:rPr>
+        <w:t>sa</w:t>
+      </w:r>
+      <w:proofErr w:type="spellEnd"/>
+      <w:r>
+        <w:rPr>
+          <w:sz w:val="20"/>
+          <w:szCs w:val="20"/>
+          <w:lang w:val="en-PH"/>
+        </w:rPr>
+        <w:t xml:space="preserve"> </w:t>
+      </w:r>
+      <w:proofErr w:type="spellStart"/>
+      <w:r>
+        <w:rPr>
+          <w:sz w:val="20"/>
+          <w:szCs w:val="20"/>
+          <w:lang w:val="en-PH"/>
+        </w:rPr>
+        <w:t>bawa’t</w:t>
+      </w:r>
+      <w:proofErr w:type="spellEnd"/>
+      <w:r>
+        <w:rPr>
+          <w:sz w:val="20"/>
+          <w:szCs w:val="20"/>
+          <w:lang w:val="en-PH"/>
+        </w:rPr>
+        <w:t xml:space="preserve"> </w:t>
+      </w:r>
+      <w:proofErr w:type="spellStart"/>
+      <w:r>
+        <w:rPr>
+          <w:sz w:val="20"/>
+          <w:szCs w:val="20"/>
+          <w:lang w:val="en-PH"/>
+        </w:rPr>
+        <w:t>pagbibigyan</w:t>
+      </w:r>
+      <w:proofErr w:type="spellEnd"/>
+      <w:r>
+        <w:rPr>
+          <w:sz w:val="20"/>
+          <w:szCs w:val="20"/>
+          <w:lang w:val="en-PH"/>
+        </w:rPr>
+        <w:t>;</w:t>
+      </w:r>
+    </w:p>
+    <w:p>
+      <w:pPr>
+        <w:ind w:left="357"/>
+        <w:rPr>
+          <w:sz w:val="20"/>
+          <w:szCs w:val="20"/>
+          <w:lang w:val="en-PH"/>
+        </w:rPr>
+      </w:pPr>
+      <w:proofErr w:type="spellStart"/>
+      <w:r>
+        <w:rPr>
+          <w:sz w:val="20"/>
+          <w:szCs w:val="20"/>
+          <w:lang w:val="en-PH"/>
+        </w:rPr>
+        <w:t>Habang</w:t>
+      </w:r>
+      <w:proofErr w:type="spellEnd"/>
+      <w:r>
+        <w:rPr>
+          <w:sz w:val="20"/>
+          <w:szCs w:val="20"/>
+          <w:lang w:val="en-PH"/>
+        </w:rPr>
+        <w:t xml:space="preserve"> </w:t>
+      </w:r>
+      <w:proofErr w:type="spellStart"/>
+      <w:r>
+        <w:rPr>
+          <w:sz w:val="20"/>
+          <w:szCs w:val="20"/>
+          <w:lang w:val="en-PH"/>
+        </w:rPr>
+        <w:t>buhay</w:t>
+      </w:r>
+      <w:proofErr w:type="spellEnd"/>
+      <w:r>
+        <w:rPr>
+          <w:sz w:val="20"/>
+          <w:szCs w:val="20"/>
+          <w:lang w:val="en-PH"/>
+        </w:rPr>
+        <w:t xml:space="preserve"> ay </w:t>
+      </w:r>
+      <w:proofErr w:type="spellStart"/>
+      <w:r>
+        <w:rPr>
+          <w:sz w:val="20"/>
+          <w:szCs w:val="20"/>
+          <w:lang w:val="en-PH"/>
+        </w:rPr>
+        <w:t>ingatan</w:t>
+      </w:r>
+      <w:proofErr w:type="spellEnd"/>
+      <w:r>
+        <w:rPr>
+          <w:sz w:val="20"/>
+          <w:szCs w:val="20"/>
+          <w:lang w:val="en-PH"/>
+        </w:rPr>
+        <w:t xml:space="preserve">, ang </w:t>
+      </w:r>
+      <w:proofErr w:type="spellStart"/>
+      <w:r>
+        <w:rPr>
+          <w:sz w:val="20"/>
+          <w:szCs w:val="20"/>
+          <w:lang w:val="en-PH"/>
+        </w:rPr>
+        <w:t>tapat</w:t>
+      </w:r>
+      <w:proofErr w:type="spellEnd"/>
+      <w:r>
+        <w:rPr>
+          <w:sz w:val="20"/>
+          <w:szCs w:val="20"/>
+          <w:lang w:val="en-PH"/>
+        </w:rPr>
+        <w:t xml:space="preserve"> </w:t>
+      </w:r>
+      <w:proofErr w:type="spellStart"/>
+      <w:r>
+        <w:rPr>
+          <w:sz w:val="20"/>
+          <w:szCs w:val="20"/>
+          <w:lang w:val="en-PH"/>
+        </w:rPr>
+        <w:t>na</w:t>
+      </w:r>
+      <w:proofErr w:type="spellEnd"/>
+      <w:r>
+        <w:rPr>
+          <w:sz w:val="20"/>
+          <w:szCs w:val="20"/>
+          <w:lang w:val="en-PH"/>
+        </w:rPr>
+        <w:t xml:space="preserve"> </w:t>
+      </w:r>
+      <w:proofErr w:type="spellStart"/>
+      <w:r>
+        <w:rPr>
+          <w:sz w:val="20"/>
+          <w:szCs w:val="20"/>
+          <w:lang w:val="en-PH"/>
+        </w:rPr>
+        <w:t>samahan</w:t>
+      </w:r>
+      <w:proofErr w:type="spellEnd"/>
+      <w:r>
+        <w:rPr>
+          <w:sz w:val="20"/>
+          <w:szCs w:val="20"/>
+          <w:lang w:val="en-PH"/>
+        </w:rPr>
+        <w:t>.</w:t>
+      </w:r>
+    </w:p>
+    <w:p>
+      <w:pPr>
+        <w:ind w:left="357"/>
+        <w:rPr>
+          <w:sz w:val="20"/>
+          <w:szCs w:val="20"/>
+          <w:lang w:val="en-PH"/>
+        </w:rPr>
+      </w:pPr>
+    </w:p>
+    <w:p>
+      <w:pPr>
+        <w:ind w:left="357"/>
+        <w:rPr>
+          <w:sz w:val="20"/>
+          <w:szCs w:val="20"/>
+          <w:lang w:val="en-PH"/>
+        </w:rPr>
+      </w:pPr>
+      <w:r>
+        <w:rPr>
+          <w:sz w:val="20"/>
+          <w:szCs w:val="20"/>
+          <w:lang w:val="en-PH"/>
+        </w:rPr>
+        <w:t>Verse 4</w:t>
+      </w:r>
+    </w:p>
+    <w:p>
+      <w:pPr>
+        <w:ind w:left="357"/>
+        <w:rPr>
+          <w:sz w:val="20"/>
+          <w:szCs w:val="20"/>
+          <w:lang w:val="en-PH"/>
+        </w:rPr>
+      </w:pPr>
+      <w:proofErr w:type="spellStart"/>
+      <w:r>
+        <w:rPr>
+          <w:sz w:val="20"/>
+          <w:szCs w:val="20"/>
+          <w:lang w:val="en-PH"/>
+        </w:rPr>
+        <w:t>Dinggin</w:t>
+      </w:r>
+      <w:proofErr w:type="spellEnd"/>
+      <w:r>
+        <w:rPr>
+          <w:sz w:val="20"/>
+          <w:szCs w:val="20"/>
+          <w:lang w:val="en-PH"/>
+        </w:rPr>
+        <w:t xml:space="preserve"> ang </w:t>
+      </w:r>
+      <w:proofErr w:type="spellStart"/>
+      <w:r>
+        <w:rPr>
+          <w:sz w:val="20"/>
+          <w:szCs w:val="20"/>
+          <w:lang w:val="en-PH"/>
+        </w:rPr>
+        <w:t>aming</w:t>
+      </w:r>
+      <w:proofErr w:type="spellEnd"/>
+      <w:r>
+        <w:rPr>
+          <w:sz w:val="20"/>
+          <w:szCs w:val="20"/>
+          <w:lang w:val="en-PH"/>
+        </w:rPr>
+        <w:t xml:space="preserve"> </w:t>
+      </w:r>
+      <w:proofErr w:type="spellStart"/>
+      <w:r>
+        <w:rPr>
+          <w:sz w:val="20"/>
+          <w:szCs w:val="20"/>
+          <w:lang w:val="en-PH"/>
+        </w:rPr>
+        <w:t>dalangin</w:t>
+      </w:r>
+      <w:proofErr w:type="spellEnd"/>
+      <w:r>
+        <w:rPr>
+          <w:sz w:val="20"/>
+          <w:szCs w:val="20"/>
+          <w:lang w:val="en-PH"/>
+        </w:rPr>
+        <w:t xml:space="preserve">, </w:t>
+      </w:r>
+      <w:proofErr w:type="spellStart"/>
+      <w:r>
+        <w:rPr>
+          <w:sz w:val="20"/>
+          <w:szCs w:val="20"/>
+          <w:lang w:val="en-PH"/>
+        </w:rPr>
+        <w:t>sa</w:t>
+      </w:r>
+      <w:proofErr w:type="spellEnd"/>
+      <w:r>
+        <w:rPr>
+          <w:sz w:val="20"/>
+          <w:szCs w:val="20"/>
+          <w:lang w:val="en-PH"/>
+        </w:rPr>
+        <w:t xml:space="preserve"> </w:t>
+      </w:r>
+      <w:proofErr w:type="spellStart"/>
+      <w:r>
+        <w:rPr>
+          <w:sz w:val="20"/>
+          <w:szCs w:val="20"/>
+          <w:lang w:val="en-PH"/>
+        </w:rPr>
+        <w:t>iyo</w:t>
+      </w:r>
+      <w:proofErr w:type="spellEnd"/>
+      <w:r>
+        <w:rPr>
+          <w:sz w:val="20"/>
+          <w:szCs w:val="20"/>
+          <w:lang w:val="en-PH"/>
+        </w:rPr>
+        <w:t>, Poong Mahal;</w:t>
+      </w:r>
+    </w:p>
+    <w:p>
+      <w:pPr>
+        <w:ind w:left="357"/>
+        <w:rPr>
+          <w:sz w:val="20"/>
+          <w:szCs w:val="20"/>
+          <w:lang w:val="en-PH"/>
+        </w:rPr>
+      </w:pPr>
+      <w:r>
+        <w:rPr>
+          <w:sz w:val="20"/>
+          <w:szCs w:val="20"/>
+          <w:lang w:val="en-PH"/>
+        </w:rPr>
+        <w:t xml:space="preserve">Ang </w:t>
+      </w:r>
+      <w:proofErr w:type="spellStart"/>
+      <w:r>
+        <w:rPr>
+          <w:sz w:val="20"/>
+          <w:szCs w:val="20"/>
+          <w:lang w:val="en-PH"/>
+        </w:rPr>
+        <w:t>lihim</w:t>
+      </w:r>
+      <w:proofErr w:type="spellEnd"/>
+      <w:r>
+        <w:rPr>
+          <w:sz w:val="20"/>
+          <w:szCs w:val="20"/>
+          <w:lang w:val="en-PH"/>
+        </w:rPr>
+        <w:t xml:space="preserve"> ng ‘Yong </w:t>
+      </w:r>
+      <w:proofErr w:type="spellStart"/>
+      <w:r>
+        <w:rPr>
+          <w:sz w:val="20"/>
+          <w:szCs w:val="20"/>
+          <w:lang w:val="en-PH"/>
+        </w:rPr>
+        <w:t>pag-ibig</w:t>
+      </w:r>
+      <w:proofErr w:type="spellEnd"/>
+      <w:r>
+        <w:rPr>
+          <w:sz w:val="20"/>
+          <w:szCs w:val="20"/>
+          <w:lang w:val="en-PH"/>
+        </w:rPr>
+        <w:t xml:space="preserve">, </w:t>
+      </w:r>
+      <w:proofErr w:type="spellStart"/>
+      <w:r>
+        <w:rPr>
+          <w:sz w:val="20"/>
+          <w:szCs w:val="20"/>
+          <w:lang w:val="en-PH"/>
+        </w:rPr>
+        <w:t>sana’y</w:t>
+      </w:r>
+      <w:proofErr w:type="spellEnd"/>
+      <w:r>
+        <w:rPr>
+          <w:sz w:val="20"/>
+          <w:szCs w:val="20"/>
+          <w:lang w:val="en-PH"/>
+        </w:rPr>
+        <w:t xml:space="preserve"> </w:t>
+      </w:r>
+      <w:proofErr w:type="spellStart"/>
+      <w:r>
+        <w:rPr>
+          <w:sz w:val="20"/>
+          <w:szCs w:val="20"/>
+          <w:lang w:val="en-PH"/>
+        </w:rPr>
+        <w:t>aming</w:t>
+      </w:r>
+      <w:proofErr w:type="spellEnd"/>
+      <w:r>
+        <w:rPr>
+          <w:sz w:val="20"/>
+          <w:szCs w:val="20"/>
+          <w:lang w:val="en-PH"/>
+        </w:rPr>
+        <w:t xml:space="preserve"> </w:t>
+      </w:r>
+      <w:proofErr w:type="spellStart"/>
+      <w:r>
+        <w:rPr>
+          <w:sz w:val="20"/>
+          <w:szCs w:val="20"/>
+          <w:lang w:val="en-PH"/>
+        </w:rPr>
+        <w:t>makamtan</w:t>
+      </w:r>
+      <w:proofErr w:type="spellEnd"/>
     </w:p>
     <w:p>
       <w:pPr>
@@ -1790,6 +2752,15 @@
           <w:szCs w:val="20"/>
         </w:rPr>
       </w:pPr>
+      <w:r>
+        <w:rPr>
+          <w:b/>
+          <w:bCs/>
+          <w:sz w:val="20"/>
+          <w:szCs w:val="20"/>
+        </w:rPr>
+        <w:br w:type="column"/>
+      </w:r>
       <w:r>
         <w:rPr>
           <w:b/>
@@ -2143,6 +3114,7 @@
           <w:szCs w:val="20"/>
         </w:rPr>
       </w:pPr>
+      <w:proofErr w:type="spellStart"/>
       <w:r>
         <w:rPr>
           <w:b/>
@@ -2150,7 +3122,17 @@
           <w:sz w:val="20"/>
           <w:szCs w:val="20"/>
         </w:rPr>
-        <w:t>Stella Maris</w:t>
+        <w:t>Tinapay</w:t>
+      </w:r>
+      <w:proofErr w:type="spellEnd"/>
+      <w:r>
+        <w:rPr>
+          <w:b/>
+          <w:bCs/>
+          <w:sz w:val="20"/>
+          <w:szCs w:val="20"/>
+        </w:rPr>
+        <w:t xml:space="preserve"> ng Buhay</w:t>
       </w:r>
     </w:p>
     <w:p>
@@ -2168,81 +3150,65 @@
           <w:sz w:val="20"/>
           <w:szCs w:val="20"/>
         </w:rPr>
-        <w:t>[ Offertory ]</w:t>
-      </w:r>
-    </w:p>
-    <w:p>
-      <w:pPr>
-        <w:ind w:left="360"/>
-        <w:rPr>
-          <w:sz w:val="20"/>
-          <w:szCs w:val="20"/>
-        </w:rPr>
-      </w:pPr>
-      <w:r>
-        <w:rPr>
-          <w:sz w:val="20"/>
-          <w:szCs w:val="20"/>
-        </w:rPr>
-        <w:t xml:space="preserve">Kung </w:t>
-      </w:r>
-      <w:proofErr w:type="spellStart"/>
-      <w:r>
-        <w:rPr>
-          <w:sz w:val="20"/>
-          <w:szCs w:val="20"/>
-        </w:rPr>
-        <w:t>itong</w:t>
-      </w:r>
-      <w:proofErr w:type="spellEnd"/>
-      <w:r>
-        <w:rPr>
-          <w:sz w:val="20"/>
-          <w:szCs w:val="20"/>
-        </w:rPr>
-        <w:t xml:space="preserve"> </w:t>
-      </w:r>
-      <w:proofErr w:type="spellStart"/>
-      <w:r>
-        <w:rPr>
-          <w:sz w:val="20"/>
-          <w:szCs w:val="20"/>
-        </w:rPr>
-        <w:t>aming</w:t>
-      </w:r>
-      <w:proofErr w:type="spellEnd"/>
-      <w:r>
-        <w:rPr>
-          <w:sz w:val="20"/>
-          <w:szCs w:val="20"/>
-        </w:rPr>
-        <w:t xml:space="preserve"> </w:t>
-      </w:r>
-      <w:proofErr w:type="spellStart"/>
-      <w:r>
-        <w:rPr>
-          <w:sz w:val="20"/>
-          <w:szCs w:val="20"/>
-        </w:rPr>
-        <w:t>paglalayag</w:t>
-      </w:r>
-      <w:proofErr w:type="spellEnd"/>
-    </w:p>
-    <w:p>
-      <w:pPr>
-        <w:ind w:left="360"/>
-        <w:rPr>
-          <w:sz w:val="20"/>
-          <w:szCs w:val="20"/>
-        </w:rPr>
-      </w:pPr>
-      <w:proofErr w:type="spellStart"/>
-      <w:r>
-        <w:rPr>
-          <w:sz w:val="20"/>
-          <w:szCs w:val="20"/>
-        </w:rPr>
-        <w:t>Inabot</w:t>
+        <w:t xml:space="preserve">[ </w:t>
+      </w:r>
+      <w:r>
+        <w:rPr>
+          <w:i/>
+          <w:iCs/>
+          <w:sz w:val="20"/>
+          <w:szCs w:val="20"/>
+        </w:rPr>
+        <w:t>Offertory</w:t>
+      </w:r>
+      <w:r>
+        <w:rPr>
+          <w:i/>
+          <w:iCs/>
+          <w:sz w:val="20"/>
+          <w:szCs w:val="20"/>
+        </w:rPr>
+        <w:t xml:space="preserve"> ]</w:t>
+      </w:r>
+    </w:p>
+    <w:p>
+      <w:pPr>
+        <w:ind w:left="360"/>
+        <w:rPr>
+          <w:sz w:val="20"/>
+          <w:szCs w:val="20"/>
+        </w:rPr>
+      </w:pPr>
+      <w:r>
+        <w:rPr>
+          <w:sz w:val="20"/>
+          <w:szCs w:val="20"/>
+        </w:rPr>
+        <w:t xml:space="preserve">Ikaw, </w:t>
+      </w:r>
+      <w:proofErr w:type="spellStart"/>
+      <w:r>
+        <w:rPr>
+          <w:sz w:val="20"/>
+          <w:szCs w:val="20"/>
+        </w:rPr>
+        <w:t>Hesus</w:t>
+      </w:r>
+      <w:proofErr w:type="spellEnd"/>
+      <w:r>
+        <w:rPr>
+          <w:sz w:val="20"/>
+          <w:szCs w:val="20"/>
+        </w:rPr>
+        <w:t xml:space="preserve">, ang </w:t>
+      </w:r>
+      <w:proofErr w:type="spellStart"/>
+      <w:r>
+        <w:rPr>
+          <w:sz w:val="20"/>
+          <w:szCs w:val="20"/>
+        </w:rPr>
+        <w:t>tinapay</w:t>
       </w:r>
       <w:proofErr w:type="spellEnd"/>
       <w:r>
@@ -2258,7 +3224,245 @@
           <w:sz w:val="20"/>
           <w:szCs w:val="20"/>
         </w:rPr>
-        <w:t>pagkabagabag</w:t>
+        <w:t>buhay</w:t>
+      </w:r>
+      <w:proofErr w:type="spellEnd"/>
+    </w:p>
+    <w:p>
+      <w:pPr>
+        <w:ind w:left="360"/>
+        <w:rPr>
+          <w:sz w:val="20"/>
+          <w:szCs w:val="20"/>
+        </w:rPr>
+      </w:pPr>
+      <w:proofErr w:type="spellStart"/>
+      <w:r>
+        <w:rPr>
+          <w:sz w:val="20"/>
+          <w:szCs w:val="20"/>
+        </w:rPr>
+        <w:t>Binasbasan</w:t>
+      </w:r>
+      <w:proofErr w:type="spellEnd"/>
+      <w:r>
+        <w:rPr>
+          <w:sz w:val="20"/>
+          <w:szCs w:val="20"/>
+        </w:rPr>
+        <w:t xml:space="preserve">, </w:t>
+      </w:r>
+      <w:proofErr w:type="spellStart"/>
+      <w:r>
+        <w:rPr>
+          <w:sz w:val="20"/>
+          <w:szCs w:val="20"/>
+        </w:rPr>
+        <w:t>hinati't</w:t>
+      </w:r>
+      <w:proofErr w:type="spellEnd"/>
+      <w:r>
+        <w:rPr>
+          <w:sz w:val="20"/>
+          <w:szCs w:val="20"/>
+        </w:rPr>
+        <w:t xml:space="preserve"> </w:t>
+      </w:r>
+      <w:proofErr w:type="spellStart"/>
+      <w:r>
+        <w:rPr>
+          <w:sz w:val="20"/>
+          <w:szCs w:val="20"/>
+        </w:rPr>
+        <w:t>inialay</w:t>
+      </w:r>
+      <w:proofErr w:type="spellEnd"/>
+    </w:p>
+    <w:p>
+      <w:pPr>
+        <w:ind w:left="360"/>
+        <w:rPr>
+          <w:sz w:val="20"/>
+          <w:szCs w:val="20"/>
+        </w:rPr>
+      </w:pPr>
+      <w:r>
+        <w:rPr>
+          <w:sz w:val="20"/>
+          <w:szCs w:val="20"/>
+        </w:rPr>
+        <w:t xml:space="preserve">Buhay </w:t>
+      </w:r>
+      <w:proofErr w:type="spellStart"/>
+      <w:r>
+        <w:rPr>
+          <w:sz w:val="20"/>
+          <w:szCs w:val="20"/>
+        </w:rPr>
+        <w:t>na</w:t>
+      </w:r>
+      <w:proofErr w:type="spellEnd"/>
+      <w:r>
+        <w:rPr>
+          <w:sz w:val="20"/>
+          <w:szCs w:val="20"/>
+        </w:rPr>
+        <w:t xml:space="preserve"> </w:t>
+      </w:r>
+      <w:proofErr w:type="spellStart"/>
+      <w:r>
+        <w:rPr>
+          <w:sz w:val="20"/>
+          <w:szCs w:val="20"/>
+        </w:rPr>
+        <w:t>ganap</w:t>
+      </w:r>
+      <w:proofErr w:type="spellEnd"/>
+      <w:r>
+        <w:rPr>
+          <w:sz w:val="20"/>
+          <w:szCs w:val="20"/>
+        </w:rPr>
+        <w:t xml:space="preserve"> ang </w:t>
+      </w:r>
+      <w:proofErr w:type="spellStart"/>
+      <w:r>
+        <w:rPr>
+          <w:sz w:val="20"/>
+          <w:szCs w:val="20"/>
+        </w:rPr>
+        <w:t>sa</w:t>
+      </w:r>
+      <w:proofErr w:type="spellEnd"/>
+      <w:r>
+        <w:rPr>
+          <w:sz w:val="20"/>
+          <w:szCs w:val="20"/>
+        </w:rPr>
+        <w:t xml:space="preserve"> </w:t>
+      </w:r>
+      <w:proofErr w:type="spellStart"/>
+      <w:r>
+        <w:rPr>
+          <w:sz w:val="20"/>
+          <w:szCs w:val="20"/>
+        </w:rPr>
+        <w:t>ami'y</w:t>
+      </w:r>
+      <w:proofErr w:type="spellEnd"/>
+      <w:r>
+        <w:rPr>
+          <w:sz w:val="20"/>
+          <w:szCs w:val="20"/>
+        </w:rPr>
+        <w:t xml:space="preserve"> </w:t>
+      </w:r>
+      <w:proofErr w:type="spellStart"/>
+      <w:r>
+        <w:rPr>
+          <w:sz w:val="20"/>
+          <w:szCs w:val="20"/>
+        </w:rPr>
+        <w:t>kaloob</w:t>
+      </w:r>
+      <w:proofErr w:type="spellEnd"/>
+    </w:p>
+    <w:p>
+      <w:pPr>
+        <w:ind w:left="360"/>
+        <w:rPr>
+          <w:sz w:val="20"/>
+          <w:szCs w:val="20"/>
+        </w:rPr>
+      </w:pPr>
+      <w:r>
+        <w:rPr>
+          <w:sz w:val="20"/>
+          <w:szCs w:val="20"/>
+        </w:rPr>
+        <w:t xml:space="preserve">At </w:t>
+      </w:r>
+      <w:proofErr w:type="spellStart"/>
+      <w:r>
+        <w:rPr>
+          <w:sz w:val="20"/>
+          <w:szCs w:val="20"/>
+        </w:rPr>
+        <w:t>pagsasalong</w:t>
+      </w:r>
+      <w:proofErr w:type="spellEnd"/>
+      <w:r>
+        <w:rPr>
+          <w:sz w:val="20"/>
+          <w:szCs w:val="20"/>
+        </w:rPr>
+        <w:t xml:space="preserve"> </w:t>
+      </w:r>
+      <w:proofErr w:type="spellStart"/>
+      <w:r>
+        <w:rPr>
+          <w:sz w:val="20"/>
+          <w:szCs w:val="20"/>
+        </w:rPr>
+        <w:t>walang-hanggan</w:t>
+      </w:r>
+      <w:proofErr w:type="spellEnd"/>
+    </w:p>
+    <w:p>
+      <w:pPr>
+        <w:rPr>
+          <w:sz w:val="20"/>
+          <w:szCs w:val="20"/>
+        </w:rPr>
+      </w:pPr>
+    </w:p>
+    <w:p>
+      <w:pPr>
+        <w:ind w:left="360"/>
+        <w:rPr>
+          <w:sz w:val="20"/>
+          <w:szCs w:val="20"/>
+        </w:rPr>
+      </w:pPr>
+      <w:proofErr w:type="spellStart"/>
+      <w:r>
+        <w:rPr>
+          <w:sz w:val="20"/>
+          <w:szCs w:val="20"/>
+        </w:rPr>
+        <w:t>Basbasan</w:t>
+      </w:r>
+      <w:proofErr w:type="spellEnd"/>
+      <w:r>
+        <w:rPr>
+          <w:sz w:val="20"/>
+          <w:szCs w:val="20"/>
+        </w:rPr>
+        <w:t xml:space="preserve"> ang </w:t>
+      </w:r>
+      <w:proofErr w:type="spellStart"/>
+      <w:r>
+        <w:rPr>
+          <w:sz w:val="20"/>
+          <w:szCs w:val="20"/>
+        </w:rPr>
+        <w:t>buhay</w:t>
+      </w:r>
+      <w:proofErr w:type="spellEnd"/>
+      <w:r>
+        <w:rPr>
+          <w:sz w:val="20"/>
+          <w:szCs w:val="20"/>
+        </w:rPr>
+        <w:t xml:space="preserve"> naming </w:t>
+      </w:r>
+      <w:proofErr w:type="spellStart"/>
+      <w:r>
+        <w:rPr>
+          <w:sz w:val="20"/>
+          <w:szCs w:val="20"/>
+        </w:rPr>
+        <w:t>handog</w:t>
       </w:r>
       <w:proofErr w:type="spellEnd"/>
     </w:p>
@@ -2292,40 +3496,63 @@
           <w:sz w:val="20"/>
           <w:szCs w:val="20"/>
         </w:rPr>
-        <w:t>mabanaagan</w:t>
-      </w:r>
-      <w:proofErr w:type="spellEnd"/>
-      <w:r>
-        <w:rPr>
-          <w:sz w:val="20"/>
-          <w:szCs w:val="20"/>
-        </w:rPr>
-        <w:t xml:space="preserve"> ka</w:t>
-      </w:r>
-    </w:p>
-    <w:p>
-      <w:pPr>
-        <w:ind w:left="360"/>
-        <w:rPr>
-          <w:sz w:val="20"/>
-          <w:szCs w:val="20"/>
-        </w:rPr>
-      </w:pPr>
-      <w:proofErr w:type="spellStart"/>
-      <w:r>
-        <w:rPr>
-          <w:sz w:val="20"/>
-          <w:szCs w:val="20"/>
-        </w:rPr>
-        <w:t>Hinirang</w:t>
-      </w:r>
-      <w:proofErr w:type="spellEnd"/>
-      <w:r>
-        <w:rPr>
-          <w:sz w:val="20"/>
-          <w:szCs w:val="20"/>
-        </w:rPr>
-        <w:t xml:space="preserve"> </w:t>
+        <w:t>matulad</w:t>
+      </w:r>
+      <w:proofErr w:type="spellEnd"/>
+      <w:r>
+        <w:rPr>
+          <w:sz w:val="20"/>
+          <w:szCs w:val="20"/>
+        </w:rPr>
+        <w:t xml:space="preserve"> </w:t>
+      </w:r>
+      <w:proofErr w:type="spellStart"/>
+      <w:r>
+        <w:rPr>
+          <w:sz w:val="20"/>
+          <w:szCs w:val="20"/>
+        </w:rPr>
+        <w:t>sa</w:t>
+      </w:r>
+      <w:proofErr w:type="spellEnd"/>
+      <w:r>
+        <w:rPr>
+          <w:sz w:val="20"/>
+          <w:szCs w:val="20"/>
+        </w:rPr>
+        <w:t xml:space="preserve"> </w:t>
+      </w:r>
+      <w:proofErr w:type="spellStart"/>
+      <w:r>
+        <w:rPr>
+          <w:sz w:val="20"/>
+          <w:szCs w:val="20"/>
+        </w:rPr>
+        <w:t>pag-aalay</w:t>
+      </w:r>
+      <w:proofErr w:type="spellEnd"/>
+      <w:r>
+        <w:rPr>
+          <w:sz w:val="20"/>
+          <w:szCs w:val="20"/>
+        </w:rPr>
+        <w:t xml:space="preserve"> Mo</w:t>
+      </w:r>
+    </w:p>
+    <w:p>
+      <w:pPr>
+        <w:ind w:left="360"/>
+        <w:rPr>
+          <w:sz w:val="20"/>
+          <w:szCs w:val="20"/>
+        </w:rPr>
+      </w:pPr>
+      <w:r>
+        <w:rPr>
+          <w:sz w:val="20"/>
+          <w:szCs w:val="20"/>
+        </w:rPr>
+        <w:t xml:space="preserve">Buhay </w:t>
       </w:r>
       <w:proofErr w:type="spellStart"/>
       <w:r>
@@ -2341,169 +3568,310 @@
           <w:sz w:val="20"/>
           <w:szCs w:val="20"/>
         </w:rPr>
-        <w:t xml:space="preserve"> tala ng </w:t>
-      </w:r>
-      <w:proofErr w:type="spellStart"/>
-      <w:r>
-        <w:rPr>
-          <w:sz w:val="20"/>
-          <w:szCs w:val="20"/>
-        </w:rPr>
-        <w:t>umaga</w:t>
-      </w:r>
-      <w:proofErr w:type="spellEnd"/>
-    </w:p>
-    <w:p>
-      <w:pPr>
-        <w:rPr>
-          <w:sz w:val="20"/>
-          <w:szCs w:val="20"/>
-        </w:rPr>
-      </w:pPr>
-    </w:p>
-    <w:p>
-      <w:pPr>
-        <w:ind w:left="360"/>
-        <w:rPr>
-          <w:sz w:val="20"/>
-          <w:szCs w:val="20"/>
-        </w:rPr>
-      </w:pPr>
-      <w:r>
-        <w:rPr>
-          <w:sz w:val="20"/>
-          <w:szCs w:val="20"/>
-        </w:rPr>
-        <w:t xml:space="preserve">Kahit </w:t>
-      </w:r>
-      <w:proofErr w:type="spellStart"/>
-      <w:r>
-        <w:rPr>
-          <w:sz w:val="20"/>
-          <w:szCs w:val="20"/>
-        </w:rPr>
-        <w:t>alon</w:t>
-      </w:r>
-      <w:proofErr w:type="spellEnd"/>
-      <w:r>
-        <w:rPr>
-          <w:sz w:val="20"/>
-          <w:szCs w:val="20"/>
-        </w:rPr>
-        <w:t xml:space="preserve"> man ng </w:t>
-      </w:r>
-      <w:proofErr w:type="spellStart"/>
-      <w:r>
-        <w:rPr>
-          <w:sz w:val="20"/>
-          <w:szCs w:val="20"/>
-        </w:rPr>
-        <w:t>pangamba</w:t>
-      </w:r>
-      <w:proofErr w:type="spellEnd"/>
-    </w:p>
-    <w:p>
-      <w:pPr>
-        <w:ind w:left="360"/>
-        <w:rPr>
-          <w:sz w:val="20"/>
-          <w:szCs w:val="20"/>
-        </w:rPr>
-      </w:pPr>
-      <w:r>
-        <w:rPr>
-          <w:sz w:val="20"/>
-          <w:szCs w:val="20"/>
-        </w:rPr>
-        <w:t xml:space="preserve">Di </w:t>
-      </w:r>
-      <w:proofErr w:type="spellStart"/>
-      <w:r>
-        <w:rPr>
-          <w:sz w:val="20"/>
-          <w:szCs w:val="20"/>
-        </w:rPr>
-        <w:t>alintana</w:t>
-      </w:r>
-      <w:proofErr w:type="spellEnd"/>
-      <w:r>
-        <w:rPr>
-          <w:sz w:val="20"/>
-          <w:szCs w:val="20"/>
-        </w:rPr>
-        <w:t xml:space="preserve"> </w:t>
-      </w:r>
-      <w:proofErr w:type="spellStart"/>
-      <w:r>
-        <w:rPr>
-          <w:sz w:val="20"/>
-          <w:szCs w:val="20"/>
-        </w:rPr>
-        <w:t>sapagkat</w:t>
-      </w:r>
-      <w:proofErr w:type="spellEnd"/>
-      <w:r>
-        <w:rPr>
-          <w:sz w:val="20"/>
-          <w:szCs w:val="20"/>
-        </w:rPr>
-        <w:t xml:space="preserve"> </w:t>
-      </w:r>
-      <w:proofErr w:type="spellStart"/>
-      <w:r>
-        <w:rPr>
-          <w:sz w:val="20"/>
-          <w:szCs w:val="20"/>
-        </w:rPr>
-        <w:t>naro'n</w:t>
-      </w:r>
-      <w:proofErr w:type="spellEnd"/>
-      <w:r>
-        <w:rPr>
-          <w:sz w:val="20"/>
-          <w:szCs w:val="20"/>
-        </w:rPr>
-        <w:t xml:space="preserve"> ka</w:t>
-      </w:r>
-    </w:p>
-    <w:p>
-      <w:pPr>
-        <w:ind w:left="360"/>
-        <w:rPr>
-          <w:sz w:val="20"/>
-          <w:szCs w:val="20"/>
-        </w:rPr>
-      </w:pPr>
-      <w:r>
-        <w:rPr>
-          <w:sz w:val="20"/>
-          <w:szCs w:val="20"/>
-        </w:rPr>
-        <w:t xml:space="preserve">Ni </w:t>
-      </w:r>
-      <w:proofErr w:type="spellStart"/>
-      <w:r>
-        <w:rPr>
-          <w:sz w:val="20"/>
-          <w:szCs w:val="20"/>
-        </w:rPr>
-        <w:t>unos</w:t>
-      </w:r>
-      <w:proofErr w:type="spellEnd"/>
-      <w:r>
-        <w:rPr>
-          <w:sz w:val="20"/>
-          <w:szCs w:val="20"/>
-        </w:rPr>
-        <w:t xml:space="preserve"> ng </w:t>
-      </w:r>
-      <w:proofErr w:type="spellStart"/>
-      <w:r>
-        <w:rPr>
-          <w:sz w:val="20"/>
-          <w:szCs w:val="20"/>
-        </w:rPr>
-        <w:t>pighati</w:t>
+        <w:t xml:space="preserve"> </w:t>
+      </w:r>
+      <w:proofErr w:type="spellStart"/>
+      <w:r>
+        <w:rPr>
+          <w:sz w:val="20"/>
+          <w:szCs w:val="20"/>
+        </w:rPr>
+        <w:t>laan</w:t>
+      </w:r>
+      <w:proofErr w:type="spellEnd"/>
+      <w:r>
+        <w:rPr>
+          <w:sz w:val="20"/>
+          <w:szCs w:val="20"/>
+        </w:rPr>
+        <w:t xml:space="preserve"> </w:t>
+      </w:r>
+      <w:proofErr w:type="spellStart"/>
+      <w:r>
+        <w:rPr>
+          <w:sz w:val="20"/>
+          <w:szCs w:val="20"/>
+        </w:rPr>
+        <w:t>nang</w:t>
+      </w:r>
+      <w:proofErr w:type="spellEnd"/>
+      <w:r>
+        <w:rPr>
+          <w:sz w:val="20"/>
+          <w:szCs w:val="20"/>
+        </w:rPr>
+        <w:t xml:space="preserve"> </w:t>
+      </w:r>
+      <w:proofErr w:type="spellStart"/>
+      <w:r>
+        <w:rPr>
+          <w:sz w:val="20"/>
+          <w:szCs w:val="20"/>
+        </w:rPr>
+        <w:t>lubos</w:t>
+      </w:r>
+      <w:proofErr w:type="spellEnd"/>
+    </w:p>
+    <w:p>
+      <w:pPr>
+        <w:ind w:left="360"/>
+        <w:rPr>
+          <w:sz w:val="20"/>
+          <w:szCs w:val="20"/>
+        </w:rPr>
+      </w:pPr>
+      <w:r>
+        <w:rPr>
+          <w:sz w:val="20"/>
+          <w:szCs w:val="20"/>
+        </w:rPr>
+        <w:t xml:space="preserve">Sa </w:t>
+      </w:r>
+      <w:proofErr w:type="spellStart"/>
+      <w:r>
+        <w:rPr>
+          <w:sz w:val="20"/>
+          <w:szCs w:val="20"/>
+        </w:rPr>
+        <w:t>mundong</w:t>
+      </w:r>
+      <w:proofErr w:type="spellEnd"/>
+      <w:r>
+        <w:rPr>
+          <w:sz w:val="20"/>
+          <w:szCs w:val="20"/>
+        </w:rPr>
+        <w:t xml:space="preserve"> </w:t>
+      </w:r>
+      <w:proofErr w:type="spellStart"/>
+      <w:r>
+        <w:rPr>
+          <w:sz w:val="20"/>
+          <w:szCs w:val="20"/>
+        </w:rPr>
+        <w:t>sa</w:t>
+      </w:r>
+      <w:proofErr w:type="spellEnd"/>
+      <w:r>
+        <w:rPr>
+          <w:sz w:val="20"/>
+          <w:szCs w:val="20"/>
+        </w:rPr>
+        <w:t xml:space="preserve"> </w:t>
+      </w:r>
+      <w:proofErr w:type="spellStart"/>
+      <w:r>
+        <w:rPr>
+          <w:sz w:val="20"/>
+          <w:szCs w:val="20"/>
+        </w:rPr>
+        <w:t>pag-ibig</w:t>
+      </w:r>
+      <w:proofErr w:type="spellEnd"/>
+      <w:r>
+        <w:rPr>
+          <w:sz w:val="20"/>
+          <w:szCs w:val="20"/>
+        </w:rPr>
+        <w:t xml:space="preserve"> ay </w:t>
+      </w:r>
+      <w:proofErr w:type="spellStart"/>
+      <w:r>
+        <w:rPr>
+          <w:sz w:val="20"/>
+          <w:szCs w:val="20"/>
+        </w:rPr>
+        <w:t>kapos</w:t>
+      </w:r>
+      <w:proofErr w:type="spellEnd"/>
+    </w:p>
+    <w:p>
+      <w:pPr>
+        <w:rPr>
+          <w:sz w:val="20"/>
+          <w:szCs w:val="20"/>
+        </w:rPr>
+      </w:pPr>
+    </w:p>
+    <w:p>
+      <w:pPr>
+        <w:ind w:left="360"/>
+        <w:rPr>
+          <w:sz w:val="20"/>
+          <w:szCs w:val="20"/>
+        </w:rPr>
+      </w:pPr>
+      <w:proofErr w:type="spellStart"/>
+      <w:r>
+        <w:rPr>
+          <w:sz w:val="20"/>
+          <w:szCs w:val="20"/>
+        </w:rPr>
+        <w:t>Marapatin</w:t>
+      </w:r>
+      <w:proofErr w:type="spellEnd"/>
+      <w:r>
+        <w:rPr>
+          <w:sz w:val="20"/>
+          <w:szCs w:val="20"/>
+        </w:rPr>
+        <w:t xml:space="preserve"> </w:t>
+      </w:r>
+      <w:proofErr w:type="spellStart"/>
+      <w:r>
+        <w:rPr>
+          <w:sz w:val="20"/>
+          <w:szCs w:val="20"/>
+        </w:rPr>
+        <w:t>sa</w:t>
+      </w:r>
+      <w:proofErr w:type="spellEnd"/>
+      <w:r>
+        <w:rPr>
+          <w:sz w:val="20"/>
+          <w:szCs w:val="20"/>
+        </w:rPr>
+        <w:t xml:space="preserve"> </w:t>
+      </w:r>
+      <w:proofErr w:type="spellStart"/>
+      <w:r>
+        <w:rPr>
+          <w:sz w:val="20"/>
+          <w:szCs w:val="20"/>
+        </w:rPr>
+        <w:t>kapwa</w:t>
+      </w:r>
+      <w:proofErr w:type="spellEnd"/>
+      <w:r>
+        <w:rPr>
+          <w:sz w:val="20"/>
+          <w:szCs w:val="20"/>
+        </w:rPr>
+        <w:t xml:space="preserve"> </w:t>
+      </w:r>
+      <w:proofErr w:type="spellStart"/>
+      <w:r>
+        <w:rPr>
+          <w:sz w:val="20"/>
+          <w:szCs w:val="20"/>
+        </w:rPr>
+        <w:t>maging</w:t>
+      </w:r>
+      <w:proofErr w:type="spellEnd"/>
+      <w:r>
+        <w:rPr>
+          <w:sz w:val="20"/>
+          <w:szCs w:val="20"/>
+        </w:rPr>
+        <w:t xml:space="preserve"> </w:t>
+      </w:r>
+      <w:proofErr w:type="spellStart"/>
+      <w:r>
+        <w:rPr>
+          <w:sz w:val="20"/>
+          <w:szCs w:val="20"/>
+        </w:rPr>
+        <w:t>tinapay</w:t>
+      </w:r>
+      <w:proofErr w:type="spellEnd"/>
+    </w:p>
+    <w:p>
+      <w:pPr>
+        <w:ind w:left="360"/>
+        <w:rPr>
+          <w:sz w:val="20"/>
+          <w:szCs w:val="20"/>
+        </w:rPr>
+      </w:pPr>
+      <w:proofErr w:type="spellStart"/>
+      <w:r>
+        <w:rPr>
+          <w:sz w:val="20"/>
+          <w:szCs w:val="20"/>
+        </w:rPr>
+        <w:t>Kagalakan</w:t>
+      </w:r>
+      <w:proofErr w:type="spellEnd"/>
+      <w:r>
+        <w:rPr>
+          <w:sz w:val="20"/>
+          <w:szCs w:val="20"/>
+        </w:rPr>
+        <w:t xml:space="preserve"> </w:t>
+      </w:r>
+      <w:proofErr w:type="spellStart"/>
+      <w:r>
+        <w:rPr>
+          <w:sz w:val="20"/>
+          <w:szCs w:val="20"/>
+        </w:rPr>
+        <w:t>sa</w:t>
+      </w:r>
+      <w:proofErr w:type="spellEnd"/>
+      <w:r>
+        <w:rPr>
+          <w:sz w:val="20"/>
+          <w:szCs w:val="20"/>
+        </w:rPr>
+        <w:t xml:space="preserve"> </w:t>
+      </w:r>
+      <w:proofErr w:type="spellStart"/>
+      <w:r>
+        <w:rPr>
+          <w:sz w:val="20"/>
+          <w:szCs w:val="20"/>
+        </w:rPr>
+        <w:t>nalulumbay</w:t>
+      </w:r>
+      <w:proofErr w:type="spellEnd"/>
+    </w:p>
+    <w:p>
+      <w:pPr>
+        <w:ind w:left="360"/>
+        <w:rPr>
+          <w:sz w:val="20"/>
+          <w:szCs w:val="20"/>
+        </w:rPr>
+      </w:pPr>
+      <w:proofErr w:type="spellStart"/>
+      <w:r>
+        <w:rPr>
+          <w:sz w:val="20"/>
+          <w:szCs w:val="20"/>
+        </w:rPr>
+        <w:t>Katarungan</w:t>
+      </w:r>
+      <w:proofErr w:type="spellEnd"/>
+      <w:r>
+        <w:rPr>
+          <w:sz w:val="20"/>
+          <w:szCs w:val="20"/>
+        </w:rPr>
+        <w:t xml:space="preserve"> </w:t>
+      </w:r>
+      <w:proofErr w:type="spellStart"/>
+      <w:r>
+        <w:rPr>
+          <w:sz w:val="20"/>
+          <w:szCs w:val="20"/>
+        </w:rPr>
+        <w:t>sa</w:t>
+      </w:r>
+      <w:proofErr w:type="spellEnd"/>
+      <w:r>
+        <w:rPr>
+          <w:sz w:val="20"/>
+          <w:szCs w:val="20"/>
+        </w:rPr>
+        <w:t xml:space="preserve"> </w:t>
+      </w:r>
+      <w:proofErr w:type="spellStart"/>
+      <w:r>
+        <w:rPr>
+          <w:sz w:val="20"/>
+          <w:szCs w:val="20"/>
+        </w:rPr>
+        <w:t>naaapi</w:t>
       </w:r>
       <w:proofErr w:type="spellEnd"/>
     </w:p>
@@ -2528,419 +3896,74 @@
           <w:sz w:val="20"/>
           <w:szCs w:val="20"/>
         </w:rPr>
-        <w:t>kadiliman</w:t>
-      </w:r>
-      <w:proofErr w:type="spellEnd"/>
-      <w:r>
-        <w:rPr>
-          <w:sz w:val="20"/>
-          <w:szCs w:val="20"/>
-        </w:rPr>
-        <w:t xml:space="preserve"> ng gabi</w:t>
-      </w:r>
-    </w:p>
-    <w:p>
-      <w:pPr>
-        <w:rPr>
-          <w:sz w:val="20"/>
-          <w:szCs w:val="20"/>
-        </w:rPr>
-      </w:pPr>
-    </w:p>
-    <w:p>
-      <w:pPr>
-        <w:ind w:left="360"/>
-        <w:rPr>
-          <w:sz w:val="20"/>
-          <w:szCs w:val="20"/>
-        </w:rPr>
-      </w:pPr>
-      <w:r>
-        <w:rPr>
-          <w:sz w:val="20"/>
-          <w:szCs w:val="20"/>
-        </w:rPr>
-        <w:t>KORO:</w:t>
-      </w:r>
-    </w:p>
-    <w:p>
-      <w:pPr>
-        <w:ind w:left="360"/>
-        <w:rPr>
-          <w:sz w:val="20"/>
-          <w:szCs w:val="20"/>
-        </w:rPr>
-      </w:pPr>
-      <w:r>
-        <w:rPr>
-          <w:sz w:val="20"/>
-          <w:szCs w:val="20"/>
-        </w:rPr>
-        <w:t xml:space="preserve">Maria </w:t>
-      </w:r>
-      <w:proofErr w:type="spellStart"/>
-      <w:r>
-        <w:rPr>
-          <w:sz w:val="20"/>
-          <w:szCs w:val="20"/>
-        </w:rPr>
-        <w:t>sa</w:t>
-      </w:r>
-      <w:proofErr w:type="spellEnd"/>
-      <w:r>
-        <w:rPr>
-          <w:sz w:val="20"/>
-          <w:szCs w:val="20"/>
-        </w:rPr>
-        <w:t xml:space="preserve"> puso </w:t>
-      </w:r>
-      <w:proofErr w:type="spellStart"/>
-      <w:r>
-        <w:rPr>
-          <w:sz w:val="20"/>
-          <w:szCs w:val="20"/>
-        </w:rPr>
-        <w:t>ninuman</w:t>
-      </w:r>
-      <w:proofErr w:type="spellEnd"/>
-    </w:p>
-    <w:p>
-      <w:pPr>
-        <w:ind w:left="360"/>
-        <w:rPr>
-          <w:sz w:val="20"/>
-          <w:szCs w:val="20"/>
-        </w:rPr>
-      </w:pPr>
-      <w:proofErr w:type="spellStart"/>
-      <w:r>
-        <w:rPr>
-          <w:sz w:val="20"/>
-          <w:szCs w:val="20"/>
-        </w:rPr>
-        <w:t>Ika'y</w:t>
-      </w:r>
-      <w:proofErr w:type="spellEnd"/>
-      <w:r>
-        <w:rPr>
-          <w:sz w:val="20"/>
-          <w:szCs w:val="20"/>
-        </w:rPr>
-        <w:t xml:space="preserve"> tala ng </w:t>
-      </w:r>
-      <w:proofErr w:type="spellStart"/>
-      <w:r>
-        <w:rPr>
-          <w:sz w:val="20"/>
-          <w:szCs w:val="20"/>
-        </w:rPr>
-        <w:t>kalangitan</w:t>
-      </w:r>
-      <w:proofErr w:type="spellEnd"/>
-    </w:p>
-    <w:p>
-      <w:pPr>
-        <w:ind w:left="360"/>
-        <w:rPr>
-          <w:sz w:val="20"/>
-          <w:szCs w:val="20"/>
-        </w:rPr>
-      </w:pPr>
-      <w:r>
-        <w:rPr>
-          <w:sz w:val="20"/>
-          <w:szCs w:val="20"/>
-        </w:rPr>
-        <w:t xml:space="preserve">Ningning </w:t>
-      </w:r>
-      <w:proofErr w:type="spellStart"/>
-      <w:r>
-        <w:rPr>
-          <w:sz w:val="20"/>
-          <w:szCs w:val="20"/>
-        </w:rPr>
-        <w:t>mo</w:t>
-      </w:r>
-      <w:proofErr w:type="spellEnd"/>
-      <w:r>
-        <w:rPr>
-          <w:sz w:val="20"/>
-          <w:szCs w:val="20"/>
-        </w:rPr>
-        <w:t xml:space="preserve"> ay </w:t>
-      </w:r>
-      <w:proofErr w:type="spellStart"/>
-      <w:r>
-        <w:rPr>
-          <w:sz w:val="20"/>
-          <w:szCs w:val="20"/>
-        </w:rPr>
-        <w:t>walang</w:t>
-      </w:r>
-      <w:proofErr w:type="spellEnd"/>
-      <w:r>
-        <w:rPr>
-          <w:sz w:val="20"/>
-          <w:szCs w:val="20"/>
-        </w:rPr>
-        <w:t xml:space="preserve"> </w:t>
-      </w:r>
-      <w:proofErr w:type="spellStart"/>
-      <w:r>
-        <w:rPr>
-          <w:sz w:val="20"/>
-          <w:szCs w:val="20"/>
-        </w:rPr>
-        <w:t>pagmamaliw</w:t>
-      </w:r>
-      <w:proofErr w:type="spellEnd"/>
-    </w:p>
-    <w:p>
-      <w:pPr>
-        <w:ind w:left="360"/>
-        <w:rPr>
-          <w:sz w:val="20"/>
-          <w:szCs w:val="20"/>
-        </w:rPr>
-      </w:pPr>
-      <w:proofErr w:type="spellStart"/>
-      <w:r>
-        <w:rPr>
-          <w:sz w:val="20"/>
-          <w:szCs w:val="20"/>
-        </w:rPr>
-        <w:t>Inang</w:t>
-      </w:r>
-      <w:proofErr w:type="spellEnd"/>
-      <w:r>
-        <w:rPr>
-          <w:sz w:val="20"/>
-          <w:szCs w:val="20"/>
-        </w:rPr>
-        <w:t xml:space="preserve"> </w:t>
-      </w:r>
-      <w:proofErr w:type="spellStart"/>
-      <w:r>
-        <w:rPr>
-          <w:sz w:val="20"/>
-          <w:szCs w:val="20"/>
-        </w:rPr>
-        <w:t>sinta</w:t>
-      </w:r>
-      <w:proofErr w:type="spellEnd"/>
-      <w:r>
-        <w:rPr>
-          <w:sz w:val="20"/>
-          <w:szCs w:val="20"/>
-        </w:rPr>
-        <w:t xml:space="preserve">, </w:t>
-      </w:r>
-      <w:proofErr w:type="spellStart"/>
-      <w:r>
-        <w:rPr>
-          <w:sz w:val="20"/>
-          <w:szCs w:val="20"/>
-        </w:rPr>
-        <w:t>Inang</w:t>
-      </w:r>
-      <w:proofErr w:type="spellEnd"/>
-      <w:r>
-        <w:rPr>
-          <w:sz w:val="20"/>
-          <w:szCs w:val="20"/>
-        </w:rPr>
-        <w:t xml:space="preserve"> </w:t>
-      </w:r>
-      <w:proofErr w:type="spellStart"/>
-      <w:r>
-        <w:rPr>
-          <w:sz w:val="20"/>
-          <w:szCs w:val="20"/>
-        </w:rPr>
-        <w:t>ginigiliw</w:t>
-      </w:r>
-      <w:proofErr w:type="spellEnd"/>
-    </w:p>
-    <w:p>
-      <w:pPr>
-        <w:rPr>
-          <w:sz w:val="20"/>
-          <w:szCs w:val="20"/>
-        </w:rPr>
-      </w:pPr>
-    </w:p>
-    <w:p>
-      <w:pPr>
-        <w:ind w:left="360"/>
-        <w:rPr>
-          <w:sz w:val="20"/>
-          <w:szCs w:val="20"/>
-        </w:rPr>
-      </w:pPr>
-      <w:proofErr w:type="spellStart"/>
-      <w:r>
-        <w:rPr>
-          <w:sz w:val="20"/>
-          <w:szCs w:val="20"/>
-        </w:rPr>
-        <w:t>Tanglawan</w:t>
-      </w:r>
-      <w:proofErr w:type="spellEnd"/>
-      <w:r>
-        <w:rPr>
-          <w:sz w:val="20"/>
-          <w:szCs w:val="20"/>
-        </w:rPr>
-        <w:t xml:space="preserve"> kami </w:t>
-      </w:r>
-      <w:proofErr w:type="spellStart"/>
-      <w:r>
-        <w:rPr>
-          <w:sz w:val="20"/>
-          <w:szCs w:val="20"/>
-        </w:rPr>
-        <w:t>aming</w:t>
-      </w:r>
-      <w:proofErr w:type="spellEnd"/>
-      <w:r>
-        <w:rPr>
-          <w:sz w:val="20"/>
-          <w:szCs w:val="20"/>
-        </w:rPr>
-        <w:t xml:space="preserve"> </w:t>
-      </w:r>
-      <w:proofErr w:type="spellStart"/>
-      <w:r>
-        <w:rPr>
-          <w:sz w:val="20"/>
-          <w:szCs w:val="20"/>
-        </w:rPr>
-        <w:t>ina</w:t>
-      </w:r>
-      <w:proofErr w:type="spellEnd"/>
-    </w:p>
-    <w:p>
-      <w:pPr>
-        <w:ind w:left="360"/>
-        <w:rPr>
-          <w:sz w:val="20"/>
-          <w:szCs w:val="20"/>
-        </w:rPr>
-      </w:pPr>
-      <w:r>
-        <w:rPr>
-          <w:sz w:val="20"/>
-          <w:szCs w:val="20"/>
-        </w:rPr>
-        <w:t xml:space="preserve">Sa </w:t>
-      </w:r>
-      <w:proofErr w:type="spellStart"/>
-      <w:r>
-        <w:rPr>
-          <w:sz w:val="20"/>
-          <w:szCs w:val="20"/>
-        </w:rPr>
-        <w:t>kalangitan</w:t>
-      </w:r>
-      <w:proofErr w:type="spellEnd"/>
-      <w:r>
-        <w:rPr>
-          <w:sz w:val="20"/>
-          <w:szCs w:val="20"/>
-        </w:rPr>
-        <w:t xml:space="preserve"> naming pita</w:t>
-      </w:r>
-    </w:p>
-    <w:p>
-      <w:pPr>
-        <w:ind w:left="360"/>
-        <w:rPr>
-          <w:sz w:val="20"/>
-          <w:szCs w:val="20"/>
-        </w:rPr>
-      </w:pPr>
-      <w:proofErr w:type="spellStart"/>
-      <w:r>
-        <w:rPr>
-          <w:sz w:val="20"/>
-          <w:szCs w:val="20"/>
-        </w:rPr>
-        <w:t>Nawa'y</w:t>
-      </w:r>
-      <w:proofErr w:type="spellEnd"/>
-      <w:r>
-        <w:rPr>
-          <w:sz w:val="20"/>
-          <w:szCs w:val="20"/>
-        </w:rPr>
-        <w:t xml:space="preserve"> </w:t>
-      </w:r>
-      <w:proofErr w:type="spellStart"/>
-      <w:r>
-        <w:rPr>
-          <w:sz w:val="20"/>
-          <w:szCs w:val="20"/>
-        </w:rPr>
-        <w:t>maging</w:t>
-      </w:r>
-      <w:proofErr w:type="spellEnd"/>
-      <w:r>
-        <w:rPr>
-          <w:sz w:val="20"/>
-          <w:szCs w:val="20"/>
-        </w:rPr>
-        <w:t xml:space="preserve"> </w:t>
-      </w:r>
-      <w:proofErr w:type="spellStart"/>
-      <w:r>
-        <w:rPr>
-          <w:sz w:val="20"/>
-          <w:szCs w:val="20"/>
-        </w:rPr>
-        <w:t>hantungang</w:t>
-      </w:r>
-      <w:proofErr w:type="spellEnd"/>
-    </w:p>
-    <w:p>
-      <w:pPr>
-        <w:ind w:left="360"/>
-        <w:rPr>
-          <w:sz w:val="20"/>
-          <w:szCs w:val="20"/>
-        </w:rPr>
-      </w:pPr>
-      <w:proofErr w:type="spellStart"/>
-      <w:r>
-        <w:rPr>
-          <w:sz w:val="20"/>
-          <w:szCs w:val="20"/>
-        </w:rPr>
-        <w:t>Pinakamimithing</w:t>
-      </w:r>
-      <w:proofErr w:type="spellEnd"/>
-      <w:r>
-        <w:rPr>
-          <w:sz w:val="20"/>
-          <w:szCs w:val="20"/>
-        </w:rPr>
-        <w:t xml:space="preserve"> </w:t>
-      </w:r>
-      <w:proofErr w:type="spellStart"/>
-      <w:r>
-        <w:rPr>
-          <w:sz w:val="20"/>
-          <w:szCs w:val="20"/>
-        </w:rPr>
-        <w:t>kaharian</w:t>
-      </w:r>
-      <w:proofErr w:type="spellEnd"/>
-      <w:r>
-        <w:rPr>
-          <w:sz w:val="20"/>
-          <w:szCs w:val="20"/>
-        </w:rPr>
-        <w:t xml:space="preserve"> (KORO)</w:t>
-      </w:r>
+        <w:t>kanlungan</w:t>
+      </w:r>
+      <w:proofErr w:type="spellEnd"/>
+      <w:r>
+        <w:rPr>
+          <w:sz w:val="20"/>
+          <w:szCs w:val="20"/>
+        </w:rPr>
+        <w:t xml:space="preserve"> ng bayan Mong </w:t>
+      </w:r>
+      <w:proofErr w:type="spellStart"/>
+      <w:r>
+        <w:rPr>
+          <w:sz w:val="20"/>
+          <w:szCs w:val="20"/>
+        </w:rPr>
+        <w:t>sawi</w:t>
+      </w:r>
+      <w:proofErr w:type="spellEnd"/>
+    </w:p>
+    <w:p>
+      <w:pPr>
+        <w:rPr>
+          <w:sz w:val="20"/>
+          <w:szCs w:val="20"/>
+        </w:rPr>
+      </w:pPr>
+    </w:p>
+    <w:p>
+      <w:pPr>
+        <w:ind w:left="360"/>
+        <w:rPr>
+          <w:sz w:val="20"/>
+          <w:szCs w:val="20"/>
+        </w:rPr>
+      </w:pPr>
+      <w:r>
+        <w:rPr>
+          <w:sz w:val="20"/>
+          <w:szCs w:val="20"/>
+        </w:rPr>
+        <w:t xml:space="preserve">At </w:t>
+      </w:r>
+      <w:proofErr w:type="spellStart"/>
+      <w:r>
+        <w:rPr>
+          <w:sz w:val="20"/>
+          <w:szCs w:val="20"/>
+        </w:rPr>
+        <w:t>pagsasalong</w:t>
+      </w:r>
+      <w:proofErr w:type="spellEnd"/>
+      <w:r>
+        <w:rPr>
+          <w:sz w:val="20"/>
+          <w:szCs w:val="20"/>
+        </w:rPr>
+        <w:t xml:space="preserve"> </w:t>
+      </w:r>
+      <w:proofErr w:type="spellStart"/>
+      <w:r>
+        <w:rPr>
+          <w:sz w:val="20"/>
+          <w:szCs w:val="20"/>
+        </w:rPr>
+        <w:t>walang-hanggan</w:t>
+      </w:r>
+      <w:proofErr w:type="spellEnd"/>
     </w:p>
     <w:p>
       <w:pPr>
@@ -2957,19 +3980,590 @@
           <w:sz w:val="20"/>
           <w:szCs w:val="20"/>
         </w:rPr>
-        <w:t xml:space="preserve">Santo </w:t>
-      </w:r>
-      <w:proofErr w:type="spellStart"/>
-      <w:r>
+        <w:t>Santo</w:t>
+      </w:r>
+    </w:p>
+    <w:p>
+      <w:pPr>
+        <w:spacing w:before="40"/>
+        <w:rPr>
+          <w:sz w:val="20"/>
+          <w:szCs w:val="20"/>
+        </w:rPr>
+      </w:pPr>
+      <w:r>
+        <w:rPr>
+          <w:i/>
+          <w:iCs/>
+          <w:sz w:val="20"/>
+          <w:szCs w:val="20"/>
+        </w:rPr>
+        <w:t>[ Sanctus ]</w:t>
+      </w:r>
+    </w:p>
+    <w:p>
+      <w:pPr>
+        <w:ind w:left="360"/>
+        <w:rPr>
+          <w:sz w:val="20"/>
+          <w:szCs w:val="20"/>
+        </w:rPr>
+      </w:pPr>
+      <w:r>
+        <w:rPr>
+          <w:sz w:val="20"/>
+          <w:szCs w:val="20"/>
+        </w:rPr>
+        <w:t xml:space="preserve">Santo! Santo! Santo! </w:t>
+      </w:r>
+      <w:proofErr w:type="spellStart"/>
+      <w:r>
+        <w:rPr>
+          <w:sz w:val="20"/>
+          <w:szCs w:val="20"/>
+        </w:rPr>
+        <w:t>Panginoong</w:t>
+      </w:r>
+      <w:proofErr w:type="spellEnd"/>
+      <w:r>
+        <w:rPr>
+          <w:sz w:val="20"/>
+          <w:szCs w:val="20"/>
+        </w:rPr>
+        <w:t xml:space="preserve"> </w:t>
+      </w:r>
+      <w:proofErr w:type="spellStart"/>
+      <w:r>
+        <w:rPr>
+          <w:sz w:val="20"/>
+          <w:szCs w:val="20"/>
+        </w:rPr>
+        <w:t>Diyos</w:t>
+      </w:r>
+      <w:proofErr w:type="spellEnd"/>
+      <w:r>
+        <w:rPr>
+          <w:sz w:val="20"/>
+          <w:szCs w:val="20"/>
+        </w:rPr>
+        <w:t>!</w:t>
+      </w:r>
+    </w:p>
+    <w:p>
+      <w:pPr>
+        <w:ind w:left="360"/>
+        <w:rPr>
+          <w:sz w:val="20"/>
+          <w:szCs w:val="20"/>
+        </w:rPr>
+      </w:pPr>
+      <w:proofErr w:type="spellStart"/>
+      <w:r>
+        <w:rPr>
+          <w:sz w:val="20"/>
+          <w:szCs w:val="20"/>
+        </w:rPr>
+        <w:t>Napupuno</w:t>
+      </w:r>
+      <w:proofErr w:type="spellEnd"/>
+      <w:r>
+        <w:rPr>
+          <w:sz w:val="20"/>
+          <w:szCs w:val="20"/>
+        </w:rPr>
+        <w:t xml:space="preserve"> ang </w:t>
+      </w:r>
+      <w:proofErr w:type="spellStart"/>
+      <w:r>
+        <w:rPr>
+          <w:sz w:val="20"/>
+          <w:szCs w:val="20"/>
+        </w:rPr>
+        <w:t>langit</w:t>
+      </w:r>
+      <w:proofErr w:type="spellEnd"/>
+      <w:r>
+        <w:rPr>
+          <w:sz w:val="20"/>
+          <w:szCs w:val="20"/>
+        </w:rPr>
+        <w:t xml:space="preserve"> at </w:t>
+      </w:r>
+      <w:proofErr w:type="spellStart"/>
+      <w:r>
+        <w:rPr>
+          <w:sz w:val="20"/>
+          <w:szCs w:val="20"/>
+        </w:rPr>
+        <w:t>lupa</w:t>
+      </w:r>
+      <w:proofErr w:type="spellEnd"/>
+      <w:r>
+        <w:rPr>
+          <w:sz w:val="20"/>
+          <w:szCs w:val="20"/>
+        </w:rPr>
+        <w:t xml:space="preserve"> ng </w:t>
+      </w:r>
+      <w:proofErr w:type="spellStart"/>
+      <w:r>
+        <w:rPr>
+          <w:sz w:val="20"/>
+          <w:szCs w:val="20"/>
+        </w:rPr>
+        <w:t>kadakilaan</w:t>
+      </w:r>
+      <w:proofErr w:type="spellEnd"/>
+      <w:r>
+        <w:rPr>
+          <w:sz w:val="20"/>
+          <w:szCs w:val="20"/>
+        </w:rPr>
+        <w:t xml:space="preserve"> </w:t>
+      </w:r>
+      <w:proofErr w:type="spellStart"/>
+      <w:r>
+        <w:rPr>
+          <w:sz w:val="20"/>
+          <w:szCs w:val="20"/>
+        </w:rPr>
+        <w:t>mo</w:t>
+      </w:r>
+      <w:proofErr w:type="spellEnd"/>
+      <w:r>
+        <w:rPr>
+          <w:sz w:val="20"/>
+          <w:szCs w:val="20"/>
+        </w:rPr>
+        <w:t>!</w:t>
+      </w:r>
+    </w:p>
+    <w:p>
+      <w:pPr>
+        <w:rPr>
+          <w:sz w:val="20"/>
+          <w:szCs w:val="20"/>
+        </w:rPr>
+      </w:pPr>
+    </w:p>
+    <w:p>
+      <w:pPr>
+        <w:ind w:left="360"/>
+        <w:rPr>
+          <w:sz w:val="20"/>
+          <w:szCs w:val="20"/>
+        </w:rPr>
+      </w:pPr>
+      <w:r>
+        <w:rPr>
+          <w:sz w:val="20"/>
+          <w:szCs w:val="20"/>
+        </w:rPr>
+        <w:t xml:space="preserve">Hosanna </w:t>
+      </w:r>
+      <w:proofErr w:type="spellStart"/>
+      <w:r>
+        <w:rPr>
+          <w:sz w:val="20"/>
+          <w:szCs w:val="20"/>
+        </w:rPr>
+        <w:t>Hosanna</w:t>
+      </w:r>
+      <w:proofErr w:type="spellEnd"/>
+      <w:r>
+        <w:rPr>
+          <w:sz w:val="20"/>
+          <w:szCs w:val="20"/>
+        </w:rPr>
+        <w:t xml:space="preserve"> </w:t>
+      </w:r>
+      <w:proofErr w:type="spellStart"/>
+      <w:r>
+        <w:rPr>
+          <w:sz w:val="20"/>
+          <w:szCs w:val="20"/>
+        </w:rPr>
+        <w:t>Hosanna</w:t>
+      </w:r>
+      <w:proofErr w:type="spellEnd"/>
+      <w:r>
+        <w:rPr>
+          <w:sz w:val="20"/>
+          <w:szCs w:val="20"/>
+        </w:rPr>
+        <w:t xml:space="preserve"> </w:t>
+      </w:r>
+      <w:proofErr w:type="spellStart"/>
+      <w:r>
+        <w:rPr>
+          <w:sz w:val="20"/>
+          <w:szCs w:val="20"/>
+        </w:rPr>
+        <w:t>sa</w:t>
+      </w:r>
+      <w:proofErr w:type="spellEnd"/>
+      <w:r>
+        <w:rPr>
+          <w:sz w:val="20"/>
+          <w:szCs w:val="20"/>
+        </w:rPr>
+        <w:t xml:space="preserve"> </w:t>
+      </w:r>
+      <w:proofErr w:type="spellStart"/>
+      <w:r>
+        <w:rPr>
+          <w:sz w:val="20"/>
+          <w:szCs w:val="20"/>
+        </w:rPr>
+        <w:t>Kaitaasan</w:t>
+      </w:r>
+      <w:proofErr w:type="spellEnd"/>
+      <w:r>
+        <w:rPr>
+          <w:sz w:val="20"/>
+          <w:szCs w:val="20"/>
+        </w:rPr>
+        <w:t>!</w:t>
+      </w:r>
+    </w:p>
+    <w:p>
+      <w:pPr>
+        <w:ind w:left="360"/>
+        <w:rPr>
+          <w:sz w:val="20"/>
+          <w:szCs w:val="20"/>
+        </w:rPr>
+      </w:pPr>
+      <w:r>
+        <w:rPr>
+          <w:sz w:val="20"/>
+          <w:szCs w:val="20"/>
+        </w:rPr>
+        <w:t xml:space="preserve">Hosanna </w:t>
+      </w:r>
+      <w:proofErr w:type="spellStart"/>
+      <w:r>
+        <w:rPr>
+          <w:sz w:val="20"/>
+          <w:szCs w:val="20"/>
+        </w:rPr>
+        <w:t>Hosanna</w:t>
+      </w:r>
+      <w:proofErr w:type="spellEnd"/>
+      <w:r>
+        <w:rPr>
+          <w:sz w:val="20"/>
+          <w:szCs w:val="20"/>
+        </w:rPr>
+        <w:t xml:space="preserve"> </w:t>
+      </w:r>
+      <w:proofErr w:type="spellStart"/>
+      <w:r>
+        <w:rPr>
+          <w:sz w:val="20"/>
+          <w:szCs w:val="20"/>
+        </w:rPr>
+        <w:t>Hosanna</w:t>
+      </w:r>
+      <w:proofErr w:type="spellEnd"/>
+      <w:r>
+        <w:rPr>
+          <w:sz w:val="20"/>
+          <w:szCs w:val="20"/>
+        </w:rPr>
+        <w:t xml:space="preserve"> </w:t>
+      </w:r>
+      <w:proofErr w:type="spellStart"/>
+      <w:r>
+        <w:rPr>
+          <w:sz w:val="20"/>
+          <w:szCs w:val="20"/>
+        </w:rPr>
+        <w:t>sa</w:t>
+      </w:r>
+      <w:proofErr w:type="spellEnd"/>
+      <w:r>
+        <w:rPr>
+          <w:sz w:val="20"/>
+          <w:szCs w:val="20"/>
+        </w:rPr>
+        <w:t xml:space="preserve"> </w:t>
+      </w:r>
+      <w:proofErr w:type="spellStart"/>
+      <w:r>
+        <w:rPr>
+          <w:sz w:val="20"/>
+          <w:szCs w:val="20"/>
+        </w:rPr>
+        <w:t>Kaitaasan</w:t>
+      </w:r>
+      <w:proofErr w:type="spellEnd"/>
+      <w:r>
+        <w:rPr>
+          <w:sz w:val="20"/>
+          <w:szCs w:val="20"/>
+        </w:rPr>
+        <w:t>!</w:t>
+      </w:r>
+    </w:p>
+    <w:p>
+      <w:pPr>
+        <w:rPr>
+          <w:sz w:val="20"/>
+          <w:szCs w:val="20"/>
+        </w:rPr>
+      </w:pPr>
+    </w:p>
+    <w:p>
+      <w:pPr>
+        <w:ind w:left="360"/>
+        <w:rPr>
+          <w:sz w:val="20"/>
+          <w:szCs w:val="20"/>
+        </w:rPr>
+      </w:pPr>
+      <w:proofErr w:type="spellStart"/>
+      <w:r>
+        <w:rPr>
+          <w:sz w:val="20"/>
+          <w:szCs w:val="20"/>
+        </w:rPr>
+        <w:t>Pinagpala</w:t>
+      </w:r>
+      <w:proofErr w:type="spellEnd"/>
+      <w:r>
+        <w:rPr>
+          <w:sz w:val="20"/>
+          <w:szCs w:val="20"/>
+        </w:rPr>
+        <w:t xml:space="preserve"> ang </w:t>
+      </w:r>
+      <w:proofErr w:type="spellStart"/>
+      <w:r>
+        <w:rPr>
+          <w:sz w:val="20"/>
+          <w:szCs w:val="20"/>
+        </w:rPr>
+        <w:t>naparirito</w:t>
+      </w:r>
+      <w:proofErr w:type="spellEnd"/>
+      <w:r>
+        <w:rPr>
+          <w:sz w:val="20"/>
+          <w:szCs w:val="20"/>
+        </w:rPr>
+        <w:t xml:space="preserve"> Sa </w:t>
+      </w:r>
+      <w:proofErr w:type="spellStart"/>
+      <w:r>
+        <w:rPr>
+          <w:sz w:val="20"/>
+          <w:szCs w:val="20"/>
+        </w:rPr>
+        <w:t>Ngalan</w:t>
+      </w:r>
+      <w:proofErr w:type="spellEnd"/>
+      <w:r>
+        <w:rPr>
+          <w:sz w:val="20"/>
+          <w:szCs w:val="20"/>
+        </w:rPr>
+        <w:t xml:space="preserve"> ng </w:t>
+      </w:r>
+      <w:proofErr w:type="spellStart"/>
+      <w:r>
+        <w:rPr>
+          <w:sz w:val="20"/>
+          <w:szCs w:val="20"/>
+        </w:rPr>
+        <w:t>Panginoon</w:t>
+      </w:r>
+      <w:proofErr w:type="spellEnd"/>
+      <w:r>
+        <w:rPr>
+          <w:sz w:val="20"/>
+          <w:szCs w:val="20"/>
+        </w:rPr>
+        <w:t>!</w:t>
+      </w:r>
+    </w:p>
+    <w:p>
+      <w:pPr>
+        <w:rPr>
+          <w:sz w:val="20"/>
+          <w:szCs w:val="20"/>
+        </w:rPr>
+      </w:pPr>
+    </w:p>
+    <w:p>
+      <w:pPr>
+        <w:ind w:left="360"/>
+        <w:rPr>
+          <w:sz w:val="20"/>
+          <w:szCs w:val="20"/>
+        </w:rPr>
+      </w:pPr>
+      <w:r>
+        <w:rPr>
+          <w:sz w:val="20"/>
+          <w:szCs w:val="20"/>
+        </w:rPr>
+        <w:t xml:space="preserve">Hosanna </w:t>
+      </w:r>
+      <w:proofErr w:type="spellStart"/>
+      <w:r>
+        <w:rPr>
+          <w:sz w:val="20"/>
+          <w:szCs w:val="20"/>
+        </w:rPr>
+        <w:t>Hosanna</w:t>
+      </w:r>
+      <w:proofErr w:type="spellEnd"/>
+      <w:r>
+        <w:rPr>
+          <w:sz w:val="20"/>
+          <w:szCs w:val="20"/>
+        </w:rPr>
+        <w:t xml:space="preserve"> </w:t>
+      </w:r>
+      <w:proofErr w:type="spellStart"/>
+      <w:r>
+        <w:rPr>
+          <w:sz w:val="20"/>
+          <w:szCs w:val="20"/>
+        </w:rPr>
+        <w:t>Hosanna</w:t>
+      </w:r>
+      <w:proofErr w:type="spellEnd"/>
+      <w:r>
+        <w:rPr>
+          <w:sz w:val="20"/>
+          <w:szCs w:val="20"/>
+        </w:rPr>
+        <w:t xml:space="preserve"> </w:t>
+      </w:r>
+      <w:proofErr w:type="spellStart"/>
+      <w:r>
+        <w:rPr>
+          <w:sz w:val="20"/>
+          <w:szCs w:val="20"/>
+        </w:rPr>
+        <w:t>sa</w:t>
+      </w:r>
+      <w:proofErr w:type="spellEnd"/>
+      <w:r>
+        <w:rPr>
+          <w:sz w:val="20"/>
+          <w:szCs w:val="20"/>
+        </w:rPr>
+        <w:t xml:space="preserve"> </w:t>
+      </w:r>
+      <w:proofErr w:type="spellStart"/>
+      <w:r>
+        <w:rPr>
+          <w:sz w:val="20"/>
+          <w:szCs w:val="20"/>
+        </w:rPr>
+        <w:t>Kaitaasan</w:t>
+      </w:r>
+      <w:proofErr w:type="spellEnd"/>
+      <w:r>
+        <w:rPr>
+          <w:sz w:val="20"/>
+          <w:szCs w:val="20"/>
+        </w:rPr>
+        <w:t>!</w:t>
+      </w:r>
+    </w:p>
+    <w:p>
+      <w:pPr>
+        <w:ind w:left="360"/>
+        <w:rPr>
+          <w:sz w:val="20"/>
+          <w:szCs w:val="20"/>
+        </w:rPr>
+      </w:pPr>
+      <w:r>
+        <w:rPr>
+          <w:sz w:val="20"/>
+          <w:szCs w:val="20"/>
+        </w:rPr>
+        <w:t xml:space="preserve">Hosanna </w:t>
+      </w:r>
+      <w:proofErr w:type="spellStart"/>
+      <w:r>
+        <w:rPr>
+          <w:sz w:val="20"/>
+          <w:szCs w:val="20"/>
+        </w:rPr>
+        <w:t>Hosanna</w:t>
+      </w:r>
+      <w:proofErr w:type="spellEnd"/>
+      <w:r>
+        <w:rPr>
+          <w:sz w:val="20"/>
+          <w:szCs w:val="20"/>
+        </w:rPr>
+        <w:t xml:space="preserve"> </w:t>
+      </w:r>
+      <w:proofErr w:type="spellStart"/>
+      <w:r>
+        <w:rPr>
+          <w:sz w:val="20"/>
+          <w:szCs w:val="20"/>
+        </w:rPr>
+        <w:t>Hosanna</w:t>
+      </w:r>
+      <w:proofErr w:type="spellEnd"/>
+      <w:r>
+        <w:rPr>
+          <w:sz w:val="20"/>
+          <w:szCs w:val="20"/>
+        </w:rPr>
+        <w:t xml:space="preserve"> </w:t>
+      </w:r>
+      <w:proofErr w:type="spellStart"/>
+      <w:r>
+        <w:rPr>
+          <w:sz w:val="20"/>
+          <w:szCs w:val="20"/>
+        </w:rPr>
+        <w:t>sa</w:t>
+      </w:r>
+      <w:proofErr w:type="spellEnd"/>
+      <w:r>
+        <w:rPr>
+          <w:sz w:val="20"/>
+          <w:szCs w:val="20"/>
+        </w:rPr>
+        <w:t xml:space="preserve"> </w:t>
+      </w:r>
+      <w:proofErr w:type="spellStart"/>
+      <w:r>
+        <w:rPr>
+          <w:sz w:val="20"/>
+          <w:szCs w:val="20"/>
+        </w:rPr>
+        <w:t>Kaitaasan</w:t>
+      </w:r>
+      <w:proofErr w:type="spellEnd"/>
+      <w:r>
+        <w:rPr>
+          <w:sz w:val="20"/>
+          <w:szCs w:val="20"/>
+        </w:rPr>
+        <w:t>!</w:t>
+      </w:r>
+    </w:p>
+    <w:p>
+      <w:pPr>
         <w:rPr>
           <w:b/>
           <w:bCs/>
           <w:sz w:val="20"/>
           <w:szCs w:val="20"/>
         </w:rPr>
-        <w:t>Santo</w:t>
-      </w:r>
-      <w:proofErr w:type="spellEnd"/>
+      </w:pPr>
       <w:r>
         <w:rPr>
           <w:b/>
@@ -2977,9 +4571,17 @@
           <w:sz w:val="20"/>
           <w:szCs w:val="20"/>
         </w:rPr>
-        <w:t xml:space="preserve"> </w:t>
-      </w:r>
-      <w:proofErr w:type="spellStart"/>
+        <w:br w:type="page"/>
+      </w:r>
+    </w:p>
+    <w:p>
+      <w:pPr>
+        <w:spacing w:before="280"/>
+        <w:rPr>
+          <w:sz w:val="20"/>
+          <w:szCs w:val="20"/>
+        </w:rPr>
+      </w:pPr>
       <w:r>
         <w:rPr>
           <w:b/>
@@ -2987,7 +4589,18 @@
           <w:sz w:val="20"/>
           <w:szCs w:val="20"/>
         </w:rPr>
-        <w:t>Santo</w:t>
+        <w:lastRenderedPageBreak/>
+        <w:t xml:space="preserve">Sa Krus Mo at </w:t>
+      </w:r>
+      <w:proofErr w:type="spellStart"/>
+      <w:r>
+        <w:rPr>
+          <w:b/>
+          <w:bCs/>
+          <w:sz w:val="20"/>
+          <w:szCs w:val="20"/>
+        </w:rPr>
+        <w:t>Pagkabuhay</w:t>
       </w:r>
       <w:proofErr w:type="spellEnd"/>
     </w:p>
@@ -3006,575 +4619,19 @@
           <w:sz w:val="20"/>
           <w:szCs w:val="20"/>
         </w:rPr>
-        <w:t>[ Sanctus ]</w:t>
-      </w:r>
-    </w:p>
-    <w:p>
-      <w:pPr>
-        <w:ind w:left="360"/>
-        <w:rPr>
-          <w:sz w:val="20"/>
-          <w:szCs w:val="20"/>
-        </w:rPr>
-      </w:pPr>
-      <w:r>
-        <w:rPr>
-          <w:sz w:val="20"/>
-          <w:szCs w:val="20"/>
-        </w:rPr>
-        <w:t xml:space="preserve">Santo! Santo! Santo! </w:t>
-      </w:r>
-      <w:proofErr w:type="spellStart"/>
-      <w:r>
-        <w:rPr>
-          <w:sz w:val="20"/>
-          <w:szCs w:val="20"/>
-        </w:rPr>
-        <w:t>Panginoong</w:t>
-      </w:r>
-      <w:proofErr w:type="spellEnd"/>
-      <w:r>
-        <w:rPr>
-          <w:sz w:val="20"/>
-          <w:szCs w:val="20"/>
-        </w:rPr>
-        <w:t xml:space="preserve"> </w:t>
-      </w:r>
-      <w:proofErr w:type="spellStart"/>
-      <w:r>
-        <w:rPr>
-          <w:sz w:val="20"/>
-          <w:szCs w:val="20"/>
-        </w:rPr>
-        <w:t>Diyos</w:t>
-      </w:r>
-      <w:proofErr w:type="spellEnd"/>
-      <w:r>
-        <w:rPr>
-          <w:sz w:val="20"/>
-          <w:szCs w:val="20"/>
-        </w:rPr>
-        <w:t>!</w:t>
-      </w:r>
-    </w:p>
-    <w:p>
-      <w:pPr>
-        <w:ind w:left="360"/>
-        <w:rPr>
-          <w:sz w:val="20"/>
-          <w:szCs w:val="20"/>
-        </w:rPr>
-      </w:pPr>
-      <w:proofErr w:type="spellStart"/>
-      <w:r>
-        <w:rPr>
-          <w:sz w:val="20"/>
-          <w:szCs w:val="20"/>
-        </w:rPr>
-        <w:t>Napupuno</w:t>
-      </w:r>
-      <w:proofErr w:type="spellEnd"/>
-      <w:r>
-        <w:rPr>
-          <w:sz w:val="20"/>
-          <w:szCs w:val="20"/>
-        </w:rPr>
-        <w:t xml:space="preserve"> ang </w:t>
-      </w:r>
-      <w:proofErr w:type="spellStart"/>
-      <w:r>
-        <w:rPr>
-          <w:sz w:val="20"/>
-          <w:szCs w:val="20"/>
-        </w:rPr>
-        <w:t>langit</w:t>
-      </w:r>
-      <w:proofErr w:type="spellEnd"/>
-      <w:r>
-        <w:rPr>
-          <w:sz w:val="20"/>
-          <w:szCs w:val="20"/>
-        </w:rPr>
-        <w:t xml:space="preserve"> at </w:t>
-      </w:r>
-      <w:proofErr w:type="spellStart"/>
-      <w:r>
-        <w:rPr>
-          <w:sz w:val="20"/>
-          <w:szCs w:val="20"/>
-        </w:rPr>
-        <w:t>lupa</w:t>
-      </w:r>
-      <w:proofErr w:type="spellEnd"/>
-      <w:r>
-        <w:rPr>
-          <w:sz w:val="20"/>
-          <w:szCs w:val="20"/>
-        </w:rPr>
-        <w:t xml:space="preserve"> ng </w:t>
-      </w:r>
-      <w:proofErr w:type="spellStart"/>
-      <w:r>
-        <w:rPr>
-          <w:sz w:val="20"/>
-          <w:szCs w:val="20"/>
-        </w:rPr>
-        <w:t>kadakilaan</w:t>
-      </w:r>
-      <w:proofErr w:type="spellEnd"/>
-      <w:r>
-        <w:rPr>
-          <w:sz w:val="20"/>
-          <w:szCs w:val="20"/>
-        </w:rPr>
-        <w:t xml:space="preserve"> </w:t>
-      </w:r>
-      <w:proofErr w:type="spellStart"/>
-      <w:r>
-        <w:rPr>
-          <w:sz w:val="20"/>
-          <w:szCs w:val="20"/>
-        </w:rPr>
-        <w:t>mo</w:t>
-      </w:r>
-      <w:proofErr w:type="spellEnd"/>
-      <w:r>
-        <w:rPr>
-          <w:sz w:val="20"/>
-          <w:szCs w:val="20"/>
-        </w:rPr>
-        <w:t>!</w:t>
-      </w:r>
-    </w:p>
-    <w:p>
-      <w:pPr>
-        <w:rPr>
-          <w:sz w:val="20"/>
-          <w:szCs w:val="20"/>
-        </w:rPr>
-      </w:pPr>
-    </w:p>
-    <w:p>
-      <w:pPr>
-        <w:ind w:left="360"/>
-        <w:rPr>
-          <w:sz w:val="20"/>
-          <w:szCs w:val="20"/>
-        </w:rPr>
-      </w:pPr>
-      <w:r>
-        <w:rPr>
-          <w:sz w:val="20"/>
-          <w:szCs w:val="20"/>
-        </w:rPr>
-        <w:t xml:space="preserve">Hosanna </w:t>
-      </w:r>
-      <w:proofErr w:type="spellStart"/>
-      <w:r>
-        <w:rPr>
-          <w:sz w:val="20"/>
-          <w:szCs w:val="20"/>
-        </w:rPr>
-        <w:t>Hosanna</w:t>
-      </w:r>
-      <w:proofErr w:type="spellEnd"/>
-      <w:r>
-        <w:rPr>
-          <w:sz w:val="20"/>
-          <w:szCs w:val="20"/>
-        </w:rPr>
-        <w:t xml:space="preserve"> </w:t>
-      </w:r>
-      <w:proofErr w:type="spellStart"/>
-      <w:r>
-        <w:rPr>
-          <w:sz w:val="20"/>
-          <w:szCs w:val="20"/>
-        </w:rPr>
-        <w:t>Hosanna</w:t>
-      </w:r>
-      <w:proofErr w:type="spellEnd"/>
-      <w:r>
-        <w:rPr>
-          <w:sz w:val="20"/>
-          <w:szCs w:val="20"/>
-        </w:rPr>
-        <w:t xml:space="preserve"> </w:t>
-      </w:r>
-      <w:proofErr w:type="spellStart"/>
-      <w:r>
-        <w:rPr>
-          <w:sz w:val="20"/>
-          <w:szCs w:val="20"/>
-        </w:rPr>
-        <w:t>sa</w:t>
-      </w:r>
-      <w:proofErr w:type="spellEnd"/>
-      <w:r>
-        <w:rPr>
-          <w:sz w:val="20"/>
-          <w:szCs w:val="20"/>
-        </w:rPr>
-        <w:t xml:space="preserve"> </w:t>
-      </w:r>
-      <w:proofErr w:type="spellStart"/>
-      <w:r>
-        <w:rPr>
-          <w:sz w:val="20"/>
-          <w:szCs w:val="20"/>
-        </w:rPr>
-        <w:t>Kaitaasan</w:t>
-      </w:r>
-      <w:proofErr w:type="spellEnd"/>
-      <w:r>
-        <w:rPr>
-          <w:sz w:val="20"/>
-          <w:szCs w:val="20"/>
-        </w:rPr>
-        <w:t>!</w:t>
-      </w:r>
-    </w:p>
-    <w:p>
-      <w:pPr>
-        <w:ind w:left="360"/>
-        <w:rPr>
-          <w:sz w:val="20"/>
-          <w:szCs w:val="20"/>
-        </w:rPr>
-      </w:pPr>
-      <w:r>
-        <w:rPr>
-          <w:sz w:val="20"/>
-          <w:szCs w:val="20"/>
-        </w:rPr>
-        <w:t xml:space="preserve">Hosanna </w:t>
-      </w:r>
-      <w:proofErr w:type="spellStart"/>
-      <w:r>
-        <w:rPr>
-          <w:sz w:val="20"/>
-          <w:szCs w:val="20"/>
-        </w:rPr>
-        <w:t>Hosanna</w:t>
-      </w:r>
-      <w:proofErr w:type="spellEnd"/>
-      <w:r>
-        <w:rPr>
-          <w:sz w:val="20"/>
-          <w:szCs w:val="20"/>
-        </w:rPr>
-        <w:t xml:space="preserve"> </w:t>
-      </w:r>
-      <w:proofErr w:type="spellStart"/>
-      <w:r>
-        <w:rPr>
-          <w:sz w:val="20"/>
-          <w:szCs w:val="20"/>
-        </w:rPr>
-        <w:t>Hosanna</w:t>
-      </w:r>
-      <w:proofErr w:type="spellEnd"/>
-      <w:r>
-        <w:rPr>
-          <w:sz w:val="20"/>
-          <w:szCs w:val="20"/>
-        </w:rPr>
-        <w:t xml:space="preserve"> </w:t>
-      </w:r>
-      <w:proofErr w:type="spellStart"/>
-      <w:r>
-        <w:rPr>
-          <w:sz w:val="20"/>
-          <w:szCs w:val="20"/>
-        </w:rPr>
-        <w:t>sa</w:t>
-      </w:r>
-      <w:proofErr w:type="spellEnd"/>
-      <w:r>
-        <w:rPr>
-          <w:sz w:val="20"/>
-          <w:szCs w:val="20"/>
-        </w:rPr>
-        <w:t xml:space="preserve"> </w:t>
-      </w:r>
-      <w:proofErr w:type="spellStart"/>
-      <w:r>
-        <w:rPr>
-          <w:sz w:val="20"/>
-          <w:szCs w:val="20"/>
-        </w:rPr>
-        <w:t>Kaitaasan</w:t>
-      </w:r>
-      <w:proofErr w:type="spellEnd"/>
-      <w:r>
-        <w:rPr>
-          <w:sz w:val="20"/>
-          <w:szCs w:val="20"/>
-        </w:rPr>
-        <w:t>!</w:t>
-      </w:r>
-    </w:p>
-    <w:p>
-      <w:pPr>
-        <w:rPr>
-          <w:sz w:val="20"/>
-          <w:szCs w:val="20"/>
-        </w:rPr>
-      </w:pPr>
-    </w:p>
-    <w:p>
-      <w:pPr>
-        <w:ind w:left="360"/>
-        <w:rPr>
-          <w:sz w:val="20"/>
-          <w:szCs w:val="20"/>
-        </w:rPr>
-      </w:pPr>
-      <w:proofErr w:type="spellStart"/>
-      <w:r>
-        <w:rPr>
-          <w:sz w:val="20"/>
-          <w:szCs w:val="20"/>
-        </w:rPr>
-        <w:t>Pinagpala</w:t>
-      </w:r>
-      <w:proofErr w:type="spellEnd"/>
-      <w:r>
-        <w:rPr>
-          <w:sz w:val="20"/>
-          <w:szCs w:val="20"/>
-        </w:rPr>
-        <w:t xml:space="preserve"> ang </w:t>
-      </w:r>
-      <w:proofErr w:type="spellStart"/>
-      <w:r>
-        <w:rPr>
-          <w:sz w:val="20"/>
-          <w:szCs w:val="20"/>
-        </w:rPr>
-        <w:t>naparirito</w:t>
-      </w:r>
-      <w:proofErr w:type="spellEnd"/>
-      <w:r>
-        <w:rPr>
-          <w:sz w:val="20"/>
-          <w:szCs w:val="20"/>
-        </w:rPr>
-        <w:t xml:space="preserve"> Sa </w:t>
-      </w:r>
-      <w:proofErr w:type="spellStart"/>
-      <w:r>
-        <w:rPr>
-          <w:sz w:val="20"/>
-          <w:szCs w:val="20"/>
-        </w:rPr>
-        <w:t>Ngalan</w:t>
-      </w:r>
-      <w:proofErr w:type="spellEnd"/>
-      <w:r>
-        <w:rPr>
-          <w:sz w:val="20"/>
-          <w:szCs w:val="20"/>
-        </w:rPr>
-        <w:t xml:space="preserve"> ng </w:t>
-      </w:r>
-      <w:proofErr w:type="spellStart"/>
-      <w:r>
-        <w:rPr>
-          <w:sz w:val="20"/>
-          <w:szCs w:val="20"/>
-        </w:rPr>
-        <w:t>Panginoon</w:t>
-      </w:r>
-      <w:proofErr w:type="spellEnd"/>
-      <w:r>
-        <w:rPr>
-          <w:sz w:val="20"/>
-          <w:szCs w:val="20"/>
-        </w:rPr>
-        <w:t>!</w:t>
-      </w:r>
-    </w:p>
-    <w:p>
-      <w:pPr>
-        <w:rPr>
-          <w:sz w:val="20"/>
-          <w:szCs w:val="20"/>
-        </w:rPr>
-      </w:pPr>
-    </w:p>
-    <w:p>
-      <w:pPr>
-        <w:ind w:left="360"/>
-        <w:rPr>
-          <w:sz w:val="20"/>
-          <w:szCs w:val="20"/>
-        </w:rPr>
-      </w:pPr>
-      <w:r>
-        <w:rPr>
-          <w:sz w:val="20"/>
-          <w:szCs w:val="20"/>
-        </w:rPr>
-        <w:t xml:space="preserve">Hosanna </w:t>
-      </w:r>
-      <w:proofErr w:type="spellStart"/>
-      <w:r>
-        <w:rPr>
-          <w:sz w:val="20"/>
-          <w:szCs w:val="20"/>
-        </w:rPr>
-        <w:t>Hosanna</w:t>
-      </w:r>
-      <w:proofErr w:type="spellEnd"/>
-      <w:r>
-        <w:rPr>
-          <w:sz w:val="20"/>
-          <w:szCs w:val="20"/>
-        </w:rPr>
-        <w:t xml:space="preserve"> </w:t>
-      </w:r>
-      <w:proofErr w:type="spellStart"/>
-      <w:r>
-        <w:rPr>
-          <w:sz w:val="20"/>
-          <w:szCs w:val="20"/>
-        </w:rPr>
-        <w:t>Hosanna</w:t>
-      </w:r>
-      <w:proofErr w:type="spellEnd"/>
-      <w:r>
-        <w:rPr>
-          <w:sz w:val="20"/>
-          <w:szCs w:val="20"/>
-        </w:rPr>
-        <w:t xml:space="preserve"> </w:t>
-      </w:r>
-      <w:proofErr w:type="spellStart"/>
-      <w:r>
-        <w:rPr>
-          <w:sz w:val="20"/>
-          <w:szCs w:val="20"/>
-        </w:rPr>
-        <w:t>sa</w:t>
-      </w:r>
-      <w:proofErr w:type="spellEnd"/>
-      <w:r>
-        <w:rPr>
-          <w:sz w:val="20"/>
-          <w:szCs w:val="20"/>
-        </w:rPr>
-        <w:t xml:space="preserve"> </w:t>
-      </w:r>
-      <w:proofErr w:type="spellStart"/>
-      <w:r>
-        <w:rPr>
-          <w:sz w:val="20"/>
-          <w:szCs w:val="20"/>
-        </w:rPr>
-        <w:t>Kaitaasan</w:t>
-      </w:r>
-      <w:proofErr w:type="spellEnd"/>
-      <w:r>
-        <w:rPr>
-          <w:sz w:val="20"/>
-          <w:szCs w:val="20"/>
-        </w:rPr>
-        <w:t>!</w:t>
-      </w:r>
-    </w:p>
-    <w:p>
-      <w:pPr>
-        <w:ind w:left="360"/>
-        <w:rPr>
-          <w:sz w:val="20"/>
-          <w:szCs w:val="20"/>
-        </w:rPr>
-      </w:pPr>
-      <w:r>
-        <w:rPr>
-          <w:sz w:val="20"/>
-          <w:szCs w:val="20"/>
-        </w:rPr>
-        <w:t xml:space="preserve">Hosanna </w:t>
-      </w:r>
-      <w:proofErr w:type="spellStart"/>
-      <w:r>
-        <w:rPr>
-          <w:sz w:val="20"/>
-          <w:szCs w:val="20"/>
-        </w:rPr>
-        <w:t>Hosanna</w:t>
-      </w:r>
-      <w:proofErr w:type="spellEnd"/>
-      <w:r>
-        <w:rPr>
-          <w:sz w:val="20"/>
-          <w:szCs w:val="20"/>
-        </w:rPr>
-        <w:t xml:space="preserve"> </w:t>
-      </w:r>
-      <w:proofErr w:type="spellStart"/>
-      <w:r>
-        <w:rPr>
-          <w:sz w:val="20"/>
-          <w:szCs w:val="20"/>
-        </w:rPr>
-        <w:t>Hosanna</w:t>
-      </w:r>
-      <w:proofErr w:type="spellEnd"/>
-      <w:r>
-        <w:rPr>
-          <w:sz w:val="20"/>
-          <w:szCs w:val="20"/>
-        </w:rPr>
-        <w:t xml:space="preserve"> </w:t>
-      </w:r>
-      <w:proofErr w:type="spellStart"/>
-      <w:r>
-        <w:rPr>
-          <w:sz w:val="20"/>
-          <w:szCs w:val="20"/>
-        </w:rPr>
-        <w:t>sa</w:t>
-      </w:r>
-      <w:proofErr w:type="spellEnd"/>
-      <w:r>
-        <w:rPr>
-          <w:sz w:val="20"/>
-          <w:szCs w:val="20"/>
-        </w:rPr>
-        <w:t xml:space="preserve"> </w:t>
-      </w:r>
-      <w:proofErr w:type="spellStart"/>
-      <w:r>
-        <w:rPr>
-          <w:sz w:val="20"/>
-          <w:szCs w:val="20"/>
-        </w:rPr>
-        <w:t>Kaitaasan</w:t>
-      </w:r>
-      <w:proofErr w:type="spellEnd"/>
-      <w:r>
-        <w:rPr>
-          <w:sz w:val="20"/>
-          <w:szCs w:val="20"/>
-        </w:rPr>
-        <w:t>!</w:t>
-      </w:r>
-    </w:p>
-    <w:p>
-      <w:pPr>
-        <w:spacing w:before="280"/>
-        <w:rPr>
-          <w:sz w:val="20"/>
-          <w:szCs w:val="20"/>
-        </w:rPr>
-      </w:pPr>
-      <w:r>
-        <w:rPr>
-          <w:b/>
-          <w:bCs/>
+        <w:t>[ Memorial Acclamation ]</w:t>
+      </w:r>
+    </w:p>
+    <w:p>
+      <w:pPr>
+        <w:ind w:left="360"/>
+        <w:rPr>
+          <w:sz w:val="20"/>
+          <w:szCs w:val="20"/>
+        </w:rPr>
+      </w:pPr>
+      <w:r>
+        <w:rPr>
           <w:sz w:val="20"/>
           <w:szCs w:val="20"/>
         </w:rPr>
@@ -3583,51 +4640,6 @@
       <w:proofErr w:type="spellStart"/>
       <w:r>
         <w:rPr>
-          <w:b/>
-          <w:bCs/>
-          <w:sz w:val="20"/>
-          <w:szCs w:val="20"/>
-        </w:rPr>
-        <w:t>Pagkabuhay</w:t>
-      </w:r>
-      <w:proofErr w:type="spellEnd"/>
-    </w:p>
-    <w:p>
-      <w:pPr>
-        <w:spacing w:before="40"/>
-        <w:rPr>
-          <w:sz w:val="20"/>
-          <w:szCs w:val="20"/>
-        </w:rPr>
-      </w:pPr>
-      <w:r>
-        <w:rPr>
-          <w:i/>
-          <w:iCs/>
-          <w:sz w:val="20"/>
-          <w:szCs w:val="20"/>
-        </w:rPr>
-        <w:t>[ Memorial Acclamation ]</w:t>
-      </w:r>
-    </w:p>
-    <w:p>
-      <w:pPr>
-        <w:ind w:left="360"/>
-        <w:rPr>
-          <w:sz w:val="20"/>
-          <w:szCs w:val="20"/>
-        </w:rPr>
-      </w:pPr>
-      <w:r>
-        <w:rPr>
-          <w:sz w:val="20"/>
-          <w:szCs w:val="20"/>
-        </w:rPr>
-        <w:t xml:space="preserve">Sa Krus Mo at </w:t>
-      </w:r>
-      <w:proofErr w:type="spellStart"/>
-      <w:r>
-        <w:rPr>
           <w:sz w:val="20"/>
           <w:szCs w:val="20"/>
         </w:rPr>
@@ -3738,7 +4750,6 @@
           <w:sz w:val="20"/>
           <w:szCs w:val="20"/>
         </w:rPr>
-        <w:lastRenderedPageBreak/>
         <w:t>Iligtas</w:t>
       </w:r>
       <w:proofErr w:type="spellEnd"/>
@@ -5493,7 +6504,6 @@
           <w:szCs w:val="20"/>
         </w:rPr>
       </w:pPr>
-      <w:proofErr w:type="spellStart"/>
       <w:r>
         <w:rPr>
           <w:b/>
@@ -5501,8 +6511,340 @@
           <w:sz w:val="20"/>
           <w:szCs w:val="20"/>
         </w:rPr>
-        <w:t>S</w:t>
-      </w:r>
+        <w:t>Father, In My Life I See</w:t>
+      </w:r>
+    </w:p>
+    <w:p>
+      <w:pPr>
+        <w:spacing w:before="40"/>
+        <w:rPr>
+          <w:sz w:val="20"/>
+          <w:szCs w:val="20"/>
+        </w:rPr>
+      </w:pPr>
+      <w:r>
+        <w:rPr>
+          <w:i/>
+          <w:iCs/>
+          <w:sz w:val="20"/>
+          <w:szCs w:val="20"/>
+        </w:rPr>
+        <w:t>[ Communion 1 ]</w:t>
+      </w:r>
+    </w:p>
+    <w:p>
+      <w:pPr>
+        <w:ind w:left="360"/>
+        <w:rPr>
+          <w:sz w:val="20"/>
+          <w:szCs w:val="20"/>
+        </w:rPr>
+      </w:pPr>
+      <w:r>
+        <w:rPr>
+          <w:sz w:val="20"/>
+          <w:szCs w:val="20"/>
+        </w:rPr>
+        <w:t>Father, in my life I see</w:t>
+      </w:r>
+    </w:p>
+    <w:p>
+      <w:pPr>
+        <w:ind w:left="360"/>
+        <w:rPr>
+          <w:sz w:val="20"/>
+          <w:szCs w:val="20"/>
+        </w:rPr>
+      </w:pPr>
+      <w:r>
+        <w:rPr>
+          <w:sz w:val="20"/>
+          <w:szCs w:val="20"/>
+        </w:rPr>
+        <w:t>You are God who walks with me</w:t>
+      </w:r>
+    </w:p>
+    <w:p>
+      <w:pPr>
+        <w:ind w:left="360"/>
+        <w:rPr>
+          <w:sz w:val="20"/>
+          <w:szCs w:val="20"/>
+        </w:rPr>
+      </w:pPr>
+      <w:r>
+        <w:rPr>
+          <w:sz w:val="20"/>
+          <w:szCs w:val="20"/>
+        </w:rPr>
+        <w:t>You hold my life in Your hands</w:t>
+      </w:r>
+    </w:p>
+    <w:p>
+      <w:pPr>
+        <w:ind w:left="360"/>
+        <w:rPr>
+          <w:sz w:val="20"/>
+          <w:szCs w:val="20"/>
+        </w:rPr>
+      </w:pPr>
+      <w:r>
+        <w:rPr>
+          <w:sz w:val="20"/>
+          <w:szCs w:val="20"/>
+        </w:rPr>
+        <w:t>Close beside You I will stand</w:t>
+      </w:r>
+    </w:p>
+    <w:p>
+      <w:pPr>
+        <w:ind w:left="360"/>
+        <w:rPr>
+          <w:sz w:val="20"/>
+          <w:szCs w:val="20"/>
+        </w:rPr>
+      </w:pPr>
+      <w:r>
+        <w:rPr>
+          <w:sz w:val="20"/>
+          <w:szCs w:val="20"/>
+        </w:rPr>
+        <w:t>I give all my life to You</w:t>
+      </w:r>
+    </w:p>
+    <w:p>
+      <w:pPr>
+        <w:ind w:left="360"/>
+        <w:rPr>
+          <w:sz w:val="20"/>
+          <w:szCs w:val="20"/>
+        </w:rPr>
+      </w:pPr>
+      <w:r>
+        <w:rPr>
+          <w:sz w:val="20"/>
+          <w:szCs w:val="20"/>
+        </w:rPr>
+        <w:t>Help me, Father, to be true</w:t>
+      </w:r>
+    </w:p>
+    <w:p>
+      <w:pPr>
+        <w:rPr>
+          <w:sz w:val="20"/>
+          <w:szCs w:val="20"/>
+        </w:rPr>
+      </w:pPr>
+    </w:p>
+    <w:p>
+      <w:pPr>
+        <w:ind w:left="360"/>
+        <w:rPr>
+          <w:sz w:val="20"/>
+          <w:szCs w:val="20"/>
+        </w:rPr>
+      </w:pPr>
+      <w:r>
+        <w:rPr>
+          <w:sz w:val="20"/>
+          <w:szCs w:val="20"/>
+        </w:rPr>
+        <w:t>Jesus, in my life I see</w:t>
+      </w:r>
+    </w:p>
+    <w:p>
+      <w:pPr>
+        <w:ind w:left="360"/>
+        <w:rPr>
+          <w:sz w:val="20"/>
+          <w:szCs w:val="20"/>
+        </w:rPr>
+      </w:pPr>
+      <w:r>
+        <w:rPr>
+          <w:sz w:val="20"/>
+          <w:szCs w:val="20"/>
+        </w:rPr>
+        <w:t>You are God who walks with me</w:t>
+      </w:r>
+    </w:p>
+    <w:p>
+      <w:pPr>
+        <w:ind w:left="360"/>
+        <w:rPr>
+          <w:sz w:val="20"/>
+          <w:szCs w:val="20"/>
+        </w:rPr>
+      </w:pPr>
+      <w:r>
+        <w:rPr>
+          <w:sz w:val="20"/>
+          <w:szCs w:val="20"/>
+        </w:rPr>
+        <w:t>You hold my life in Your hands</w:t>
+      </w:r>
+    </w:p>
+    <w:p>
+      <w:pPr>
+        <w:ind w:left="360"/>
+        <w:rPr>
+          <w:sz w:val="20"/>
+          <w:szCs w:val="20"/>
+        </w:rPr>
+      </w:pPr>
+      <w:r>
+        <w:rPr>
+          <w:sz w:val="20"/>
+          <w:szCs w:val="20"/>
+        </w:rPr>
+        <w:t>Close beside You I will stand</w:t>
+      </w:r>
+    </w:p>
+    <w:p>
+      <w:pPr>
+        <w:ind w:left="360"/>
+        <w:rPr>
+          <w:sz w:val="20"/>
+          <w:szCs w:val="20"/>
+        </w:rPr>
+      </w:pPr>
+      <w:r>
+        <w:rPr>
+          <w:sz w:val="20"/>
+          <w:szCs w:val="20"/>
+        </w:rPr>
+        <w:t>I give all my life to You</w:t>
+      </w:r>
+    </w:p>
+    <w:p>
+      <w:pPr>
+        <w:ind w:left="360"/>
+        <w:rPr>
+          <w:sz w:val="20"/>
+          <w:szCs w:val="20"/>
+        </w:rPr>
+      </w:pPr>
+      <w:r>
+        <w:rPr>
+          <w:sz w:val="20"/>
+          <w:szCs w:val="20"/>
+        </w:rPr>
+        <w:t>Help me, Jesus, to be true</w:t>
+      </w:r>
+    </w:p>
+    <w:p>
+      <w:pPr>
+        <w:rPr>
+          <w:sz w:val="20"/>
+          <w:szCs w:val="20"/>
+        </w:rPr>
+      </w:pPr>
+    </w:p>
+    <w:p>
+      <w:pPr>
+        <w:ind w:left="360"/>
+        <w:rPr>
+          <w:sz w:val="20"/>
+          <w:szCs w:val="20"/>
+        </w:rPr>
+      </w:pPr>
+      <w:r>
+        <w:rPr>
+          <w:sz w:val="20"/>
+          <w:szCs w:val="20"/>
+        </w:rPr>
+        <w:t>Spirit, in my life I see</w:t>
+      </w:r>
+    </w:p>
+    <w:p>
+      <w:pPr>
+        <w:ind w:left="360"/>
+        <w:rPr>
+          <w:sz w:val="20"/>
+          <w:szCs w:val="20"/>
+        </w:rPr>
+      </w:pPr>
+      <w:r>
+        <w:rPr>
+          <w:sz w:val="20"/>
+          <w:szCs w:val="20"/>
+        </w:rPr>
+        <w:t>You are God who walks with me</w:t>
+      </w:r>
+    </w:p>
+    <w:p>
+      <w:pPr>
+        <w:ind w:left="360"/>
+        <w:rPr>
+          <w:sz w:val="20"/>
+          <w:szCs w:val="20"/>
+        </w:rPr>
+      </w:pPr>
+      <w:r>
+        <w:rPr>
+          <w:sz w:val="20"/>
+          <w:szCs w:val="20"/>
+        </w:rPr>
+        <w:t>You hold my life in Your hands</w:t>
+      </w:r>
+    </w:p>
+    <w:p>
+      <w:pPr>
+        <w:ind w:left="360"/>
+        <w:rPr>
+          <w:sz w:val="20"/>
+          <w:szCs w:val="20"/>
+        </w:rPr>
+      </w:pPr>
+      <w:r>
+        <w:rPr>
+          <w:sz w:val="20"/>
+          <w:szCs w:val="20"/>
+        </w:rPr>
+        <w:t>Close beside You I will stand</w:t>
+      </w:r>
+    </w:p>
+    <w:p>
+      <w:pPr>
+        <w:ind w:left="360"/>
+        <w:rPr>
+          <w:sz w:val="20"/>
+          <w:szCs w:val="20"/>
+        </w:rPr>
+      </w:pPr>
+      <w:r>
+        <w:rPr>
+          <w:sz w:val="20"/>
+          <w:szCs w:val="20"/>
+        </w:rPr>
+        <w:t>I give all my life to You</w:t>
+      </w:r>
+    </w:p>
+    <w:p>
+      <w:pPr>
+        <w:ind w:left="360"/>
+        <w:rPr>
+          <w:sz w:val="20"/>
+          <w:szCs w:val="20"/>
+        </w:rPr>
+      </w:pPr>
+      <w:r>
+        <w:rPr>
+          <w:sz w:val="20"/>
+          <w:szCs w:val="20"/>
+        </w:rPr>
+        <w:t>Help me, Spirit, to be true</w:t>
+      </w:r>
+    </w:p>
+    <w:p>
+      <w:pPr>
+        <w:spacing w:before="280"/>
+        <w:rPr>
+          <w:sz w:val="20"/>
+          <w:szCs w:val="20"/>
+        </w:rPr>
+      </w:pPr>
+      <w:proofErr w:type="spellStart"/>
       <w:r>
         <w:rPr>
           <w:b/>
@@ -5510,7 +6852,7 @@
           <w:sz w:val="20"/>
           <w:szCs w:val="20"/>
         </w:rPr>
-        <w:t>apagkat</w:t>
+        <w:t>Sapagkat</w:t>
       </w:r>
       <w:proofErr w:type="spellEnd"/>
       <w:r>
@@ -5569,1121 +6911,8 @@
           <w:sz w:val="20"/>
           <w:szCs w:val="20"/>
         </w:rPr>
-        <w:t>[ Communion 1 ]</w:t>
-      </w:r>
-    </w:p>
-    <w:p>
-      <w:pPr>
-        <w:ind w:left="360"/>
-        <w:rPr>
-          <w:sz w:val="20"/>
-          <w:szCs w:val="20"/>
-        </w:rPr>
-      </w:pPr>
-      <w:r>
-        <w:rPr>
-          <w:sz w:val="20"/>
-          <w:szCs w:val="20"/>
-        </w:rPr>
-        <w:t>Pag-</w:t>
-      </w:r>
-      <w:proofErr w:type="spellStart"/>
-      <w:r>
-        <w:rPr>
-          <w:sz w:val="20"/>
-          <w:szCs w:val="20"/>
-        </w:rPr>
-        <w:t>ibig</w:t>
-      </w:r>
-      <w:proofErr w:type="spellEnd"/>
-      <w:r>
-        <w:rPr>
-          <w:sz w:val="20"/>
-          <w:szCs w:val="20"/>
-        </w:rPr>
-        <w:t xml:space="preserve"> ang </w:t>
-      </w:r>
-      <w:proofErr w:type="spellStart"/>
-      <w:r>
-        <w:rPr>
-          <w:sz w:val="20"/>
-          <w:szCs w:val="20"/>
-        </w:rPr>
-        <w:t>siyang</w:t>
-      </w:r>
-      <w:proofErr w:type="spellEnd"/>
-      <w:r>
-        <w:rPr>
-          <w:sz w:val="20"/>
-          <w:szCs w:val="20"/>
-        </w:rPr>
-        <w:t xml:space="preserve"> </w:t>
-      </w:r>
-      <w:proofErr w:type="spellStart"/>
-      <w:r>
-        <w:rPr>
-          <w:sz w:val="20"/>
-          <w:szCs w:val="20"/>
-        </w:rPr>
-        <w:t>pumukaw</w:t>
-      </w:r>
-      <w:proofErr w:type="spellEnd"/>
-    </w:p>
-    <w:p>
-      <w:pPr>
-        <w:ind w:left="360"/>
-        <w:rPr>
-          <w:sz w:val="20"/>
-          <w:szCs w:val="20"/>
-        </w:rPr>
-      </w:pPr>
-      <w:r>
-        <w:rPr>
-          <w:sz w:val="20"/>
-          <w:szCs w:val="20"/>
-        </w:rPr>
-        <w:t xml:space="preserve">Sa </w:t>
-      </w:r>
-      <w:proofErr w:type="spellStart"/>
-      <w:r>
-        <w:rPr>
-          <w:sz w:val="20"/>
-          <w:szCs w:val="20"/>
-        </w:rPr>
-        <w:t>ating</w:t>
-      </w:r>
-      <w:proofErr w:type="spellEnd"/>
-      <w:r>
-        <w:rPr>
-          <w:sz w:val="20"/>
-          <w:szCs w:val="20"/>
-        </w:rPr>
-        <w:t xml:space="preserve"> </w:t>
-      </w:r>
-      <w:proofErr w:type="spellStart"/>
-      <w:r>
-        <w:rPr>
-          <w:sz w:val="20"/>
-          <w:szCs w:val="20"/>
-        </w:rPr>
-        <w:t>puso't</w:t>
-      </w:r>
-      <w:proofErr w:type="spellEnd"/>
-      <w:r>
-        <w:rPr>
-          <w:sz w:val="20"/>
-          <w:szCs w:val="20"/>
-        </w:rPr>
-        <w:t xml:space="preserve"> </w:t>
-      </w:r>
-      <w:proofErr w:type="spellStart"/>
-      <w:r>
-        <w:rPr>
-          <w:sz w:val="20"/>
-          <w:szCs w:val="20"/>
-        </w:rPr>
-        <w:t>kaluluwa</w:t>
-      </w:r>
-      <w:proofErr w:type="spellEnd"/>
-    </w:p>
-    <w:p>
-      <w:pPr>
-        <w:ind w:left="360"/>
-        <w:rPr>
-          <w:sz w:val="20"/>
-          <w:szCs w:val="20"/>
-        </w:rPr>
-      </w:pPr>
-      <w:r>
-        <w:rPr>
-          <w:sz w:val="20"/>
-          <w:szCs w:val="20"/>
-        </w:rPr>
-        <w:t xml:space="preserve">At </w:t>
-      </w:r>
-      <w:proofErr w:type="spellStart"/>
-      <w:r>
-        <w:rPr>
-          <w:sz w:val="20"/>
-          <w:szCs w:val="20"/>
-        </w:rPr>
-        <w:t>siyang</w:t>
-      </w:r>
-      <w:proofErr w:type="spellEnd"/>
-      <w:r>
-        <w:rPr>
-          <w:sz w:val="20"/>
-          <w:szCs w:val="20"/>
-        </w:rPr>
-        <w:t xml:space="preserve"> </w:t>
-      </w:r>
-      <w:proofErr w:type="spellStart"/>
-      <w:r>
-        <w:rPr>
-          <w:sz w:val="20"/>
-          <w:szCs w:val="20"/>
-        </w:rPr>
-        <w:t>nagdulot</w:t>
-      </w:r>
-      <w:proofErr w:type="spellEnd"/>
-      <w:r>
-        <w:rPr>
-          <w:sz w:val="20"/>
-          <w:szCs w:val="20"/>
-        </w:rPr>
-        <w:t xml:space="preserve"> </w:t>
-      </w:r>
-      <w:proofErr w:type="spellStart"/>
-      <w:r>
-        <w:rPr>
-          <w:sz w:val="20"/>
-          <w:szCs w:val="20"/>
-        </w:rPr>
-        <w:t>sa</w:t>
-      </w:r>
-      <w:proofErr w:type="spellEnd"/>
-      <w:r>
-        <w:rPr>
-          <w:sz w:val="20"/>
-          <w:szCs w:val="20"/>
-        </w:rPr>
-        <w:t xml:space="preserve"> </w:t>
-      </w:r>
-      <w:proofErr w:type="spellStart"/>
-      <w:r>
-        <w:rPr>
-          <w:sz w:val="20"/>
-          <w:szCs w:val="20"/>
-        </w:rPr>
-        <w:t>ating</w:t>
-      </w:r>
-      <w:proofErr w:type="spellEnd"/>
-      <w:r>
-        <w:rPr>
-          <w:sz w:val="20"/>
-          <w:szCs w:val="20"/>
-        </w:rPr>
-        <w:t xml:space="preserve"> </w:t>
-      </w:r>
-      <w:proofErr w:type="spellStart"/>
-      <w:r>
-        <w:rPr>
-          <w:sz w:val="20"/>
-          <w:szCs w:val="20"/>
-        </w:rPr>
-        <w:t>buhay</w:t>
-      </w:r>
-      <w:proofErr w:type="spellEnd"/>
-    </w:p>
-    <w:p>
-      <w:pPr>
-        <w:ind w:left="360"/>
-        <w:rPr>
-          <w:sz w:val="20"/>
-          <w:szCs w:val="20"/>
-        </w:rPr>
-      </w:pPr>
-      <w:r>
-        <w:rPr>
-          <w:sz w:val="20"/>
-          <w:szCs w:val="20"/>
-        </w:rPr>
-        <w:t xml:space="preserve">Liwanag </w:t>
-      </w:r>
-      <w:proofErr w:type="spellStart"/>
-      <w:r>
-        <w:rPr>
-          <w:sz w:val="20"/>
-          <w:szCs w:val="20"/>
-        </w:rPr>
-        <w:t>sa</w:t>
-      </w:r>
-      <w:proofErr w:type="spellEnd"/>
-      <w:r>
-        <w:rPr>
-          <w:sz w:val="20"/>
-          <w:szCs w:val="20"/>
-        </w:rPr>
-        <w:t xml:space="preserve"> </w:t>
-      </w:r>
-      <w:proofErr w:type="spellStart"/>
-      <w:r>
-        <w:rPr>
-          <w:sz w:val="20"/>
-          <w:szCs w:val="20"/>
-        </w:rPr>
-        <w:t>dilim</w:t>
-      </w:r>
-      <w:proofErr w:type="spellEnd"/>
-      <w:r>
-        <w:rPr>
-          <w:sz w:val="20"/>
-          <w:szCs w:val="20"/>
-        </w:rPr>
-        <w:t xml:space="preserve"> at </w:t>
-      </w:r>
-      <w:proofErr w:type="spellStart"/>
-      <w:r>
-        <w:rPr>
-          <w:sz w:val="20"/>
-          <w:szCs w:val="20"/>
-        </w:rPr>
-        <w:t>pag-asa</w:t>
-      </w:r>
-      <w:proofErr w:type="spellEnd"/>
-    </w:p>
-    <w:p>
-      <w:pPr>
-        <w:rPr>
-          <w:sz w:val="20"/>
-          <w:szCs w:val="20"/>
-        </w:rPr>
-      </w:pPr>
-    </w:p>
-    <w:p>
-      <w:pPr>
-        <w:ind w:left="360"/>
-        <w:rPr>
-          <w:sz w:val="20"/>
-          <w:szCs w:val="20"/>
-        </w:rPr>
-      </w:pPr>
-      <w:r>
-        <w:rPr>
-          <w:sz w:val="20"/>
-          <w:szCs w:val="20"/>
-        </w:rPr>
-        <w:t>Pag-</w:t>
-      </w:r>
-      <w:proofErr w:type="spellStart"/>
-      <w:r>
-        <w:rPr>
-          <w:sz w:val="20"/>
-          <w:szCs w:val="20"/>
-        </w:rPr>
-        <w:t>ibig</w:t>
-      </w:r>
-      <w:proofErr w:type="spellEnd"/>
-      <w:r>
-        <w:rPr>
-          <w:sz w:val="20"/>
-          <w:szCs w:val="20"/>
-        </w:rPr>
-        <w:t xml:space="preserve"> ang </w:t>
-      </w:r>
-      <w:proofErr w:type="spellStart"/>
-      <w:r>
-        <w:rPr>
-          <w:sz w:val="20"/>
-          <w:szCs w:val="20"/>
-        </w:rPr>
-        <w:t>siyang</w:t>
-      </w:r>
-      <w:proofErr w:type="spellEnd"/>
-      <w:r>
-        <w:rPr>
-          <w:sz w:val="20"/>
-          <w:szCs w:val="20"/>
-        </w:rPr>
-        <w:t xml:space="preserve"> </w:t>
-      </w:r>
-      <w:proofErr w:type="spellStart"/>
-      <w:r>
-        <w:rPr>
-          <w:sz w:val="20"/>
-          <w:szCs w:val="20"/>
-        </w:rPr>
-        <w:t>buklod</w:t>
-      </w:r>
-      <w:proofErr w:type="spellEnd"/>
-      <w:r>
-        <w:rPr>
-          <w:sz w:val="20"/>
-          <w:szCs w:val="20"/>
-        </w:rPr>
-        <w:t xml:space="preserve"> natin</w:t>
-      </w:r>
-    </w:p>
-    <w:p>
-      <w:pPr>
-        <w:ind w:left="360"/>
-        <w:rPr>
-          <w:sz w:val="20"/>
-          <w:szCs w:val="20"/>
-        </w:rPr>
-      </w:pPr>
-      <w:r>
-        <w:rPr>
-          <w:sz w:val="20"/>
-          <w:szCs w:val="20"/>
-        </w:rPr>
-        <w:t xml:space="preserve">Di </w:t>
-      </w:r>
-      <w:proofErr w:type="spellStart"/>
-      <w:r>
-        <w:rPr>
-          <w:sz w:val="20"/>
-          <w:szCs w:val="20"/>
-        </w:rPr>
-        <w:t>mapapawi</w:t>
-      </w:r>
-      <w:proofErr w:type="spellEnd"/>
-      <w:r>
-        <w:rPr>
-          <w:sz w:val="20"/>
-          <w:szCs w:val="20"/>
-        </w:rPr>
-        <w:t xml:space="preserve"> kailan pa man</w:t>
-      </w:r>
-    </w:p>
-    <w:p>
-      <w:pPr>
-        <w:ind w:left="360"/>
-        <w:rPr>
-          <w:sz w:val="20"/>
-          <w:szCs w:val="20"/>
-        </w:rPr>
-      </w:pPr>
-      <w:r>
-        <w:rPr>
-          <w:sz w:val="20"/>
-          <w:szCs w:val="20"/>
-        </w:rPr>
-        <w:t xml:space="preserve">Sa </w:t>
-      </w:r>
-      <w:proofErr w:type="spellStart"/>
-      <w:r>
-        <w:rPr>
-          <w:sz w:val="20"/>
-          <w:szCs w:val="20"/>
-        </w:rPr>
-        <w:t>puso't</w:t>
-      </w:r>
-      <w:proofErr w:type="spellEnd"/>
-      <w:r>
-        <w:rPr>
-          <w:sz w:val="20"/>
-          <w:szCs w:val="20"/>
-        </w:rPr>
-        <w:t xml:space="preserve"> </w:t>
-      </w:r>
-      <w:proofErr w:type="spellStart"/>
-      <w:r>
-        <w:rPr>
-          <w:sz w:val="20"/>
-          <w:szCs w:val="20"/>
-        </w:rPr>
-        <w:t>diwa</w:t>
-      </w:r>
-      <w:proofErr w:type="spellEnd"/>
-      <w:r>
-        <w:rPr>
-          <w:sz w:val="20"/>
-          <w:szCs w:val="20"/>
-        </w:rPr>
-        <w:t xml:space="preserve"> </w:t>
-      </w:r>
-      <w:proofErr w:type="spellStart"/>
-      <w:r>
-        <w:rPr>
-          <w:sz w:val="20"/>
-          <w:szCs w:val="20"/>
-        </w:rPr>
-        <w:t>tayo'y</w:t>
-      </w:r>
-      <w:proofErr w:type="spellEnd"/>
-      <w:r>
-        <w:rPr>
-          <w:sz w:val="20"/>
-          <w:szCs w:val="20"/>
-        </w:rPr>
-        <w:t xml:space="preserve"> isa </w:t>
-      </w:r>
-      <w:proofErr w:type="spellStart"/>
-      <w:r>
-        <w:rPr>
-          <w:sz w:val="20"/>
-          <w:szCs w:val="20"/>
-        </w:rPr>
-        <w:t>lamang</w:t>
-      </w:r>
-      <w:proofErr w:type="spellEnd"/>
-    </w:p>
-    <w:p>
-      <w:pPr>
-        <w:ind w:left="360"/>
-        <w:rPr>
-          <w:sz w:val="20"/>
-          <w:szCs w:val="20"/>
-        </w:rPr>
-      </w:pPr>
-      <w:r>
-        <w:rPr>
-          <w:sz w:val="20"/>
-          <w:szCs w:val="20"/>
-        </w:rPr>
-        <w:t xml:space="preserve">Kahit </w:t>
-      </w:r>
-      <w:proofErr w:type="spellStart"/>
-      <w:r>
-        <w:rPr>
-          <w:sz w:val="20"/>
-          <w:szCs w:val="20"/>
-        </w:rPr>
-        <w:t>na</w:t>
-      </w:r>
-      <w:proofErr w:type="spellEnd"/>
-      <w:r>
-        <w:rPr>
-          <w:sz w:val="20"/>
-          <w:szCs w:val="20"/>
-        </w:rPr>
-        <w:t xml:space="preserve"> </w:t>
-      </w:r>
-      <w:proofErr w:type="spellStart"/>
-      <w:r>
-        <w:rPr>
-          <w:sz w:val="20"/>
-          <w:szCs w:val="20"/>
-        </w:rPr>
-        <w:t>tayo'y</w:t>
-      </w:r>
-      <w:proofErr w:type="spellEnd"/>
-      <w:r>
-        <w:rPr>
-          <w:sz w:val="20"/>
-          <w:szCs w:val="20"/>
-        </w:rPr>
-        <w:t xml:space="preserve"> </w:t>
-      </w:r>
-      <w:proofErr w:type="spellStart"/>
-      <w:r>
-        <w:rPr>
-          <w:sz w:val="20"/>
-          <w:szCs w:val="20"/>
-        </w:rPr>
-        <w:t>magkawalay</w:t>
-      </w:r>
-      <w:proofErr w:type="spellEnd"/>
-    </w:p>
-    <w:p>
-      <w:pPr>
-        <w:rPr>
-          <w:sz w:val="20"/>
-          <w:szCs w:val="20"/>
-        </w:rPr>
-      </w:pPr>
-    </w:p>
-    <w:p>
-      <w:pPr>
-        <w:ind w:left="360"/>
-        <w:rPr>
-          <w:sz w:val="20"/>
-          <w:szCs w:val="20"/>
-        </w:rPr>
-      </w:pPr>
-      <w:proofErr w:type="spellStart"/>
-      <w:r>
-        <w:rPr>
-          <w:sz w:val="20"/>
-          <w:szCs w:val="20"/>
-        </w:rPr>
-        <w:t>Pagka't</w:t>
-      </w:r>
-      <w:proofErr w:type="spellEnd"/>
-      <w:r>
-        <w:rPr>
-          <w:sz w:val="20"/>
-          <w:szCs w:val="20"/>
-        </w:rPr>
-        <w:t xml:space="preserve"> ang </w:t>
-      </w:r>
-      <w:proofErr w:type="spellStart"/>
-      <w:r>
-        <w:rPr>
-          <w:sz w:val="20"/>
-          <w:szCs w:val="20"/>
-        </w:rPr>
-        <w:t>Diyos</w:t>
-      </w:r>
-      <w:proofErr w:type="spellEnd"/>
-      <w:r>
-        <w:rPr>
-          <w:sz w:val="20"/>
-          <w:szCs w:val="20"/>
-        </w:rPr>
-        <w:t xml:space="preserve"> natin </w:t>
-      </w:r>
-      <w:proofErr w:type="spellStart"/>
-      <w:r>
-        <w:rPr>
-          <w:sz w:val="20"/>
-          <w:szCs w:val="20"/>
-        </w:rPr>
-        <w:t>Diyos</w:t>
-      </w:r>
-      <w:proofErr w:type="spellEnd"/>
-      <w:r>
-        <w:rPr>
-          <w:sz w:val="20"/>
-          <w:szCs w:val="20"/>
-        </w:rPr>
-        <w:t xml:space="preserve"> ng </w:t>
-      </w:r>
-      <w:proofErr w:type="spellStart"/>
-      <w:r>
-        <w:rPr>
-          <w:sz w:val="20"/>
-          <w:szCs w:val="20"/>
-        </w:rPr>
-        <w:t>pag-ibig</w:t>
-      </w:r>
-      <w:proofErr w:type="spellEnd"/>
-    </w:p>
-    <w:p>
-      <w:pPr>
-        <w:ind w:left="360"/>
-        <w:rPr>
-          <w:sz w:val="20"/>
-          <w:szCs w:val="20"/>
-        </w:rPr>
-      </w:pPr>
-      <w:proofErr w:type="spellStart"/>
-      <w:r>
-        <w:rPr>
-          <w:sz w:val="20"/>
-          <w:szCs w:val="20"/>
-        </w:rPr>
-        <w:t>Magmahalan</w:t>
-      </w:r>
-      <w:proofErr w:type="spellEnd"/>
-      <w:r>
-        <w:rPr>
-          <w:sz w:val="20"/>
-          <w:szCs w:val="20"/>
-        </w:rPr>
-        <w:t xml:space="preserve"> </w:t>
-      </w:r>
-      <w:proofErr w:type="spellStart"/>
-      <w:r>
-        <w:rPr>
-          <w:sz w:val="20"/>
-          <w:szCs w:val="20"/>
-        </w:rPr>
-        <w:t>tayo't</w:t>
-      </w:r>
-      <w:proofErr w:type="spellEnd"/>
-      <w:r>
-        <w:rPr>
-          <w:sz w:val="20"/>
-          <w:szCs w:val="20"/>
-        </w:rPr>
-        <w:t xml:space="preserve"> </w:t>
-      </w:r>
-      <w:proofErr w:type="spellStart"/>
-      <w:r>
-        <w:rPr>
-          <w:sz w:val="20"/>
-          <w:szCs w:val="20"/>
-        </w:rPr>
-        <w:t>magtulungan</w:t>
-      </w:r>
-      <w:proofErr w:type="spellEnd"/>
-    </w:p>
-    <w:p>
-      <w:pPr>
-        <w:ind w:left="360"/>
-        <w:rPr>
-          <w:sz w:val="20"/>
-          <w:szCs w:val="20"/>
-        </w:rPr>
-      </w:pPr>
-      <w:r>
-        <w:rPr>
-          <w:sz w:val="20"/>
-          <w:szCs w:val="20"/>
-        </w:rPr>
-        <w:t xml:space="preserve">At kung </w:t>
-      </w:r>
-      <w:proofErr w:type="spellStart"/>
-      <w:r>
-        <w:rPr>
-          <w:sz w:val="20"/>
-          <w:szCs w:val="20"/>
-        </w:rPr>
-        <w:t>tayo'y</w:t>
-      </w:r>
-      <w:proofErr w:type="spellEnd"/>
-      <w:r>
-        <w:rPr>
-          <w:sz w:val="20"/>
-          <w:szCs w:val="20"/>
-        </w:rPr>
-        <w:t xml:space="preserve"> </w:t>
-      </w:r>
-      <w:proofErr w:type="spellStart"/>
-      <w:r>
-        <w:rPr>
-          <w:sz w:val="20"/>
-          <w:szCs w:val="20"/>
-        </w:rPr>
-        <w:t>bigo</w:t>
-      </w:r>
-      <w:proofErr w:type="spellEnd"/>
-      <w:r>
-        <w:rPr>
-          <w:sz w:val="20"/>
-          <w:szCs w:val="20"/>
-        </w:rPr>
-        <w:t xml:space="preserve"> ay </w:t>
-      </w:r>
-      <w:proofErr w:type="spellStart"/>
-      <w:r>
-        <w:rPr>
-          <w:sz w:val="20"/>
-          <w:szCs w:val="20"/>
-        </w:rPr>
-        <w:t>h'wag</w:t>
-      </w:r>
-      <w:proofErr w:type="spellEnd"/>
-      <w:r>
-        <w:rPr>
-          <w:sz w:val="20"/>
-          <w:szCs w:val="20"/>
-        </w:rPr>
-        <w:t xml:space="preserve"> </w:t>
-      </w:r>
-      <w:proofErr w:type="spellStart"/>
-      <w:r>
-        <w:rPr>
-          <w:sz w:val="20"/>
-          <w:szCs w:val="20"/>
-        </w:rPr>
-        <w:t>limutin</w:t>
-      </w:r>
-      <w:proofErr w:type="spellEnd"/>
-    </w:p>
-    <w:p>
-      <w:pPr>
-        <w:ind w:left="360"/>
-        <w:rPr>
-          <w:sz w:val="20"/>
-          <w:szCs w:val="20"/>
-        </w:rPr>
-      </w:pPr>
-      <w:r>
-        <w:rPr>
-          <w:sz w:val="20"/>
-          <w:szCs w:val="20"/>
-        </w:rPr>
-        <w:t xml:space="preserve">Na may </w:t>
-      </w:r>
-      <w:proofErr w:type="spellStart"/>
-      <w:r>
-        <w:rPr>
-          <w:sz w:val="20"/>
-          <w:szCs w:val="20"/>
-        </w:rPr>
-        <w:t>Diyos</w:t>
-      </w:r>
-      <w:proofErr w:type="spellEnd"/>
-      <w:r>
-        <w:rPr>
-          <w:sz w:val="20"/>
-          <w:szCs w:val="20"/>
-        </w:rPr>
-        <w:t xml:space="preserve"> </w:t>
-      </w:r>
-      <w:proofErr w:type="spellStart"/>
-      <w:r>
-        <w:rPr>
-          <w:sz w:val="20"/>
-          <w:szCs w:val="20"/>
-        </w:rPr>
-        <w:t>tayong</w:t>
-      </w:r>
-      <w:proofErr w:type="spellEnd"/>
-      <w:r>
-        <w:rPr>
-          <w:sz w:val="20"/>
-          <w:szCs w:val="20"/>
-        </w:rPr>
-        <w:t xml:space="preserve"> </w:t>
-      </w:r>
-      <w:proofErr w:type="spellStart"/>
-      <w:r>
-        <w:rPr>
-          <w:sz w:val="20"/>
-          <w:szCs w:val="20"/>
-        </w:rPr>
-        <w:t>nagmamahal</w:t>
-      </w:r>
-      <w:proofErr w:type="spellEnd"/>
-    </w:p>
-    <w:p>
-      <w:pPr>
-        <w:rPr>
-          <w:sz w:val="20"/>
-          <w:szCs w:val="20"/>
-        </w:rPr>
-      </w:pPr>
-    </w:p>
-    <w:p>
-      <w:pPr>
-        <w:ind w:left="360"/>
-        <w:rPr>
-          <w:sz w:val="20"/>
-          <w:szCs w:val="20"/>
-        </w:rPr>
-      </w:pPr>
-      <w:proofErr w:type="spellStart"/>
-      <w:r>
-        <w:rPr>
-          <w:sz w:val="20"/>
-          <w:szCs w:val="20"/>
-        </w:rPr>
-        <w:t>Sikapin</w:t>
-      </w:r>
-      <w:proofErr w:type="spellEnd"/>
-      <w:r>
-        <w:rPr>
-          <w:sz w:val="20"/>
-          <w:szCs w:val="20"/>
-        </w:rPr>
-        <w:t xml:space="preserve"> </w:t>
-      </w:r>
-      <w:proofErr w:type="spellStart"/>
-      <w:r>
-        <w:rPr>
-          <w:sz w:val="20"/>
-          <w:szCs w:val="20"/>
-        </w:rPr>
-        <w:t>sa</w:t>
-      </w:r>
-      <w:proofErr w:type="spellEnd"/>
-      <w:r>
-        <w:rPr>
-          <w:sz w:val="20"/>
-          <w:szCs w:val="20"/>
-        </w:rPr>
-        <w:t xml:space="preserve"> </w:t>
-      </w:r>
-      <w:proofErr w:type="spellStart"/>
-      <w:r>
-        <w:rPr>
-          <w:sz w:val="20"/>
-          <w:szCs w:val="20"/>
-        </w:rPr>
-        <w:t>ating</w:t>
-      </w:r>
-      <w:proofErr w:type="spellEnd"/>
-      <w:r>
-        <w:rPr>
-          <w:sz w:val="20"/>
-          <w:szCs w:val="20"/>
-        </w:rPr>
-        <w:t xml:space="preserve"> </w:t>
-      </w:r>
-      <w:proofErr w:type="spellStart"/>
-      <w:r>
-        <w:rPr>
-          <w:sz w:val="20"/>
-          <w:szCs w:val="20"/>
-        </w:rPr>
-        <w:t>pagtungo</w:t>
-      </w:r>
-      <w:proofErr w:type="spellEnd"/>
-    </w:p>
-    <w:p>
-      <w:pPr>
-        <w:ind w:left="360"/>
-        <w:rPr>
-          <w:sz w:val="20"/>
-          <w:szCs w:val="20"/>
-        </w:rPr>
-      </w:pPr>
-      <w:proofErr w:type="spellStart"/>
-      <w:r>
-        <w:rPr>
-          <w:sz w:val="20"/>
-          <w:szCs w:val="20"/>
-        </w:rPr>
-        <w:t>Ipamalita</w:t>
-      </w:r>
-      <w:proofErr w:type="spellEnd"/>
-      <w:r>
-        <w:rPr>
-          <w:sz w:val="20"/>
-          <w:szCs w:val="20"/>
-        </w:rPr>
-        <w:t xml:space="preserve"> </w:t>
-      </w:r>
-      <w:proofErr w:type="spellStart"/>
-      <w:r>
-        <w:rPr>
-          <w:sz w:val="20"/>
-          <w:szCs w:val="20"/>
-        </w:rPr>
-        <w:t>sa</w:t>
-      </w:r>
-      <w:proofErr w:type="spellEnd"/>
-      <w:r>
-        <w:rPr>
-          <w:sz w:val="20"/>
-          <w:szCs w:val="20"/>
-        </w:rPr>
-        <w:t xml:space="preserve"> </w:t>
-      </w:r>
-      <w:proofErr w:type="spellStart"/>
-      <w:r>
-        <w:rPr>
-          <w:sz w:val="20"/>
-          <w:szCs w:val="20"/>
-        </w:rPr>
-        <w:t>buong</w:t>
-      </w:r>
-      <w:proofErr w:type="spellEnd"/>
-      <w:r>
-        <w:rPr>
-          <w:sz w:val="20"/>
-          <w:szCs w:val="20"/>
-        </w:rPr>
-        <w:t xml:space="preserve"> </w:t>
-      </w:r>
-      <w:proofErr w:type="spellStart"/>
-      <w:r>
-        <w:rPr>
-          <w:sz w:val="20"/>
-          <w:szCs w:val="20"/>
-        </w:rPr>
-        <w:t>mundo</w:t>
-      </w:r>
-      <w:proofErr w:type="spellEnd"/>
-    </w:p>
-    <w:p>
-      <w:pPr>
-        <w:ind w:left="360"/>
-        <w:rPr>
-          <w:sz w:val="20"/>
-          <w:szCs w:val="20"/>
-        </w:rPr>
-      </w:pPr>
-      <w:r>
-        <w:rPr>
-          <w:sz w:val="20"/>
-          <w:szCs w:val="20"/>
-        </w:rPr>
-        <w:t>Pag-</w:t>
-      </w:r>
-      <w:proofErr w:type="spellStart"/>
-      <w:r>
-        <w:rPr>
-          <w:sz w:val="20"/>
-          <w:szCs w:val="20"/>
-        </w:rPr>
-        <w:t>ibig</w:t>
-      </w:r>
-      <w:proofErr w:type="spellEnd"/>
-      <w:r>
-        <w:rPr>
-          <w:sz w:val="20"/>
-          <w:szCs w:val="20"/>
-        </w:rPr>
-        <w:t xml:space="preserve"> ng </w:t>
-      </w:r>
-      <w:proofErr w:type="spellStart"/>
-      <w:r>
-        <w:rPr>
-          <w:sz w:val="20"/>
-          <w:szCs w:val="20"/>
-        </w:rPr>
-        <w:t>Diyos</w:t>
-      </w:r>
-      <w:proofErr w:type="spellEnd"/>
-      <w:r>
-        <w:rPr>
-          <w:sz w:val="20"/>
-          <w:szCs w:val="20"/>
-        </w:rPr>
-        <w:t xml:space="preserve"> </w:t>
-      </w:r>
-      <w:proofErr w:type="spellStart"/>
-      <w:r>
-        <w:rPr>
-          <w:sz w:val="20"/>
-          <w:szCs w:val="20"/>
-        </w:rPr>
-        <w:t>na</w:t>
-      </w:r>
-      <w:proofErr w:type="spellEnd"/>
-      <w:r>
-        <w:rPr>
-          <w:sz w:val="20"/>
-          <w:szCs w:val="20"/>
-        </w:rPr>
-        <w:t xml:space="preserve"> </w:t>
-      </w:r>
-      <w:proofErr w:type="spellStart"/>
-      <w:r>
-        <w:rPr>
-          <w:sz w:val="20"/>
-          <w:szCs w:val="20"/>
-        </w:rPr>
-        <w:t>siyang</w:t>
-      </w:r>
-      <w:proofErr w:type="spellEnd"/>
-      <w:r>
-        <w:rPr>
-          <w:sz w:val="20"/>
-          <w:szCs w:val="20"/>
-        </w:rPr>
-        <w:t xml:space="preserve"> </w:t>
-      </w:r>
-      <w:proofErr w:type="spellStart"/>
-      <w:r>
-        <w:rPr>
-          <w:sz w:val="20"/>
-          <w:szCs w:val="20"/>
-        </w:rPr>
-        <w:t>sumakop</w:t>
-      </w:r>
-      <w:proofErr w:type="spellEnd"/>
-      <w:r>
-        <w:rPr>
-          <w:sz w:val="20"/>
-          <w:szCs w:val="20"/>
-        </w:rPr>
-        <w:t xml:space="preserve"> </w:t>
-      </w:r>
-      <w:proofErr w:type="spellStart"/>
-      <w:r>
-        <w:rPr>
-          <w:sz w:val="20"/>
-          <w:szCs w:val="20"/>
-        </w:rPr>
-        <w:t>sa</w:t>
-      </w:r>
-      <w:proofErr w:type="spellEnd"/>
-    </w:p>
-    <w:p>
-      <w:pPr>
-        <w:ind w:left="360"/>
-        <w:rPr>
-          <w:sz w:val="20"/>
-          <w:szCs w:val="20"/>
-        </w:rPr>
-      </w:pPr>
-      <w:proofErr w:type="spellStart"/>
-      <w:r>
-        <w:rPr>
-          <w:sz w:val="20"/>
-          <w:szCs w:val="20"/>
-        </w:rPr>
-        <w:t>Bawa't</w:t>
-      </w:r>
-      <w:proofErr w:type="spellEnd"/>
-      <w:r>
-        <w:rPr>
-          <w:sz w:val="20"/>
-          <w:szCs w:val="20"/>
-        </w:rPr>
-        <w:t xml:space="preserve"> </w:t>
-      </w:r>
-      <w:proofErr w:type="spellStart"/>
-      <w:r>
-        <w:rPr>
-          <w:sz w:val="20"/>
-          <w:szCs w:val="20"/>
-        </w:rPr>
-        <w:t>pusong</w:t>
-      </w:r>
-      <w:proofErr w:type="spellEnd"/>
-      <w:r>
-        <w:rPr>
-          <w:sz w:val="20"/>
-          <w:szCs w:val="20"/>
-        </w:rPr>
-        <w:t xml:space="preserve"> </w:t>
-      </w:r>
-      <w:proofErr w:type="spellStart"/>
-      <w:r>
-        <w:rPr>
-          <w:sz w:val="20"/>
-          <w:szCs w:val="20"/>
-        </w:rPr>
-        <w:t>uhaw</w:t>
-      </w:r>
-      <w:proofErr w:type="spellEnd"/>
-      <w:r>
-        <w:rPr>
-          <w:sz w:val="20"/>
-          <w:szCs w:val="20"/>
-        </w:rPr>
-        <w:t xml:space="preserve"> </w:t>
-      </w:r>
-      <w:proofErr w:type="spellStart"/>
-      <w:r>
-        <w:rPr>
-          <w:sz w:val="20"/>
-          <w:szCs w:val="20"/>
-        </w:rPr>
-        <w:t>sa</w:t>
-      </w:r>
-      <w:proofErr w:type="spellEnd"/>
-      <w:r>
-        <w:rPr>
-          <w:sz w:val="20"/>
-          <w:szCs w:val="20"/>
-        </w:rPr>
-        <w:t xml:space="preserve"> </w:t>
-      </w:r>
-      <w:proofErr w:type="spellStart"/>
-      <w:r>
-        <w:rPr>
-          <w:sz w:val="20"/>
-          <w:szCs w:val="20"/>
-        </w:rPr>
-        <w:t>pagsuyo</w:t>
-      </w:r>
-      <w:proofErr w:type="spellEnd"/>
-    </w:p>
-    <w:p>
-      <w:pPr>
-        <w:spacing w:before="280"/>
-        <w:rPr>
-          <w:sz w:val="20"/>
-          <w:szCs w:val="20"/>
-        </w:rPr>
-      </w:pPr>
-      <w:proofErr w:type="spellStart"/>
-      <w:r>
-        <w:rPr>
-          <w:b/>
-          <w:bCs/>
-          <w:sz w:val="20"/>
-          <w:szCs w:val="20"/>
-        </w:rPr>
-        <w:t>Tinapay</w:t>
-      </w:r>
-      <w:proofErr w:type="spellEnd"/>
-      <w:r>
-        <w:rPr>
-          <w:b/>
-          <w:bCs/>
-          <w:sz w:val="20"/>
-          <w:szCs w:val="20"/>
-        </w:rPr>
-        <w:t xml:space="preserve"> ng Buhay</w:t>
-      </w:r>
-    </w:p>
-    <w:p>
-      <w:pPr>
-        <w:spacing w:before="40"/>
-        <w:rPr>
-          <w:sz w:val="20"/>
-          <w:szCs w:val="20"/>
-        </w:rPr>
-      </w:pPr>
+        <w:t xml:space="preserve">[ Communion </w:t>
+      </w:r>
       <w:r>
         <w:rPr>
           <w:i/>
@@ -6691,47 +6920,567 @@
           <w:sz w:val="20"/>
           <w:szCs w:val="20"/>
         </w:rPr>
-        <w:t>[ Communion 2 ]</w:t>
-      </w:r>
-    </w:p>
-    <w:p>
-      <w:pPr>
-        <w:ind w:left="360"/>
-        <w:rPr>
-          <w:sz w:val="20"/>
-          <w:szCs w:val="20"/>
-        </w:rPr>
-      </w:pPr>
-      <w:r>
-        <w:rPr>
-          <w:sz w:val="20"/>
-          <w:szCs w:val="20"/>
-        </w:rPr>
-        <w:t xml:space="preserve">Ikaw, </w:t>
-      </w:r>
-      <w:proofErr w:type="spellStart"/>
-      <w:r>
-        <w:rPr>
-          <w:sz w:val="20"/>
-          <w:szCs w:val="20"/>
-        </w:rPr>
-        <w:t>Hesus</w:t>
-      </w:r>
-      <w:proofErr w:type="spellEnd"/>
-      <w:r>
-        <w:rPr>
-          <w:sz w:val="20"/>
-          <w:szCs w:val="20"/>
-        </w:rPr>
-        <w:t xml:space="preserve">, ang </w:t>
-      </w:r>
-      <w:proofErr w:type="spellStart"/>
-      <w:r>
-        <w:rPr>
-          <w:sz w:val="20"/>
-          <w:szCs w:val="20"/>
-        </w:rPr>
-        <w:t>tinapay</w:t>
+        <w:t>2</w:t>
+      </w:r>
+      <w:r>
+        <w:rPr>
+          <w:i/>
+          <w:iCs/>
+          <w:sz w:val="20"/>
+          <w:szCs w:val="20"/>
+        </w:rPr>
+        <w:t xml:space="preserve"> ]</w:t>
+      </w:r>
+    </w:p>
+    <w:p>
+      <w:pPr>
+        <w:ind w:left="360"/>
+        <w:rPr>
+          <w:sz w:val="20"/>
+          <w:szCs w:val="20"/>
+        </w:rPr>
+      </w:pPr>
+      <w:r>
+        <w:rPr>
+          <w:sz w:val="20"/>
+          <w:szCs w:val="20"/>
+        </w:rPr>
+        <w:t>Pag-</w:t>
+      </w:r>
+      <w:proofErr w:type="spellStart"/>
+      <w:r>
+        <w:rPr>
+          <w:sz w:val="20"/>
+          <w:szCs w:val="20"/>
+        </w:rPr>
+        <w:t>ibig</w:t>
+      </w:r>
+      <w:proofErr w:type="spellEnd"/>
+      <w:r>
+        <w:rPr>
+          <w:sz w:val="20"/>
+          <w:szCs w:val="20"/>
+        </w:rPr>
+        <w:t xml:space="preserve"> ang </w:t>
+      </w:r>
+      <w:proofErr w:type="spellStart"/>
+      <w:r>
+        <w:rPr>
+          <w:sz w:val="20"/>
+          <w:szCs w:val="20"/>
+        </w:rPr>
+        <w:t>siyang</w:t>
+      </w:r>
+      <w:proofErr w:type="spellEnd"/>
+      <w:r>
+        <w:rPr>
+          <w:sz w:val="20"/>
+          <w:szCs w:val="20"/>
+        </w:rPr>
+        <w:t xml:space="preserve"> </w:t>
+      </w:r>
+      <w:proofErr w:type="spellStart"/>
+      <w:r>
+        <w:rPr>
+          <w:sz w:val="20"/>
+          <w:szCs w:val="20"/>
+        </w:rPr>
+        <w:t>pumukaw</w:t>
+      </w:r>
+      <w:proofErr w:type="spellEnd"/>
+    </w:p>
+    <w:p>
+      <w:pPr>
+        <w:ind w:left="360"/>
+        <w:rPr>
+          <w:sz w:val="20"/>
+          <w:szCs w:val="20"/>
+        </w:rPr>
+      </w:pPr>
+      <w:r>
+        <w:rPr>
+          <w:sz w:val="20"/>
+          <w:szCs w:val="20"/>
+        </w:rPr>
+        <w:t xml:space="preserve">Sa </w:t>
+      </w:r>
+      <w:proofErr w:type="spellStart"/>
+      <w:r>
+        <w:rPr>
+          <w:sz w:val="20"/>
+          <w:szCs w:val="20"/>
+        </w:rPr>
+        <w:t>ating</w:t>
+      </w:r>
+      <w:proofErr w:type="spellEnd"/>
+      <w:r>
+        <w:rPr>
+          <w:sz w:val="20"/>
+          <w:szCs w:val="20"/>
+        </w:rPr>
+        <w:t xml:space="preserve"> </w:t>
+      </w:r>
+      <w:proofErr w:type="spellStart"/>
+      <w:r>
+        <w:rPr>
+          <w:sz w:val="20"/>
+          <w:szCs w:val="20"/>
+        </w:rPr>
+        <w:t>puso't</w:t>
+      </w:r>
+      <w:proofErr w:type="spellEnd"/>
+      <w:r>
+        <w:rPr>
+          <w:sz w:val="20"/>
+          <w:szCs w:val="20"/>
+        </w:rPr>
+        <w:t xml:space="preserve"> </w:t>
+      </w:r>
+      <w:proofErr w:type="spellStart"/>
+      <w:r>
+        <w:rPr>
+          <w:sz w:val="20"/>
+          <w:szCs w:val="20"/>
+        </w:rPr>
+        <w:t>kaluluwa</w:t>
+      </w:r>
+      <w:proofErr w:type="spellEnd"/>
+    </w:p>
+    <w:p>
+      <w:pPr>
+        <w:ind w:left="360"/>
+        <w:rPr>
+          <w:sz w:val="20"/>
+          <w:szCs w:val="20"/>
+        </w:rPr>
+      </w:pPr>
+      <w:r>
+        <w:rPr>
+          <w:sz w:val="20"/>
+          <w:szCs w:val="20"/>
+        </w:rPr>
+        <w:t xml:space="preserve">At </w:t>
+      </w:r>
+      <w:proofErr w:type="spellStart"/>
+      <w:r>
+        <w:rPr>
+          <w:sz w:val="20"/>
+          <w:szCs w:val="20"/>
+        </w:rPr>
+        <w:t>siyang</w:t>
+      </w:r>
+      <w:proofErr w:type="spellEnd"/>
+      <w:r>
+        <w:rPr>
+          <w:sz w:val="20"/>
+          <w:szCs w:val="20"/>
+        </w:rPr>
+        <w:t xml:space="preserve"> </w:t>
+      </w:r>
+      <w:proofErr w:type="spellStart"/>
+      <w:r>
+        <w:rPr>
+          <w:sz w:val="20"/>
+          <w:szCs w:val="20"/>
+        </w:rPr>
+        <w:t>nagdulot</w:t>
+      </w:r>
+      <w:proofErr w:type="spellEnd"/>
+      <w:r>
+        <w:rPr>
+          <w:sz w:val="20"/>
+          <w:szCs w:val="20"/>
+        </w:rPr>
+        <w:t xml:space="preserve"> </w:t>
+      </w:r>
+      <w:proofErr w:type="spellStart"/>
+      <w:r>
+        <w:rPr>
+          <w:sz w:val="20"/>
+          <w:szCs w:val="20"/>
+        </w:rPr>
+        <w:t>sa</w:t>
+      </w:r>
+      <w:proofErr w:type="spellEnd"/>
+      <w:r>
+        <w:rPr>
+          <w:sz w:val="20"/>
+          <w:szCs w:val="20"/>
+        </w:rPr>
+        <w:t xml:space="preserve"> </w:t>
+      </w:r>
+      <w:proofErr w:type="spellStart"/>
+      <w:r>
+        <w:rPr>
+          <w:sz w:val="20"/>
+          <w:szCs w:val="20"/>
+        </w:rPr>
+        <w:t>ating</w:t>
+      </w:r>
+      <w:proofErr w:type="spellEnd"/>
+      <w:r>
+        <w:rPr>
+          <w:sz w:val="20"/>
+          <w:szCs w:val="20"/>
+        </w:rPr>
+        <w:t xml:space="preserve"> </w:t>
+      </w:r>
+      <w:proofErr w:type="spellStart"/>
+      <w:r>
+        <w:rPr>
+          <w:sz w:val="20"/>
+          <w:szCs w:val="20"/>
+        </w:rPr>
+        <w:t>buhay</w:t>
+      </w:r>
+      <w:proofErr w:type="spellEnd"/>
+    </w:p>
+    <w:p>
+      <w:pPr>
+        <w:ind w:left="360"/>
+        <w:rPr>
+          <w:sz w:val="20"/>
+          <w:szCs w:val="20"/>
+        </w:rPr>
+      </w:pPr>
+      <w:r>
+        <w:rPr>
+          <w:sz w:val="20"/>
+          <w:szCs w:val="20"/>
+        </w:rPr>
+        <w:t xml:space="preserve">Liwanag </w:t>
+      </w:r>
+      <w:proofErr w:type="spellStart"/>
+      <w:r>
+        <w:rPr>
+          <w:sz w:val="20"/>
+          <w:szCs w:val="20"/>
+        </w:rPr>
+        <w:t>sa</w:t>
+      </w:r>
+      <w:proofErr w:type="spellEnd"/>
+      <w:r>
+        <w:rPr>
+          <w:sz w:val="20"/>
+          <w:szCs w:val="20"/>
+        </w:rPr>
+        <w:t xml:space="preserve"> </w:t>
+      </w:r>
+      <w:proofErr w:type="spellStart"/>
+      <w:r>
+        <w:rPr>
+          <w:sz w:val="20"/>
+          <w:szCs w:val="20"/>
+        </w:rPr>
+        <w:t>dilim</w:t>
+      </w:r>
+      <w:proofErr w:type="spellEnd"/>
+      <w:r>
+        <w:rPr>
+          <w:sz w:val="20"/>
+          <w:szCs w:val="20"/>
+        </w:rPr>
+        <w:t xml:space="preserve"> at </w:t>
+      </w:r>
+      <w:proofErr w:type="spellStart"/>
+      <w:r>
+        <w:rPr>
+          <w:sz w:val="20"/>
+          <w:szCs w:val="20"/>
+        </w:rPr>
+        <w:t>pag-asa</w:t>
+      </w:r>
+      <w:proofErr w:type="spellEnd"/>
+    </w:p>
+    <w:p>
+      <w:pPr>
+        <w:rPr>
+          <w:sz w:val="20"/>
+          <w:szCs w:val="20"/>
+        </w:rPr>
+      </w:pPr>
+    </w:p>
+    <w:p>
+      <w:pPr>
+        <w:ind w:left="360"/>
+        <w:rPr>
+          <w:sz w:val="20"/>
+          <w:szCs w:val="20"/>
+        </w:rPr>
+      </w:pPr>
+      <w:r>
+        <w:rPr>
+          <w:sz w:val="20"/>
+          <w:szCs w:val="20"/>
+        </w:rPr>
+        <w:t>Pag-</w:t>
+      </w:r>
+      <w:proofErr w:type="spellStart"/>
+      <w:r>
+        <w:rPr>
+          <w:sz w:val="20"/>
+          <w:szCs w:val="20"/>
+        </w:rPr>
+        <w:t>ibig</w:t>
+      </w:r>
+      <w:proofErr w:type="spellEnd"/>
+      <w:r>
+        <w:rPr>
+          <w:sz w:val="20"/>
+          <w:szCs w:val="20"/>
+        </w:rPr>
+        <w:t xml:space="preserve"> ang </w:t>
+      </w:r>
+      <w:proofErr w:type="spellStart"/>
+      <w:r>
+        <w:rPr>
+          <w:sz w:val="20"/>
+          <w:szCs w:val="20"/>
+        </w:rPr>
+        <w:t>siyang</w:t>
+      </w:r>
+      <w:proofErr w:type="spellEnd"/>
+      <w:r>
+        <w:rPr>
+          <w:sz w:val="20"/>
+          <w:szCs w:val="20"/>
+        </w:rPr>
+        <w:t xml:space="preserve"> </w:t>
+      </w:r>
+      <w:proofErr w:type="spellStart"/>
+      <w:r>
+        <w:rPr>
+          <w:sz w:val="20"/>
+          <w:szCs w:val="20"/>
+        </w:rPr>
+        <w:t>buklod</w:t>
+      </w:r>
+      <w:proofErr w:type="spellEnd"/>
+      <w:r>
+        <w:rPr>
+          <w:sz w:val="20"/>
+          <w:szCs w:val="20"/>
+        </w:rPr>
+        <w:t xml:space="preserve"> natin</w:t>
+      </w:r>
+    </w:p>
+    <w:p>
+      <w:pPr>
+        <w:ind w:left="360"/>
+        <w:rPr>
+          <w:sz w:val="20"/>
+          <w:szCs w:val="20"/>
+        </w:rPr>
+      </w:pPr>
+      <w:r>
+        <w:rPr>
+          <w:sz w:val="20"/>
+          <w:szCs w:val="20"/>
+        </w:rPr>
+        <w:t xml:space="preserve">Di </w:t>
+      </w:r>
+      <w:proofErr w:type="spellStart"/>
+      <w:r>
+        <w:rPr>
+          <w:sz w:val="20"/>
+          <w:szCs w:val="20"/>
+        </w:rPr>
+        <w:t>mapapawi</w:t>
+      </w:r>
+      <w:proofErr w:type="spellEnd"/>
+      <w:r>
+        <w:rPr>
+          <w:sz w:val="20"/>
+          <w:szCs w:val="20"/>
+        </w:rPr>
+        <w:t xml:space="preserve"> kailan pa man</w:t>
+      </w:r>
+    </w:p>
+    <w:p>
+      <w:pPr>
+        <w:ind w:left="360"/>
+        <w:rPr>
+          <w:sz w:val="20"/>
+          <w:szCs w:val="20"/>
+        </w:rPr>
+      </w:pPr>
+      <w:r>
+        <w:rPr>
+          <w:sz w:val="20"/>
+          <w:szCs w:val="20"/>
+        </w:rPr>
+        <w:t xml:space="preserve">Sa </w:t>
+      </w:r>
+      <w:proofErr w:type="spellStart"/>
+      <w:r>
+        <w:rPr>
+          <w:sz w:val="20"/>
+          <w:szCs w:val="20"/>
+        </w:rPr>
+        <w:t>puso't</w:t>
+      </w:r>
+      <w:proofErr w:type="spellEnd"/>
+      <w:r>
+        <w:rPr>
+          <w:sz w:val="20"/>
+          <w:szCs w:val="20"/>
+        </w:rPr>
+        <w:t xml:space="preserve"> </w:t>
+      </w:r>
+      <w:proofErr w:type="spellStart"/>
+      <w:r>
+        <w:rPr>
+          <w:sz w:val="20"/>
+          <w:szCs w:val="20"/>
+        </w:rPr>
+        <w:t>diwa</w:t>
+      </w:r>
+      <w:proofErr w:type="spellEnd"/>
+      <w:r>
+        <w:rPr>
+          <w:sz w:val="20"/>
+          <w:szCs w:val="20"/>
+        </w:rPr>
+        <w:t xml:space="preserve"> </w:t>
+      </w:r>
+      <w:proofErr w:type="spellStart"/>
+      <w:r>
+        <w:rPr>
+          <w:sz w:val="20"/>
+          <w:szCs w:val="20"/>
+        </w:rPr>
+        <w:t>tayo'y</w:t>
+      </w:r>
+      <w:proofErr w:type="spellEnd"/>
+      <w:r>
+        <w:rPr>
+          <w:sz w:val="20"/>
+          <w:szCs w:val="20"/>
+        </w:rPr>
+        <w:t xml:space="preserve"> isa </w:t>
+      </w:r>
+      <w:proofErr w:type="spellStart"/>
+      <w:r>
+        <w:rPr>
+          <w:sz w:val="20"/>
+          <w:szCs w:val="20"/>
+        </w:rPr>
+        <w:t>lamang</w:t>
+      </w:r>
+      <w:proofErr w:type="spellEnd"/>
+    </w:p>
+    <w:p>
+      <w:pPr>
+        <w:ind w:left="360"/>
+        <w:rPr>
+          <w:sz w:val="20"/>
+          <w:szCs w:val="20"/>
+        </w:rPr>
+      </w:pPr>
+      <w:r>
+        <w:rPr>
+          <w:sz w:val="20"/>
+          <w:szCs w:val="20"/>
+        </w:rPr>
+        <w:t xml:space="preserve">Kahit </w:t>
+      </w:r>
+      <w:proofErr w:type="spellStart"/>
+      <w:r>
+        <w:rPr>
+          <w:sz w:val="20"/>
+          <w:szCs w:val="20"/>
+        </w:rPr>
+        <w:t>na</w:t>
+      </w:r>
+      <w:proofErr w:type="spellEnd"/>
+      <w:r>
+        <w:rPr>
+          <w:sz w:val="20"/>
+          <w:szCs w:val="20"/>
+        </w:rPr>
+        <w:t xml:space="preserve"> </w:t>
+      </w:r>
+      <w:proofErr w:type="spellStart"/>
+      <w:r>
+        <w:rPr>
+          <w:sz w:val="20"/>
+          <w:szCs w:val="20"/>
+        </w:rPr>
+        <w:t>tayo'y</w:t>
+      </w:r>
+      <w:proofErr w:type="spellEnd"/>
+      <w:r>
+        <w:rPr>
+          <w:sz w:val="20"/>
+          <w:szCs w:val="20"/>
+        </w:rPr>
+        <w:t xml:space="preserve"> </w:t>
+      </w:r>
+      <w:proofErr w:type="spellStart"/>
+      <w:r>
+        <w:rPr>
+          <w:sz w:val="20"/>
+          <w:szCs w:val="20"/>
+        </w:rPr>
+        <w:t>magkawalay</w:t>
+      </w:r>
+      <w:proofErr w:type="spellEnd"/>
+    </w:p>
+    <w:p>
+      <w:pPr>
+        <w:rPr>
+          <w:sz w:val="20"/>
+          <w:szCs w:val="20"/>
+        </w:rPr>
+      </w:pPr>
+    </w:p>
+    <w:p>
+      <w:pPr>
+        <w:ind w:left="360"/>
+        <w:rPr>
+          <w:sz w:val="20"/>
+          <w:szCs w:val="20"/>
+        </w:rPr>
+      </w:pPr>
+      <w:proofErr w:type="spellStart"/>
+      <w:r>
+        <w:rPr>
+          <w:sz w:val="20"/>
+          <w:szCs w:val="20"/>
+        </w:rPr>
+        <w:t>Pagka't</w:t>
+      </w:r>
+      <w:proofErr w:type="spellEnd"/>
+      <w:r>
+        <w:rPr>
+          <w:sz w:val="20"/>
+          <w:szCs w:val="20"/>
+        </w:rPr>
+        <w:t xml:space="preserve"> ang </w:t>
+      </w:r>
+      <w:proofErr w:type="spellStart"/>
+      <w:r>
+        <w:rPr>
+          <w:sz w:val="20"/>
+          <w:szCs w:val="20"/>
+        </w:rPr>
+        <w:t>Diyos</w:t>
+      </w:r>
+      <w:proofErr w:type="spellEnd"/>
+      <w:r>
+        <w:rPr>
+          <w:sz w:val="20"/>
+          <w:szCs w:val="20"/>
+        </w:rPr>
+        <w:t xml:space="preserve"> natin </w:t>
+      </w:r>
+      <w:proofErr w:type="spellStart"/>
+      <w:r>
+        <w:rPr>
+          <w:sz w:val="20"/>
+          <w:szCs w:val="20"/>
+        </w:rPr>
+        <w:t>Diyos</w:t>
       </w:r>
       <w:proofErr w:type="spellEnd"/>
       <w:r>
@@ -6747,74 +7496,376 @@
           <w:sz w:val="20"/>
           <w:szCs w:val="20"/>
         </w:rPr>
-        <w:t>buhay</w:t>
-      </w:r>
-      <w:proofErr w:type="spellEnd"/>
-    </w:p>
-    <w:p>
-      <w:pPr>
-        <w:ind w:left="360"/>
-        <w:rPr>
-          <w:sz w:val="20"/>
-          <w:szCs w:val="20"/>
-        </w:rPr>
-      </w:pPr>
-      <w:proofErr w:type="spellStart"/>
-      <w:r>
-        <w:rPr>
-          <w:sz w:val="20"/>
-          <w:szCs w:val="20"/>
-        </w:rPr>
-        <w:t>Binasbasan</w:t>
-      </w:r>
-      <w:proofErr w:type="spellEnd"/>
-      <w:r>
-        <w:rPr>
-          <w:sz w:val="20"/>
-          <w:szCs w:val="20"/>
-        </w:rPr>
-        <w:t xml:space="preserve">, </w:t>
-      </w:r>
-      <w:proofErr w:type="spellStart"/>
-      <w:r>
-        <w:rPr>
-          <w:sz w:val="20"/>
-          <w:szCs w:val="20"/>
-        </w:rPr>
-        <w:t>hinati't</w:t>
-      </w:r>
-      <w:proofErr w:type="spellEnd"/>
-      <w:r>
-        <w:rPr>
-          <w:sz w:val="20"/>
-          <w:szCs w:val="20"/>
-        </w:rPr>
-        <w:t xml:space="preserve"> </w:t>
-      </w:r>
-      <w:proofErr w:type="spellStart"/>
-      <w:r>
-        <w:rPr>
-          <w:sz w:val="20"/>
-          <w:szCs w:val="20"/>
-        </w:rPr>
-        <w:t>inialay</w:t>
-      </w:r>
-      <w:proofErr w:type="spellEnd"/>
-    </w:p>
-    <w:p>
-      <w:pPr>
-        <w:ind w:left="360"/>
-        <w:rPr>
-          <w:sz w:val="20"/>
-          <w:szCs w:val="20"/>
-        </w:rPr>
-      </w:pPr>
-      <w:r>
-        <w:rPr>
-          <w:sz w:val="20"/>
-          <w:szCs w:val="20"/>
-        </w:rPr>
-        <w:t xml:space="preserve">Buhay </w:t>
+        <w:t>pag-ibig</w:t>
+      </w:r>
+      <w:proofErr w:type="spellEnd"/>
+    </w:p>
+    <w:p>
+      <w:pPr>
+        <w:ind w:left="360"/>
+        <w:rPr>
+          <w:sz w:val="20"/>
+          <w:szCs w:val="20"/>
+        </w:rPr>
+      </w:pPr>
+      <w:proofErr w:type="spellStart"/>
+      <w:r>
+        <w:rPr>
+          <w:sz w:val="20"/>
+          <w:szCs w:val="20"/>
+        </w:rPr>
+        <w:t>Magmahalan</w:t>
+      </w:r>
+      <w:proofErr w:type="spellEnd"/>
+      <w:r>
+        <w:rPr>
+          <w:sz w:val="20"/>
+          <w:szCs w:val="20"/>
+        </w:rPr>
+        <w:t xml:space="preserve"> </w:t>
+      </w:r>
+      <w:proofErr w:type="spellStart"/>
+      <w:r>
+        <w:rPr>
+          <w:sz w:val="20"/>
+          <w:szCs w:val="20"/>
+        </w:rPr>
+        <w:t>tayo't</w:t>
+      </w:r>
+      <w:proofErr w:type="spellEnd"/>
+      <w:r>
+        <w:rPr>
+          <w:sz w:val="20"/>
+          <w:szCs w:val="20"/>
+        </w:rPr>
+        <w:t xml:space="preserve"> </w:t>
+      </w:r>
+      <w:proofErr w:type="spellStart"/>
+      <w:r>
+        <w:rPr>
+          <w:sz w:val="20"/>
+          <w:szCs w:val="20"/>
+        </w:rPr>
+        <w:t>magtulungan</w:t>
+      </w:r>
+      <w:proofErr w:type="spellEnd"/>
+    </w:p>
+    <w:p>
+      <w:pPr>
+        <w:ind w:left="360"/>
+        <w:rPr>
+          <w:sz w:val="20"/>
+          <w:szCs w:val="20"/>
+        </w:rPr>
+      </w:pPr>
+      <w:r>
+        <w:rPr>
+          <w:sz w:val="20"/>
+          <w:szCs w:val="20"/>
+        </w:rPr>
+        <w:t xml:space="preserve">At kung </w:t>
+      </w:r>
+      <w:proofErr w:type="spellStart"/>
+      <w:r>
+        <w:rPr>
+          <w:sz w:val="20"/>
+          <w:szCs w:val="20"/>
+        </w:rPr>
+        <w:t>tayo'y</w:t>
+      </w:r>
+      <w:proofErr w:type="spellEnd"/>
+      <w:r>
+        <w:rPr>
+          <w:sz w:val="20"/>
+          <w:szCs w:val="20"/>
+        </w:rPr>
+        <w:t xml:space="preserve"> </w:t>
+      </w:r>
+      <w:proofErr w:type="spellStart"/>
+      <w:r>
+        <w:rPr>
+          <w:sz w:val="20"/>
+          <w:szCs w:val="20"/>
+        </w:rPr>
+        <w:t>bigo</w:t>
+      </w:r>
+      <w:proofErr w:type="spellEnd"/>
+      <w:r>
+        <w:rPr>
+          <w:sz w:val="20"/>
+          <w:szCs w:val="20"/>
+        </w:rPr>
+        <w:t xml:space="preserve"> ay </w:t>
+      </w:r>
+      <w:proofErr w:type="spellStart"/>
+      <w:r>
+        <w:rPr>
+          <w:sz w:val="20"/>
+          <w:szCs w:val="20"/>
+        </w:rPr>
+        <w:t>h'wag</w:t>
+      </w:r>
+      <w:proofErr w:type="spellEnd"/>
+      <w:r>
+        <w:rPr>
+          <w:sz w:val="20"/>
+          <w:szCs w:val="20"/>
+        </w:rPr>
+        <w:t xml:space="preserve"> </w:t>
+      </w:r>
+      <w:proofErr w:type="spellStart"/>
+      <w:r>
+        <w:rPr>
+          <w:sz w:val="20"/>
+          <w:szCs w:val="20"/>
+        </w:rPr>
+        <w:t>limutin</w:t>
+      </w:r>
+      <w:proofErr w:type="spellEnd"/>
+    </w:p>
+    <w:p>
+      <w:pPr>
+        <w:ind w:left="360"/>
+        <w:rPr>
+          <w:sz w:val="20"/>
+          <w:szCs w:val="20"/>
+        </w:rPr>
+      </w:pPr>
+      <w:r>
+        <w:rPr>
+          <w:sz w:val="20"/>
+          <w:szCs w:val="20"/>
+        </w:rPr>
+        <w:t xml:space="preserve">Na may </w:t>
+      </w:r>
+      <w:proofErr w:type="spellStart"/>
+      <w:r>
+        <w:rPr>
+          <w:sz w:val="20"/>
+          <w:szCs w:val="20"/>
+        </w:rPr>
+        <w:t>Diyos</w:t>
+      </w:r>
+      <w:proofErr w:type="spellEnd"/>
+      <w:r>
+        <w:rPr>
+          <w:sz w:val="20"/>
+          <w:szCs w:val="20"/>
+        </w:rPr>
+        <w:t xml:space="preserve"> </w:t>
+      </w:r>
+      <w:proofErr w:type="spellStart"/>
+      <w:r>
+        <w:rPr>
+          <w:sz w:val="20"/>
+          <w:szCs w:val="20"/>
+        </w:rPr>
+        <w:t>tayong</w:t>
+      </w:r>
+      <w:proofErr w:type="spellEnd"/>
+      <w:r>
+        <w:rPr>
+          <w:sz w:val="20"/>
+          <w:szCs w:val="20"/>
+        </w:rPr>
+        <w:t xml:space="preserve"> </w:t>
+      </w:r>
+      <w:proofErr w:type="spellStart"/>
+      <w:r>
+        <w:rPr>
+          <w:sz w:val="20"/>
+          <w:szCs w:val="20"/>
+        </w:rPr>
+        <w:t>nagmamahal</w:t>
+      </w:r>
+      <w:proofErr w:type="spellEnd"/>
+    </w:p>
+    <w:p>
+      <w:pPr>
+        <w:rPr>
+          <w:sz w:val="20"/>
+          <w:szCs w:val="20"/>
+        </w:rPr>
+      </w:pPr>
+    </w:p>
+    <w:p>
+      <w:pPr>
+        <w:ind w:left="360"/>
+        <w:rPr>
+          <w:sz w:val="20"/>
+          <w:szCs w:val="20"/>
+        </w:rPr>
+      </w:pPr>
+      <w:proofErr w:type="spellStart"/>
+      <w:r>
+        <w:rPr>
+          <w:sz w:val="20"/>
+          <w:szCs w:val="20"/>
+        </w:rPr>
+        <w:t>Sikapin</w:t>
+      </w:r>
+      <w:proofErr w:type="spellEnd"/>
+      <w:r>
+        <w:rPr>
+          <w:sz w:val="20"/>
+          <w:szCs w:val="20"/>
+        </w:rPr>
+        <w:t xml:space="preserve"> </w:t>
+      </w:r>
+      <w:proofErr w:type="spellStart"/>
+      <w:r>
+        <w:rPr>
+          <w:sz w:val="20"/>
+          <w:szCs w:val="20"/>
+        </w:rPr>
+        <w:t>sa</w:t>
+      </w:r>
+      <w:proofErr w:type="spellEnd"/>
+      <w:r>
+        <w:rPr>
+          <w:sz w:val="20"/>
+          <w:szCs w:val="20"/>
+        </w:rPr>
+        <w:t xml:space="preserve"> </w:t>
+      </w:r>
+      <w:proofErr w:type="spellStart"/>
+      <w:r>
+        <w:rPr>
+          <w:sz w:val="20"/>
+          <w:szCs w:val="20"/>
+        </w:rPr>
+        <w:t>ating</w:t>
+      </w:r>
+      <w:proofErr w:type="spellEnd"/>
+      <w:r>
+        <w:rPr>
+          <w:sz w:val="20"/>
+          <w:szCs w:val="20"/>
+        </w:rPr>
+        <w:t xml:space="preserve"> </w:t>
+      </w:r>
+      <w:proofErr w:type="spellStart"/>
+      <w:r>
+        <w:rPr>
+          <w:sz w:val="20"/>
+          <w:szCs w:val="20"/>
+        </w:rPr>
+        <w:t>pagtungo</w:t>
+      </w:r>
+      <w:proofErr w:type="spellEnd"/>
+    </w:p>
+    <w:p>
+      <w:pPr>
+        <w:ind w:left="360"/>
+        <w:rPr>
+          <w:sz w:val="20"/>
+          <w:szCs w:val="20"/>
+        </w:rPr>
+      </w:pPr>
+      <w:proofErr w:type="spellStart"/>
+      <w:r>
+        <w:rPr>
+          <w:sz w:val="20"/>
+          <w:szCs w:val="20"/>
+        </w:rPr>
+        <w:t>Ipamalita</w:t>
+      </w:r>
+      <w:proofErr w:type="spellEnd"/>
+      <w:r>
+        <w:rPr>
+          <w:sz w:val="20"/>
+          <w:szCs w:val="20"/>
+        </w:rPr>
+        <w:t xml:space="preserve"> </w:t>
+      </w:r>
+      <w:proofErr w:type="spellStart"/>
+      <w:r>
+        <w:rPr>
+          <w:sz w:val="20"/>
+          <w:szCs w:val="20"/>
+        </w:rPr>
+        <w:t>sa</w:t>
+      </w:r>
+      <w:proofErr w:type="spellEnd"/>
+      <w:r>
+        <w:rPr>
+          <w:sz w:val="20"/>
+          <w:szCs w:val="20"/>
+        </w:rPr>
+        <w:t xml:space="preserve"> </w:t>
+      </w:r>
+      <w:proofErr w:type="spellStart"/>
+      <w:r>
+        <w:rPr>
+          <w:sz w:val="20"/>
+          <w:szCs w:val="20"/>
+        </w:rPr>
+        <w:t>buong</w:t>
+      </w:r>
+      <w:proofErr w:type="spellEnd"/>
+      <w:r>
+        <w:rPr>
+          <w:sz w:val="20"/>
+          <w:szCs w:val="20"/>
+        </w:rPr>
+        <w:t xml:space="preserve"> </w:t>
+      </w:r>
+      <w:proofErr w:type="spellStart"/>
+      <w:r>
+        <w:rPr>
+          <w:sz w:val="20"/>
+          <w:szCs w:val="20"/>
+        </w:rPr>
+        <w:t>mundo</w:t>
+      </w:r>
+      <w:proofErr w:type="spellEnd"/>
+    </w:p>
+    <w:p>
+      <w:pPr>
+        <w:ind w:left="360"/>
+        <w:rPr>
+          <w:sz w:val="20"/>
+          <w:szCs w:val="20"/>
+        </w:rPr>
+      </w:pPr>
+      <w:r>
+        <w:rPr>
+          <w:sz w:val="20"/>
+          <w:szCs w:val="20"/>
+        </w:rPr>
+        <w:t>Pag-</w:t>
+      </w:r>
+      <w:proofErr w:type="spellStart"/>
+      <w:r>
+        <w:rPr>
+          <w:sz w:val="20"/>
+          <w:szCs w:val="20"/>
+        </w:rPr>
+        <w:t>ibig</w:t>
+      </w:r>
+      <w:proofErr w:type="spellEnd"/>
+      <w:r>
+        <w:rPr>
+          <w:sz w:val="20"/>
+          <w:szCs w:val="20"/>
+        </w:rPr>
+        <w:t xml:space="preserve"> ng </w:t>
+      </w:r>
+      <w:proofErr w:type="spellStart"/>
+      <w:r>
+        <w:rPr>
+          <w:sz w:val="20"/>
+          <w:szCs w:val="20"/>
+        </w:rPr>
+        <w:t>Diyos</w:t>
+      </w:r>
+      <w:proofErr w:type="spellEnd"/>
+      <w:r>
+        <w:rPr>
+          <w:sz w:val="20"/>
+          <w:szCs w:val="20"/>
+        </w:rPr>
+        <w:t xml:space="preserve"> </w:t>
       </w:r>
       <w:proofErr w:type="spellStart"/>
       <w:r>
@@ -6838,15 +7889,31 @@
           <w:sz w:val="20"/>
           <w:szCs w:val="20"/>
         </w:rPr>
-        <w:t>ganap</w:t>
-      </w:r>
-      <w:proofErr w:type="spellEnd"/>
-      <w:r>
-        <w:rPr>
-          <w:sz w:val="20"/>
-          <w:szCs w:val="20"/>
-        </w:rPr>
-        <w:t xml:space="preserve"> ang </w:t>
+        <w:t>siyang</w:t>
+      </w:r>
+      <w:proofErr w:type="spellEnd"/>
+      <w:r>
+        <w:rPr>
+          <w:sz w:val="20"/>
+          <w:szCs w:val="20"/>
+        </w:rPr>
+        <w:t xml:space="preserve"> </w:t>
+      </w:r>
+      <w:proofErr w:type="spellStart"/>
+      <w:r>
+        <w:rPr>
+          <w:sz w:val="20"/>
+          <w:szCs w:val="20"/>
+        </w:rPr>
+        <w:t>sumakop</w:t>
+      </w:r>
+      <w:proofErr w:type="spellEnd"/>
+      <w:r>
+        <w:rPr>
+          <w:sz w:val="20"/>
+          <w:szCs w:val="20"/>
+        </w:rPr>
+        <w:t xml:space="preserve"> </w:t>
       </w:r>
       <w:proofErr w:type="spellStart"/>
       <w:r>
@@ -6857,169 +7924,54 @@
         <w:t>sa</w:t>
       </w:r>
       <w:proofErr w:type="spellEnd"/>
-      <w:r>
-        <w:rPr>
-          <w:sz w:val="20"/>
-          <w:szCs w:val="20"/>
-        </w:rPr>
-        <w:t xml:space="preserve"> </w:t>
-      </w:r>
-      <w:proofErr w:type="spellStart"/>
-      <w:r>
-        <w:rPr>
-          <w:sz w:val="20"/>
-          <w:szCs w:val="20"/>
-        </w:rPr>
-        <w:t>ami'y</w:t>
-      </w:r>
-      <w:proofErr w:type="spellEnd"/>
-      <w:r>
-        <w:rPr>
-          <w:sz w:val="20"/>
-          <w:szCs w:val="20"/>
-        </w:rPr>
-        <w:t xml:space="preserve"> </w:t>
-      </w:r>
-      <w:proofErr w:type="spellStart"/>
-      <w:r>
-        <w:rPr>
-          <w:sz w:val="20"/>
-          <w:szCs w:val="20"/>
-        </w:rPr>
-        <w:t>kaloob</w:t>
-      </w:r>
-      <w:proofErr w:type="spellEnd"/>
-    </w:p>
-    <w:p>
-      <w:pPr>
-        <w:ind w:left="360"/>
-        <w:rPr>
-          <w:sz w:val="20"/>
-          <w:szCs w:val="20"/>
-        </w:rPr>
-      </w:pPr>
-      <w:r>
-        <w:rPr>
-          <w:sz w:val="20"/>
-          <w:szCs w:val="20"/>
-        </w:rPr>
-        <w:t xml:space="preserve">At </w:t>
-      </w:r>
-      <w:proofErr w:type="spellStart"/>
-      <w:r>
-        <w:rPr>
-          <w:sz w:val="20"/>
-          <w:szCs w:val="20"/>
-        </w:rPr>
-        <w:t>pagsasalong</w:t>
-      </w:r>
-      <w:proofErr w:type="spellEnd"/>
-      <w:r>
-        <w:rPr>
-          <w:sz w:val="20"/>
-          <w:szCs w:val="20"/>
-        </w:rPr>
-        <w:t xml:space="preserve"> </w:t>
-      </w:r>
-      <w:proofErr w:type="spellStart"/>
-      <w:r>
-        <w:rPr>
-          <w:sz w:val="20"/>
-          <w:szCs w:val="20"/>
-        </w:rPr>
-        <w:t>walang-hanggan</w:t>
-      </w:r>
-      <w:proofErr w:type="spellEnd"/>
-    </w:p>
-    <w:p>
-      <w:pPr>
-        <w:rPr>
-          <w:sz w:val="20"/>
-          <w:szCs w:val="20"/>
-        </w:rPr>
-      </w:pPr>
-    </w:p>
-    <w:p>
-      <w:pPr>
-        <w:ind w:left="360"/>
-        <w:rPr>
-          <w:sz w:val="20"/>
-          <w:szCs w:val="20"/>
-        </w:rPr>
-      </w:pPr>
-      <w:proofErr w:type="spellStart"/>
-      <w:r>
-        <w:rPr>
-          <w:sz w:val="20"/>
-          <w:szCs w:val="20"/>
-        </w:rPr>
-        <w:t>Basbasan</w:t>
-      </w:r>
-      <w:proofErr w:type="spellEnd"/>
-      <w:r>
-        <w:rPr>
-          <w:sz w:val="20"/>
-          <w:szCs w:val="20"/>
-        </w:rPr>
-        <w:t xml:space="preserve"> ang </w:t>
-      </w:r>
-      <w:proofErr w:type="spellStart"/>
-      <w:r>
-        <w:rPr>
-          <w:sz w:val="20"/>
-          <w:szCs w:val="20"/>
-        </w:rPr>
-        <w:t>buhay</w:t>
-      </w:r>
-      <w:proofErr w:type="spellEnd"/>
-      <w:r>
-        <w:rPr>
-          <w:sz w:val="20"/>
-          <w:szCs w:val="20"/>
-        </w:rPr>
-        <w:t xml:space="preserve"> naming </w:t>
-      </w:r>
-      <w:proofErr w:type="spellStart"/>
-      <w:r>
-        <w:rPr>
-          <w:sz w:val="20"/>
-          <w:szCs w:val="20"/>
-        </w:rPr>
-        <w:t>handog</w:t>
-      </w:r>
-      <w:proofErr w:type="spellEnd"/>
-    </w:p>
-    <w:p>
-      <w:pPr>
-        <w:ind w:left="360"/>
-        <w:rPr>
-          <w:sz w:val="20"/>
-          <w:szCs w:val="20"/>
-        </w:rPr>
-      </w:pPr>
-      <w:proofErr w:type="spellStart"/>
-      <w:r>
-        <w:rPr>
-          <w:sz w:val="20"/>
-          <w:szCs w:val="20"/>
-        </w:rPr>
-        <w:t>Nawa'y</w:t>
-      </w:r>
-      <w:proofErr w:type="spellEnd"/>
-      <w:r>
-        <w:rPr>
-          <w:sz w:val="20"/>
-          <w:szCs w:val="20"/>
-        </w:rPr>
-        <w:t xml:space="preserve"> </w:t>
-      </w:r>
-      <w:proofErr w:type="spellStart"/>
-      <w:r>
-        <w:rPr>
-          <w:sz w:val="20"/>
-          <w:szCs w:val="20"/>
-        </w:rPr>
-        <w:t>matulad</w:t>
+    </w:p>
+    <w:p>
+      <w:pPr>
+        <w:ind w:left="360"/>
+        <w:rPr>
+          <w:sz w:val="20"/>
+          <w:szCs w:val="20"/>
+        </w:rPr>
+      </w:pPr>
+      <w:proofErr w:type="spellStart"/>
+      <w:r>
+        <w:rPr>
+          <w:sz w:val="20"/>
+          <w:szCs w:val="20"/>
+        </w:rPr>
+        <w:t>Bawa't</w:t>
+      </w:r>
+      <w:proofErr w:type="spellEnd"/>
+      <w:r>
+        <w:rPr>
+          <w:sz w:val="20"/>
+          <w:szCs w:val="20"/>
+        </w:rPr>
+        <w:t xml:space="preserve"> </w:t>
+      </w:r>
+      <w:proofErr w:type="spellStart"/>
+      <w:r>
+        <w:rPr>
+          <w:sz w:val="20"/>
+          <w:szCs w:val="20"/>
+        </w:rPr>
+        <w:t>pusong</w:t>
+      </w:r>
+      <w:proofErr w:type="spellEnd"/>
+      <w:r>
+        <w:rPr>
+          <w:sz w:val="20"/>
+          <w:szCs w:val="20"/>
+        </w:rPr>
+        <w:t xml:space="preserve"> </w:t>
+      </w:r>
+      <w:proofErr w:type="spellStart"/>
+      <w:r>
+        <w:rPr>
+          <w:sz w:val="20"/>
+          <w:szCs w:val="20"/>
+        </w:rPr>
+        <w:t>uhaw</w:t>
       </w:r>
       <w:proofErr w:type="spellEnd"/>
       <w:r>
@@ -7051,440 +8003,7 @@
           <w:sz w:val="20"/>
           <w:szCs w:val="20"/>
         </w:rPr>
-        <w:t>pag-aalay</w:t>
-      </w:r>
-      <w:proofErr w:type="spellEnd"/>
-      <w:r>
-        <w:rPr>
-          <w:sz w:val="20"/>
-          <w:szCs w:val="20"/>
-        </w:rPr>
-        <w:t xml:space="preserve"> Mo</w:t>
-      </w:r>
-    </w:p>
-    <w:p>
-      <w:pPr>
-        <w:ind w:left="360"/>
-        <w:rPr>
-          <w:sz w:val="20"/>
-          <w:szCs w:val="20"/>
-        </w:rPr>
-      </w:pPr>
-      <w:r>
-        <w:rPr>
-          <w:sz w:val="20"/>
-          <w:szCs w:val="20"/>
-        </w:rPr>
-        <w:t xml:space="preserve">Buhay </w:t>
-      </w:r>
-      <w:proofErr w:type="spellStart"/>
-      <w:r>
-        <w:rPr>
-          <w:sz w:val="20"/>
-          <w:szCs w:val="20"/>
-        </w:rPr>
-        <w:t>na</w:t>
-      </w:r>
-      <w:proofErr w:type="spellEnd"/>
-      <w:r>
-        <w:rPr>
-          <w:sz w:val="20"/>
-          <w:szCs w:val="20"/>
-        </w:rPr>
-        <w:t xml:space="preserve"> </w:t>
-      </w:r>
-      <w:proofErr w:type="spellStart"/>
-      <w:r>
-        <w:rPr>
-          <w:sz w:val="20"/>
-          <w:szCs w:val="20"/>
-        </w:rPr>
-        <w:t>laan</w:t>
-      </w:r>
-      <w:proofErr w:type="spellEnd"/>
-      <w:r>
-        <w:rPr>
-          <w:sz w:val="20"/>
-          <w:szCs w:val="20"/>
-        </w:rPr>
-        <w:t xml:space="preserve"> </w:t>
-      </w:r>
-      <w:proofErr w:type="spellStart"/>
-      <w:r>
-        <w:rPr>
-          <w:sz w:val="20"/>
-          <w:szCs w:val="20"/>
-        </w:rPr>
-        <w:t>nang</w:t>
-      </w:r>
-      <w:proofErr w:type="spellEnd"/>
-      <w:r>
-        <w:rPr>
-          <w:sz w:val="20"/>
-          <w:szCs w:val="20"/>
-        </w:rPr>
-        <w:t xml:space="preserve"> </w:t>
-      </w:r>
-      <w:proofErr w:type="spellStart"/>
-      <w:r>
-        <w:rPr>
-          <w:sz w:val="20"/>
-          <w:szCs w:val="20"/>
-        </w:rPr>
-        <w:t>lubos</w:t>
-      </w:r>
-      <w:proofErr w:type="spellEnd"/>
-    </w:p>
-    <w:p>
-      <w:pPr>
-        <w:ind w:left="360"/>
-        <w:rPr>
-          <w:sz w:val="20"/>
-          <w:szCs w:val="20"/>
-        </w:rPr>
-      </w:pPr>
-      <w:r>
-        <w:rPr>
-          <w:sz w:val="20"/>
-          <w:szCs w:val="20"/>
-        </w:rPr>
-        <w:t xml:space="preserve">Sa </w:t>
-      </w:r>
-      <w:proofErr w:type="spellStart"/>
-      <w:r>
-        <w:rPr>
-          <w:sz w:val="20"/>
-          <w:szCs w:val="20"/>
-        </w:rPr>
-        <w:t>mundong</w:t>
-      </w:r>
-      <w:proofErr w:type="spellEnd"/>
-      <w:r>
-        <w:rPr>
-          <w:sz w:val="20"/>
-          <w:szCs w:val="20"/>
-        </w:rPr>
-        <w:t xml:space="preserve"> </w:t>
-      </w:r>
-      <w:proofErr w:type="spellStart"/>
-      <w:r>
-        <w:rPr>
-          <w:sz w:val="20"/>
-          <w:szCs w:val="20"/>
-        </w:rPr>
-        <w:t>sa</w:t>
-      </w:r>
-      <w:proofErr w:type="spellEnd"/>
-      <w:r>
-        <w:rPr>
-          <w:sz w:val="20"/>
-          <w:szCs w:val="20"/>
-        </w:rPr>
-        <w:t xml:space="preserve"> </w:t>
-      </w:r>
-      <w:proofErr w:type="spellStart"/>
-      <w:r>
-        <w:rPr>
-          <w:sz w:val="20"/>
-          <w:szCs w:val="20"/>
-        </w:rPr>
-        <w:t>pag-ibig</w:t>
-      </w:r>
-      <w:proofErr w:type="spellEnd"/>
-      <w:r>
-        <w:rPr>
-          <w:sz w:val="20"/>
-          <w:szCs w:val="20"/>
-        </w:rPr>
-        <w:t xml:space="preserve"> ay </w:t>
-      </w:r>
-      <w:proofErr w:type="spellStart"/>
-      <w:r>
-        <w:rPr>
-          <w:sz w:val="20"/>
-          <w:szCs w:val="20"/>
-        </w:rPr>
-        <w:t>kapos</w:t>
-      </w:r>
-      <w:proofErr w:type="spellEnd"/>
-    </w:p>
-    <w:p>
-      <w:pPr>
-        <w:rPr>
-          <w:sz w:val="20"/>
-          <w:szCs w:val="20"/>
-        </w:rPr>
-      </w:pPr>
-    </w:p>
-    <w:p>
-      <w:pPr>
-        <w:ind w:left="360"/>
-        <w:rPr>
-          <w:sz w:val="20"/>
-          <w:szCs w:val="20"/>
-        </w:rPr>
-      </w:pPr>
-      <w:proofErr w:type="spellStart"/>
-      <w:r>
-        <w:rPr>
-          <w:sz w:val="20"/>
-          <w:szCs w:val="20"/>
-        </w:rPr>
-        <w:t>Marapatin</w:t>
-      </w:r>
-      <w:proofErr w:type="spellEnd"/>
-      <w:r>
-        <w:rPr>
-          <w:sz w:val="20"/>
-          <w:szCs w:val="20"/>
-        </w:rPr>
-        <w:t xml:space="preserve"> </w:t>
-      </w:r>
-      <w:proofErr w:type="spellStart"/>
-      <w:r>
-        <w:rPr>
-          <w:sz w:val="20"/>
-          <w:szCs w:val="20"/>
-        </w:rPr>
-        <w:t>sa</w:t>
-      </w:r>
-      <w:proofErr w:type="spellEnd"/>
-      <w:r>
-        <w:rPr>
-          <w:sz w:val="20"/>
-          <w:szCs w:val="20"/>
-        </w:rPr>
-        <w:t xml:space="preserve"> </w:t>
-      </w:r>
-      <w:proofErr w:type="spellStart"/>
-      <w:r>
-        <w:rPr>
-          <w:sz w:val="20"/>
-          <w:szCs w:val="20"/>
-        </w:rPr>
-        <w:t>kapwa</w:t>
-      </w:r>
-      <w:proofErr w:type="spellEnd"/>
-      <w:r>
-        <w:rPr>
-          <w:sz w:val="20"/>
-          <w:szCs w:val="20"/>
-        </w:rPr>
-        <w:t xml:space="preserve"> </w:t>
-      </w:r>
-      <w:proofErr w:type="spellStart"/>
-      <w:r>
-        <w:rPr>
-          <w:sz w:val="20"/>
-          <w:szCs w:val="20"/>
-        </w:rPr>
-        <w:t>maging</w:t>
-      </w:r>
-      <w:proofErr w:type="spellEnd"/>
-      <w:r>
-        <w:rPr>
-          <w:sz w:val="20"/>
-          <w:szCs w:val="20"/>
-        </w:rPr>
-        <w:t xml:space="preserve"> </w:t>
-      </w:r>
-      <w:proofErr w:type="spellStart"/>
-      <w:r>
-        <w:rPr>
-          <w:sz w:val="20"/>
-          <w:szCs w:val="20"/>
-        </w:rPr>
-        <w:t>tinapay</w:t>
-      </w:r>
-      <w:proofErr w:type="spellEnd"/>
-    </w:p>
-    <w:p>
-      <w:pPr>
-        <w:ind w:left="360"/>
-        <w:rPr>
-          <w:sz w:val="20"/>
-          <w:szCs w:val="20"/>
-        </w:rPr>
-      </w:pPr>
-      <w:proofErr w:type="spellStart"/>
-      <w:r>
-        <w:rPr>
-          <w:sz w:val="20"/>
-          <w:szCs w:val="20"/>
-        </w:rPr>
-        <w:t>Kagalakan</w:t>
-      </w:r>
-      <w:proofErr w:type="spellEnd"/>
-      <w:r>
-        <w:rPr>
-          <w:sz w:val="20"/>
-          <w:szCs w:val="20"/>
-        </w:rPr>
-        <w:t xml:space="preserve"> </w:t>
-      </w:r>
-      <w:proofErr w:type="spellStart"/>
-      <w:r>
-        <w:rPr>
-          <w:sz w:val="20"/>
-          <w:szCs w:val="20"/>
-        </w:rPr>
-        <w:t>sa</w:t>
-      </w:r>
-      <w:proofErr w:type="spellEnd"/>
-      <w:r>
-        <w:rPr>
-          <w:sz w:val="20"/>
-          <w:szCs w:val="20"/>
-        </w:rPr>
-        <w:t xml:space="preserve"> </w:t>
-      </w:r>
-      <w:proofErr w:type="spellStart"/>
-      <w:r>
-        <w:rPr>
-          <w:sz w:val="20"/>
-          <w:szCs w:val="20"/>
-        </w:rPr>
-        <w:t>nalulumbay</w:t>
-      </w:r>
-      <w:proofErr w:type="spellEnd"/>
-    </w:p>
-    <w:p>
-      <w:pPr>
-        <w:ind w:left="360"/>
-        <w:rPr>
-          <w:sz w:val="20"/>
-          <w:szCs w:val="20"/>
-        </w:rPr>
-      </w:pPr>
-      <w:proofErr w:type="spellStart"/>
-      <w:r>
-        <w:rPr>
-          <w:sz w:val="20"/>
-          <w:szCs w:val="20"/>
-        </w:rPr>
-        <w:t>Katarungan</w:t>
-      </w:r>
-      <w:proofErr w:type="spellEnd"/>
-      <w:r>
-        <w:rPr>
-          <w:sz w:val="20"/>
-          <w:szCs w:val="20"/>
-        </w:rPr>
-        <w:t xml:space="preserve"> </w:t>
-      </w:r>
-      <w:proofErr w:type="spellStart"/>
-      <w:r>
-        <w:rPr>
-          <w:sz w:val="20"/>
-          <w:szCs w:val="20"/>
-        </w:rPr>
-        <w:t>sa</w:t>
-      </w:r>
-      <w:proofErr w:type="spellEnd"/>
-      <w:r>
-        <w:rPr>
-          <w:sz w:val="20"/>
-          <w:szCs w:val="20"/>
-        </w:rPr>
-        <w:t xml:space="preserve"> </w:t>
-      </w:r>
-      <w:proofErr w:type="spellStart"/>
-      <w:r>
-        <w:rPr>
-          <w:sz w:val="20"/>
-          <w:szCs w:val="20"/>
-        </w:rPr>
-        <w:t>naaapi</w:t>
-      </w:r>
-      <w:proofErr w:type="spellEnd"/>
-    </w:p>
-    <w:p>
-      <w:pPr>
-        <w:ind w:left="360"/>
-        <w:rPr>
-          <w:sz w:val="20"/>
-          <w:szCs w:val="20"/>
-        </w:rPr>
-      </w:pPr>
-      <w:r>
-        <w:rPr>
-          <w:sz w:val="20"/>
-          <w:szCs w:val="20"/>
-        </w:rPr>
-        <w:t xml:space="preserve">At </w:t>
-      </w:r>
-      <w:proofErr w:type="spellStart"/>
-      <w:r>
-        <w:rPr>
-          <w:sz w:val="20"/>
-          <w:szCs w:val="20"/>
-        </w:rPr>
-        <w:t>kanlungan</w:t>
-      </w:r>
-      <w:proofErr w:type="spellEnd"/>
-      <w:r>
-        <w:rPr>
-          <w:sz w:val="20"/>
-          <w:szCs w:val="20"/>
-        </w:rPr>
-        <w:t xml:space="preserve"> ng bayan Mong </w:t>
-      </w:r>
-      <w:proofErr w:type="spellStart"/>
-      <w:r>
-        <w:rPr>
-          <w:sz w:val="20"/>
-          <w:szCs w:val="20"/>
-        </w:rPr>
-        <w:t>sawi</w:t>
-      </w:r>
-      <w:proofErr w:type="spellEnd"/>
-    </w:p>
-    <w:p>
-      <w:pPr>
-        <w:rPr>
-          <w:sz w:val="20"/>
-          <w:szCs w:val="20"/>
-        </w:rPr>
-      </w:pPr>
-    </w:p>
-    <w:p>
-      <w:pPr>
-        <w:ind w:left="360"/>
-        <w:rPr>
-          <w:sz w:val="20"/>
-          <w:szCs w:val="20"/>
-        </w:rPr>
-      </w:pPr>
-      <w:r>
-        <w:rPr>
-          <w:sz w:val="20"/>
-          <w:szCs w:val="20"/>
-        </w:rPr>
-        <w:t xml:space="preserve">At </w:t>
-      </w:r>
-      <w:proofErr w:type="spellStart"/>
-      <w:r>
-        <w:rPr>
-          <w:sz w:val="20"/>
-          <w:szCs w:val="20"/>
-        </w:rPr>
-        <w:t>pagsasalong</w:t>
-      </w:r>
-      <w:proofErr w:type="spellEnd"/>
-      <w:r>
-        <w:rPr>
-          <w:sz w:val="20"/>
-          <w:szCs w:val="20"/>
-        </w:rPr>
-        <w:t xml:space="preserve"> </w:t>
-      </w:r>
-      <w:proofErr w:type="spellStart"/>
-      <w:r>
-        <w:rPr>
-          <w:sz w:val="20"/>
-          <w:szCs w:val="20"/>
-        </w:rPr>
-        <w:t>walang-hanggan</w:t>
+        <w:t>pagsuyo</w:t>
       </w:r>
       <w:proofErr w:type="spellEnd"/>
     </w:p>
@@ -9341,7 +9860,6 @@
   <w:style w:type="character" w:default="1" w:styleId="DefaultParagraphFont">
     <w:name w:val="Default Paragraph Font"/>
     <w:uiPriority w:val="1"/>
-    <w:semiHidden/>
     <w:unhideWhenUsed/>
   </w:style>
   <w:style w:type="table" w:default="1" w:styleId="TableNormal">
